--- a/downloads/workbook/ai-5-week-18.docx
+++ b/downloads/workbook/ai-5-week-18.docx
@@ -956,6 +956,178 @@
         <w:t>Project connection: For your Image-pattern Network Investigation, save the input, procedure, observed result and limitation of this check. Label this worked example as practice; use a different, previously unreviewed case when checking independent understanding.</w:t>
       </w:r>
     </w:p>
+    <w:p>
+      <w:pPr>
+        <w:pStyle w:val="Heading1"/>
+      </w:pPr>
+      <w:r>
+        <w:t>13. Project portfolio milestone</w:t>
+      </w:r>
+    </w:p>
+    <w:p>
+      <w:r>
+        <w:t>Project: Image-pattern Network Investigation</w:t>
+      </w:r>
+    </w:p>
+    <w:p>
+      <w:r>
+        <w:t>Current milestone: Test changed cases. Keep normal, boundary and failure cases; compare expected and observed results.</w:t>
+      </w:r>
+    </w:p>
+    <w:p>
+      <w:r>
+        <w:t>For your Image-pattern Network Investigation, save the input, procedure, observed result and limitation of this check. Label this worked example as practice; use a different, previously unreviewed case when checking independent understanding.</w:t>
+      </w:r>
+    </w:p>
+    <w:tbl>
+      <w:tblPr>
+        <w:tblStyle w:val="LightShading-Accent1"/>
+        <w:tblW w:type="auto" w:w="0"/>
+        <w:tblLook w:firstColumn="1" w:firstRow="1" w:lastColumn="0" w:lastRow="0" w:noHBand="0" w:noVBand="1" w:val="04A0"/>
+      </w:tblPr>
+      <w:tblGrid>
+        <w:gridCol w:w="5112"/>
+        <w:gridCol w:w="5112"/>
+      </w:tblGrid>
+      <w:tr>
+        <w:trPr>
+          <w:tblHeader/>
+        </w:trPr>
+        <w:tc>
+          <w:tcPr>
+            <w:tcW w:type="dxa" w:w="5112"/>
+          </w:tcPr>
+          <w:p>
+            <w:r>
+              <w:t>Evidence to keep</w:t>
+            </w:r>
+          </w:p>
+        </w:tc>
+        <w:tc>
+          <w:tcPr>
+            <w:tcW w:type="dxa" w:w="5112"/>
+          </w:tcPr>
+          <w:p>
+            <w:r>
+              <w:t>My record</w:t>
+            </w:r>
+          </w:p>
+        </w:tc>
+      </w:tr>
+      <w:tr>
+        <w:tc>
+          <w:tcPr>
+            <w:tcW w:type="dxa" w:w="5112"/>
+          </w:tcPr>
+          <w:p>
+            <w:r>
+              <w:t>This week’s input and deciding step</w:t>
+            </w:r>
+          </w:p>
+        </w:tc>
+        <w:tc>
+          <w:tcPr>
+            <w:tcW w:type="dxa" w:w="5112"/>
+          </w:tcPr>
+          <w:p>
+            <w:r/>
+          </w:p>
+        </w:tc>
+      </w:tr>
+      <w:tr>
+        <w:tc>
+          <w:tcPr>
+            <w:tcW w:type="dxa" w:w="5112"/>
+          </w:tcPr>
+          <w:p>
+            <w:r>
+              <w:t>Prediction and actual result (or labelled paper trace)</w:t>
+            </w:r>
+          </w:p>
+        </w:tc>
+        <w:tc>
+          <w:tcPr>
+            <w:tcW w:type="dxa" w:w="5112"/>
+          </w:tcPr>
+          <w:p>
+            <w:r/>
+          </w:p>
+        </w:tc>
+      </w:tr>
+      <w:tr>
+        <w:tc>
+          <w:tcPr>
+            <w:tcW w:type="dxa" w:w="5112"/>
+          </w:tcPr>
+          <w:p>
+            <w:r>
+              <w:t>One change since the previous checkpoint and why</w:t>
+            </w:r>
+          </w:p>
+        </w:tc>
+        <w:tc>
+          <w:tcPr>
+            <w:tcW w:type="dxa" w:w="5112"/>
+          </w:tcPr>
+          <w:p>
+            <w:r/>
+          </w:p>
+        </w:tc>
+      </w:tr>
+      <w:tr>
+        <w:tc>
+          <w:tcPr>
+            <w:tcW w:type="dxa" w:w="5112"/>
+          </w:tcPr>
+          <w:p>
+            <w:r>
+              <w:t>One error or limit and the next test</w:t>
+            </w:r>
+          </w:p>
+        </w:tc>
+        <w:tc>
+          <w:tcPr>
+            <w:tcW w:type="dxa" w:w="5112"/>
+          </w:tcPr>
+          <w:p>
+            <w:r/>
+          </w:p>
+        </w:tc>
+      </w:tr>
+    </w:tbl>
+    <w:p>
+      <w:pPr>
+        <w:pStyle w:val="Heading3"/>
+      </w:pPr>
+      <w:r>
+        <w:t>Explain what this week adds to your project. Reuse last week’s record rather than starting again.</w:t>
+      </w:r>
+    </w:p>
+    <w:p>
+      <w:r>
+        <w:t>________________________________________________________________</w:t>
+      </w:r>
+    </w:p>
+    <w:p>
+      <w:r>
+        <w:t>________________________________________________________________</w:t>
+      </w:r>
+    </w:p>
+    <w:p>
+      <w:r>
+        <w:t>________________________________________________________________</w:t>
+      </w:r>
+    </w:p>
+    <w:p>
+      <w:r>
+        <w:t>________________________________________________________________</w:t>
+      </w:r>
+    </w:p>
+    <w:p>
+      <w:r>
+        <w:t>________________________________________________________________</w:t>
+      </w:r>
+    </w:p>
     <w:sectPr>
       <w:pgSz w:w="12240" w:h="15840"/>
       <w:pgMar w:top="936" w:right="1008" w:bottom="936" w:left="1008" w:header="720" w:footer="720" w:gutter="0"/>

--- a/downloads/workbook/ai-5-week-18.docx
+++ b/downloads/workbook/ai-5-week-18.docx
@@ -1128,6 +1128,248 @@
         <w:t>________________________________________________________________</w:t>
       </w:r>
     </w:p>
+    <w:p>
+      <w:pPr>
+        <w:pStyle w:val="Heading1"/>
+      </w:pPr>
+      <w:r>
+        <w:t>14. Supported practice and learning evidence</w:t>
+      </w:r>
+    </w:p>
+    <w:p>
+      <w:r>
+        <w:t>Use this supported practice once, in the browser or on paper. Keep the reserved independent assessment for a separate first attempt before teacher feedback.</w:t>
+      </w:r>
+    </w:p>
+    <w:p>
+      <w:r>
+        <w:t>Catch a gradient -order bug before the optimiser changes parameters.</w:t>
+      </w:r>
+    </w:p>
+    <w:p>
+      <w:pPr>
+        <w:pStyle w:val="Heading3"/>
+      </w:pPr>
+      <w:r>
+        <w:t>Practice 1: explain the deciding evidence</w:t>
+      </w:r>
+    </w:p>
+    <w:p>
+      <w:r>
+        <w:t>Which labelled step matches this detail? At rate 0.01: new [a, c]=[1.08, 0.12]; y = 2.52, loss 2.1904.</w:t>
+      </w:r>
+    </w:p>
+    <w:p>
+      <w:r>
+        <w:t>1. Compute correct gradient</w:t>
+      </w:r>
+    </w:p>
+    <w:p>
+      <w:r>
+        <w:t>2. Check coordinates</w:t>
+      </w:r>
+    </w:p>
+    <w:p>
+      <w:r>
+        <w:t>3. Apply correct update</w:t>
+      </w:r>
+    </w:p>
+    <w:p>
+      <w:pPr>
+        <w:pStyle w:val="Heading3"/>
+      </w:pPr>
+      <w:r>
+        <w:t>My selected conclusion, deciding fact and explanation</w:t>
+      </w:r>
+    </w:p>
+    <w:p>
+      <w:r>
+        <w:t>________________________________________________________________</w:t>
+      </w:r>
+    </w:p>
+    <w:p>
+      <w:r>
+        <w:t>________________________________________________________________</w:t>
+      </w:r>
+    </w:p>
+    <w:p>
+      <w:r>
+        <w:t>________________________________________________________________</w:t>
+      </w:r>
+    </w:p>
+    <w:p>
+      <w:r>
+        <w:t>________________________________________________________________</w:t>
+      </w:r>
+    </w:p>
+    <w:p>
+      <w:r>
+        <w:t>________________________________________________________________</w:t>
+      </w:r>
+    </w:p>
+    <w:p>
+      <w:r>
+        <w:t>Hint if needed: Read the steps in the pictorial case. Match the supplied detail to the stage that performs or records it.</w:t>
+      </w:r>
+    </w:p>
+    <w:p>
+      <w:r>
+        <w:t>After your attempt, compare with the supported explanation: Apply correct update At rate 0.01: new [a, c]=[1.08, 0.12]; y = 2.52, loss 2.1904. Array shape and coordinate meaning both matter. A vector with two entries can have the right length but assign each derivative to the wrong parameter. Label the entries a and c, then perturb one coordinate at a time to check their slopes. Repairing the coordinate mapping is necessary before using the gradient to update the network.</w:t>
+      </w:r>
+    </w:p>
+    <w:p>
+      <w:pPr>
+        <w:pStyle w:val="Heading3"/>
+      </w:pPr>
+      <w:r>
+        <w:t>Practice 2: explain the deciding evidence</w:t>
+      </w:r>
+    </w:p>
+    <w:p>
+      <w:r>
+        <w:t>Changed-case practice: The program changes its declared order to [c, a] and returns [-12,-8]. Which conclusion is supported by the supplied facts?</w:t>
+      </w:r>
+    </w:p>
+    <w:p>
+      <w:r>
+        <w:t>1. This one example guarantees correct results for every future input.</w:t>
+      </w:r>
+    </w:p>
+    <w:p>
+      <w:r>
+        <w:t>2. That vector now matches the declared coordinate order.</w:t>
+      </w:r>
+    </w:p>
+    <w:p>
+      <w:r>
+        <w:t>3. We can decide the result without examining the changed input or the procedure.</w:t>
+      </w:r>
+    </w:p>
+    <w:p>
+      <w:pPr>
+        <w:pStyle w:val="Heading3"/>
+      </w:pPr>
+      <w:r>
+        <w:t>My selected conclusion, deciding fact and explanation</w:t>
+      </w:r>
+    </w:p>
+    <w:p>
+      <w:r>
+        <w:t>________________________________________________________________</w:t>
+      </w:r>
+    </w:p>
+    <w:p>
+      <w:r>
+        <w:t>________________________________________________________________</w:t>
+      </w:r>
+    </w:p>
+    <w:p>
+      <w:r>
+        <w:t>________________________________________________________________</w:t>
+      </w:r>
+    </w:p>
+    <w:p>
+      <w:r>
+        <w:t>________________________________________________________________</w:t>
+      </w:r>
+    </w:p>
+    <w:p>
+      <w:r>
+        <w:t>________________________________________________________________</w:t>
+      </w:r>
+    </w:p>
+    <w:p>
+      <w:r>
+        <w:t>Hint if needed: Use the changed condition and the deciding step in the pictorial trace. The answer must say what follows from those facts.</w:t>
+      </w:r>
+    </w:p>
+    <w:p>
+      <w:r>
+        <w:t>After your attempt, compare with the supported explanation: That vector now matches the declared coordinate order. Gradient values are meaningful only when their parameter names and array positions agree.</w:t>
+      </w:r>
+    </w:p>
+    <w:p>
+      <w:pPr>
+        <w:pStyle w:val="Heading3"/>
+      </w:pPr>
+      <w:r>
+        <w:t>Repair a missing building block</w:t>
+      </w:r>
+    </w:p>
+    <w:p>
+      <w:r>
+        <w:t>Review Initialisation and reproducibility (ai-5/17). Goal: Trace how starting values affect a fixed training budget. Short practice: Does the matching final loss mean the parameter values are equal? Point to the relevant step in the picture, then write the changed result and the rule or evidence that supports it.. Return to this week and explain what you changed.</w:t>
+      </w:r>
+    </w:p>
+    <w:p>
+      <w:r>
+        <w:t>Review Training and validation curves (ai-5/15). Goal: Compute comparable training and validation losses at saved checkpoints. Short practice: Can the original epoch 3 training loss 1 justify claiming best generalisation? Point to the relevant step in the picture, then write the changed result and the rule or evidence that supports it.. Return to this week and explain what you changed.</w:t>
+      </w:r>
+    </w:p>
+    <w:p>
+      <w:r>
+        <w:t>Review Training a small network (ai-5/12). Goal: Trace repeated forward loss gradient and update steps. Short practice: Which parameter changed, and which part was not trained? Point to the relevant step in the picture, then write the changed result and the rule or evidence that supports it.. Return to this week and explain what you changed.</w:t>
+      </w:r>
+    </w:p>
+    <w:p>
+      <w:pPr>
+        <w:pStyle w:val="Heading3"/>
+      </w:pPr>
+      <w:r>
+        <w:t>Predict, run and debug</w:t>
+      </w:r>
+    </w:p>
+    <w:p>
+      <w:r>
+        <w:t>The browser lab lets you edit the supported Python examples already included in this lesson. Predict first, run, inspect the actual output or error, change one input, then run again. Keep code, predictions, actual results and a reasoned revision together. On paper, label your result as a trace rather than an execution.</w:t>
+      </w:r>
+    </w:p>
+    <w:p>
+      <w:pPr>
+        <w:pStyle w:val="Heading3"/>
+      </w:pPr>
+      <w:r>
+        <w:t>Keep your completed work</w:t>
+      </w:r>
+    </w:p>
+    <w:p>
+      <w:r>
+        <w:t>Use Download completed work in the hosted lesson to export your answers, reflections, practice feedback and code-run evidence. Open the HTML copy to read or print it. Drafts stay in this browser when storage is available; clear drafts on a shared device.</w:t>
+      </w:r>
+    </w:p>
+    <w:p>
+      <w:pPr>
+        <w:pStyle w:val="Heading3"/>
+      </w:pPr>
+      <w:r>
+        <w:t>What I repaired, the evidence I kept and the next test</w:t>
+      </w:r>
+    </w:p>
+    <w:p>
+      <w:r>
+        <w:t>________________________________________________________________</w:t>
+      </w:r>
+    </w:p>
+    <w:p>
+      <w:r>
+        <w:t>________________________________________________________________</w:t>
+      </w:r>
+    </w:p>
+    <w:p>
+      <w:r>
+        <w:t>________________________________________________________________</w:t>
+      </w:r>
+    </w:p>
+    <w:p>
+      <w:r>
+        <w:t>________________________________________________________________</w:t>
+      </w:r>
+    </w:p>
+    <w:p>
+      <w:r>
+        <w:t>________________________________________________________________</w:t>
+      </w:r>
+    </w:p>
     <w:sectPr>
       <w:pgSz w:w="12240" w:h="15840"/>
       <w:pgMar w:top="936" w:right="1008" w:bottom="936" w:left="1008" w:header="720" w:footer="720" w:gutter="0"/>

--- a/downloads/workbook/ai-5-week-18.docx
+++ b/downloads/workbook/ai-5-week-18.docx
@@ -30,33 +30,45 @@
     </w:p>
     <w:p>
       <w:r>
-        <w:t>Try the recall before opening notes. Then use a different colour or a labelled second line to correct your explanation.</w:t>
+        <w:t>Record your starting explanation for Debugging shapes and gradients before opening notes. Show any later correction separately.</w:t>
       </w:r>
     </w:p>
     <w:p>
       <w:pPr>
-        <w:pStyle w:val="Heading3"/>
-      </w:pPr>
-      <w:r>
-        <w:t>Initialisation and reproducibility</w:t>
+        <w:spacing w:line="336" w:lineRule="auto" w:after="180"/>
+      </w:pPr>
+      <w:r>
+        <w:rPr>
+          <w:b w:val="0"/>
+        </w:rPr>
+        <w:t>Try the recall before opening notes. Then use a different colour or a labelled second line to correct your explanation.</w:t>
       </w:r>
     </w:p>
     <w:p>
-      <w:r>
-        <w:t>Without opening the old lesson, explain one key idea from Initialisation and reproducibility. Give an example and a mistake that the idea helps you avoid.</w:t>
+      <w:pPr>
+        <w:pStyle w:val="Heading3"/>
+      </w:pPr>
+      <w:r>
+        <w:t>Initialisation and reproducibility</w:t>
       </w:r>
     </w:p>
     <w:p>
       <w:pPr>
-        <w:pStyle w:val="Heading3"/>
-      </w:pPr>
-      <w:r>
-        <w:t>My remembered idea, example and correction</w:t>
+        <w:spacing w:line="336" w:lineRule="auto" w:after="180"/>
+      </w:pPr>
+      <w:r>
+        <w:rPr>
+          <w:b w:val="0"/>
+        </w:rPr>
+        <w:t>Without opening the old lesson, explain one key idea from Initialisation and reproducibility. Give an example and a mistake that the idea helps you avoid.</w:t>
       </w:r>
     </w:p>
     <w:p>
-      <w:r>
-        <w:t>________________________________________________________________</w:t>
+      <w:pPr>
+        <w:pStyle w:val="Heading3"/>
+      </w:pPr>
+      <w:r>
+        <w:t>My remembered idea, example and correction</w:t>
       </w:r>
     </w:p>
     <w:p>
@@ -70,29 +82,47 @@
       </w:r>
     </w:p>
     <w:p>
-      <w:pPr>
-        <w:pStyle w:val="Heading3"/>
-      </w:pPr>
-      <w:r>
-        <w:t>Training and validation curves</w:t>
+      <w:r>
+        <w:t>________________________________________________________________</w:t>
       </w:r>
     </w:p>
     <w:p>
-      <w:r>
-        <w:t>Without opening the old lesson, explain one key idea from Training and validation curves. Give an example and a mistake that the idea helps you avoid.</w:t>
+      <w:pPr>
+        <w:pStyle w:val="Heading3"/>
+      </w:pPr>
+      <w:r>
+        <w:t>Training and validation curves</w:t>
       </w:r>
     </w:p>
     <w:p>
       <w:pPr>
-        <w:pStyle w:val="Heading3"/>
-      </w:pPr>
-      <w:r>
-        <w:t>My remembered idea, example and correction</w:t>
+        <w:spacing w:line="336" w:lineRule="auto" w:after="180"/>
+      </w:pPr>
+      <w:r>
+        <w:rPr>
+          <w:b w:val="0"/>
+        </w:rPr>
+        <w:t xml:space="preserve">Without opening the old lesson, explain one key idea from </w:t>
+      </w:r>
+      <w:r>
+        <w:rPr>
+          <w:b/>
+        </w:rPr>
+        <w:t>Training</w:t>
+      </w:r>
+      <w:r>
+        <w:rPr>
+          <w:b w:val="0"/>
+        </w:rPr>
+        <w:t xml:space="preserve"> and validation curves. Give an example and a mistake that the idea helps you avoid.</w:t>
       </w:r>
     </w:p>
     <w:p>
-      <w:r>
-        <w:t>________________________________________________________________</w:t>
+      <w:pPr>
+        <w:pStyle w:val="Heading3"/>
+      </w:pPr>
+      <w:r>
+        <w:t>My remembered idea, example and correction</w:t>
       </w:r>
     </w:p>
     <w:p>
@@ -106,29 +136,47 @@
       </w:r>
     </w:p>
     <w:p>
-      <w:pPr>
-        <w:pStyle w:val="Heading3"/>
-      </w:pPr>
-      <w:r>
-        <w:t>Training a small network</w:t>
+      <w:r>
+        <w:t>________________________________________________________________</w:t>
       </w:r>
     </w:p>
     <w:p>
-      <w:r>
-        <w:t>Without opening the old lesson, explain one key idea from Training a small network. Give an example and a mistake that the idea helps you avoid.</w:t>
+      <w:pPr>
+        <w:pStyle w:val="Heading3"/>
+      </w:pPr>
+      <w:r>
+        <w:t>Training a small network</w:t>
       </w:r>
     </w:p>
     <w:p>
       <w:pPr>
-        <w:pStyle w:val="Heading3"/>
-      </w:pPr>
-      <w:r>
-        <w:t>My remembered idea, example and correction</w:t>
+        <w:spacing w:line="336" w:lineRule="auto" w:after="180"/>
+      </w:pPr>
+      <w:r>
+        <w:rPr>
+          <w:b w:val="0"/>
+        </w:rPr>
+        <w:t xml:space="preserve">Without opening the old lesson, explain one key idea from </w:t>
+      </w:r>
+      <w:r>
+        <w:rPr>
+          <w:b/>
+        </w:rPr>
+        <w:t>Training</w:t>
+      </w:r>
+      <w:r>
+        <w:rPr>
+          <w:b w:val="0"/>
+        </w:rPr>
+        <w:t xml:space="preserve"> a small network. Give an example and a mistake that the idea helps you avoid.</w:t>
       </w:r>
     </w:p>
     <w:p>
-      <w:r>
-        <w:t>________________________________________________________________</w:t>
+      <w:pPr>
+        <w:pStyle w:val="Heading3"/>
+      </w:pPr>
+      <w:r>
+        <w:t>My remembered idea, example and correction</w:t>
       </w:r>
     </w:p>
     <w:p>
@@ -142,16 +190,44 @@
       </w:r>
     </w:p>
     <w:p>
-      <w:pPr>
-        <w:pStyle w:val="Heading1"/>
-      </w:pPr>
-      <w:r>
-        <w:t>02. Practise with fading help</w:t>
+      <w:r>
+        <w:t>________________________________________________________________</w:t>
       </w:r>
     </w:p>
     <w:p>
-      <w:r>
-        <w:t>Use W2: Expose a hidden bias error for Debugging shapes and gradients. Record the answer once; the lesson and workbook refer to the same attempt.</w:t>
+      <w:pPr>
+        <w:pStyle w:val="Heading1"/>
+      </w:pPr>
+      <w:r>
+        <w:t>02. Practise with fading help</w:t>
+      </w:r>
+    </w:p>
+    <w:p>
+      <w:r>
+        <w:t>Complete the supported Debugging shapes and gradients trace and record the first step you can explain without help.</w:t>
+      </w:r>
+    </w:p>
+    <w:p>
+      <w:pPr>
+        <w:spacing w:line="336" w:lineRule="auto" w:after="180"/>
+      </w:pPr>
+      <w:r>
+        <w:rPr>
+          <w:b w:val="0"/>
+        </w:rPr>
+        <w:t xml:space="preserve">Use W2: Expose a hidden bias error for Debugging </w:t>
+      </w:r>
+      <w:r>
+        <w:rPr>
+          <w:b/>
+        </w:rPr>
+        <w:t>shape</w:t>
+      </w:r>
+      <w:r>
+        <w:rPr>
+          <w:b w:val="0"/>
+        </w:rPr>
+        <w:t>s and gradients. Record the answer once; the lesson and workbook refer to the same attempt.</w:t>
       </w:r>
     </w:p>
     <w:tbl>
@@ -279,25 +355,73 @@
     </w:p>
     <w:p>
       <w:r>
-        <w:t>Use the worked case for Debugging shapes and gradients. Proposed explanation: “Matching output shape guarantees the computation”. Decide whether this explanation is supported. Point to the step or supplied fact that decides; explain your repair if needed.</w:t>
+        <w:t>Check the proposed Debugging shapes and gradients explanation against the supplied facts before discussing it.</w:t>
       </w:r>
     </w:p>
     <w:p>
       <w:pPr>
-        <w:pStyle w:val="Heading3"/>
-      </w:pPr>
-      <w:r>
-        <w:t>My explanation before partner discussion</w:t>
+        <w:spacing w:line="336" w:lineRule="auto" w:after="180"/>
+      </w:pPr>
+      <w:r>
+        <w:rPr>
+          <w:b w:val="0"/>
+        </w:rPr>
+        <w:t xml:space="preserve">Use the worked case for Debugging </w:t>
+      </w:r>
+      <w:r>
+        <w:rPr>
+          <w:b/>
+        </w:rPr>
+        <w:t>shape</w:t>
+      </w:r>
+      <w:r>
+        <w:rPr>
+          <w:b w:val="0"/>
+        </w:rPr>
+        <w:t xml:space="preserve">s and gradients. Proposed explanation: “Matching </w:t>
+      </w:r>
+      <w:r>
+        <w:rPr>
+          <w:b/>
+        </w:rPr>
+        <w:t>output</w:t>
+      </w:r>
+      <w:r>
+        <w:rPr>
+          <w:b w:val="0"/>
+        </w:rPr>
+        <w:t xml:space="preserve"> </w:t>
+      </w:r>
+      <w:r>
+        <w:rPr>
+          <w:b/>
+        </w:rPr>
+        <w:t>shape</w:t>
+      </w:r>
+      <w:r>
+        <w:rPr>
+          <w:b w:val="0"/>
+        </w:rPr>
+        <w:t xml:space="preserve"> guarantees the computation”. Decide whether this explanation is supported.</w:t>
       </w:r>
     </w:p>
     <w:p>
-      <w:r>
-        <w:t>________________________________________________________________</w:t>
+      <w:pPr>
+        <w:spacing w:line="336" w:lineRule="auto" w:after="180"/>
+      </w:pPr>
+      <w:r>
+        <w:rPr>
+          <w:b w:val="0"/>
+        </w:rPr>
+        <w:t>Point to the step or supplied fact that decides; explain your repair if needed.</w:t>
       </w:r>
     </w:p>
     <w:p>
-      <w:r>
-        <w:t>________________________________________________________________</w:t>
+      <w:pPr>
+        <w:pStyle w:val="Heading3"/>
+      </w:pPr>
+      <w:r>
+        <w:t>My explanation before partner discussion</w:t>
       </w:r>
     </w:p>
     <w:p>
@@ -311,52 +435,64 @@
       </w:r>
     </w:p>
     <w:p>
-      <w:pPr>
-        <w:pStyle w:val="Heading1"/>
-      </w:pPr>
-      <w:r>
-        <w:t>04. Independent transfer case</w:t>
+      <w:r>
+        <w:t>________________________________________________________________</w:t>
       </w:r>
     </w:p>
     <w:p>
-      <w:pPr>
-        <w:pStyle w:val="Heading3"/>
-      </w:pPr>
-      <w:r>
-        <w:t>Independent case: Debug a new gradient independently</w:t>
+      <w:r>
+        <w:t>________________________________________________________________</w:t>
       </w:r>
     </w:p>
     <w:p>
-      <w:r>
-        <w:t>Use y = 3a + c, target 2, loss (y - 2) squared, at [a, c] = [0, 1]. A program returns gradient [-2, -6] in order [a, c]. Use symmetric step 0.1 to check each coordinate, then update both with the corrected gradient and rate 0.05. Report new parameters and loss.</w:t>
+      <w:pPr>
+        <w:pStyle w:val="Heading1"/>
+      </w:pPr>
+      <w:r>
+        <w:t>04. Independent transfer case</w:t>
       </w:r>
     </w:p>
     <w:p>
-      <w:pPr>
-        <w:pStyle w:val="Heading3"/>
-      </w:pPr>
-      <w:r>
-        <w:t>My independent explanation, trace and limits</w:t>
+      <w:r>
+        <w:t>Write one first attempt at the reserved independent case before feedback. Repeated copies of that case refer to the same recorded attempt.</w:t>
       </w:r>
     </w:p>
     <w:p>
-      <w:r>
-        <w:t>________________________________________________________________</w:t>
+      <w:pPr>
+        <w:pStyle w:val="Heading3"/>
+      </w:pPr>
+      <w:r>
+        <w:t>Independent case: Debug a new gradient independently</w:t>
       </w:r>
     </w:p>
     <w:p>
-      <w:r>
-        <w:t>________________________________________________________________</w:t>
+      <w:pPr>
+        <w:spacing w:line="336" w:lineRule="auto" w:after="180"/>
+      </w:pPr>
+      <w:r>
+        <w:rPr>
+          <w:b w:val="0"/>
+        </w:rPr>
+        <w:t>Use y = 3a + c, target 2, loss (y - 2) squared, at [a, c] = [0, 1]. A program returns gradient [-2, -6] in order [a, c].</w:t>
       </w:r>
     </w:p>
     <w:p>
-      <w:r>
-        <w:t>________________________________________________________________</w:t>
+      <w:pPr>
+        <w:spacing w:line="336" w:lineRule="auto" w:after="180"/>
+      </w:pPr>
+      <w:r>
+        <w:rPr>
+          <w:b w:val="0"/>
+        </w:rPr>
+        <w:t>Use symmetric step 0.1 to check each coordinate, then update both with the corrected gradient and rate 0.05. Report new parameters and loss.</w:t>
       </w:r>
     </w:p>
     <w:p>
-      <w:r>
-        <w:t>________________________________________________________________</w:t>
+      <w:pPr>
+        <w:pStyle w:val="Heading3"/>
+      </w:pPr>
+      <w:r>
+        <w:t>My independent explanation, trace and limits</w:t>
       </w:r>
     </w:p>
     <w:p>
@@ -376,53 +512,101 @@
     </w:p>
     <w:p>
       <w:r>
-        <w:t>Attempt this case before feedback. Record any help. Earlier examples below are further practice; a case already practised with feedback cannot establish fresh transfer.</w:t>
+        <w:t>________________________________________________________________</w:t>
       </w:r>
     </w:p>
     <w:p>
-      <w:pPr>
-        <w:pStyle w:val="Heading1"/>
-      </w:pPr>
-      <w:r>
-        <w:t>05. W1 Reject a shape mismatch</w:t>
+      <w:r>
+        <w:t>________________________________________________________________</w:t>
       </w:r>
     </w:p>
     <w:p>
       <w:r>
-        <w:t>The layer expects W shape 3 by 2, b length 3 and x length 2. A submitted x has length 3. Should the last feature be silently ignored? State the failed contract and repair process.</w:t>
+        <w:t>________________________________________________________________</w:t>
       </w:r>
     </w:p>
     <w:p>
-      <w:pPr>
-        <w:pStyle w:val="Heading3"/>
-      </w:pPr>
-      <w:r>
-        <w:t>My reasoning and evidence</w:t>
+      <w:r>
+        <w:t>________________________________________________________________</w:t>
       </w:r>
     </w:p>
     <w:p>
-      <w:r>
-        <w:t>________________________________________________________________</w:t>
+      <w:pPr>
+        <w:spacing w:line="336" w:lineRule="auto" w:after="180"/>
+      </w:pPr>
+      <w:r>
+        <w:rPr>
+          <w:b w:val="0"/>
+        </w:rPr>
+        <w:t>Attempt this case before feedback. Record any help. Earlier examples below are further practice; a case already practised with feedback cannot establish fresh transfer.</w:t>
       </w:r>
     </w:p>
     <w:p>
-      <w:r>
-        <w:t>________________________________________________________________</w:t>
+      <w:pPr>
+        <w:pStyle w:val="Heading1"/>
+      </w:pPr>
+      <w:r>
+        <w:t>05. W1 Reject a shape mismatch</w:t>
       </w:r>
     </w:p>
     <w:p>
       <w:r>
-        <w:t>________________________________________________________________</w:t>
+        <w:t>Reject a shape mismatch. Apply the supplied Debugging shapes and gradients facts and keep your reasoning.</w:t>
       </w:r>
     </w:p>
     <w:p>
-      <w:r>
-        <w:t>________________________________________________________________</w:t>
+      <w:pPr>
+        <w:spacing w:line="336" w:lineRule="auto" w:after="180"/>
+      </w:pPr>
+      <w:r>
+        <w:rPr>
+          <w:b w:val="0"/>
+        </w:rPr>
+        <w:t xml:space="preserve">The layer expects W </w:t>
+      </w:r>
+      <w:r>
+        <w:rPr>
+          <w:b/>
+        </w:rPr>
+        <w:t>shape</w:t>
+      </w:r>
+      <w:r>
+        <w:rPr>
+          <w:b w:val="0"/>
+        </w:rPr>
+        <w:t xml:space="preserve"> 3 by 2, b length 3 and x length 2. A submitted x has length 3. Should the last feature be silently ignored? State the failed </w:t>
+      </w:r>
+      <w:r>
+        <w:rPr>
+          <w:b/>
+        </w:rPr>
+        <w:t>contract</w:t>
+      </w:r>
+      <w:r>
+        <w:rPr>
+          <w:b w:val="0"/>
+        </w:rPr>
+        <w:t xml:space="preserve"> and repair </w:t>
+      </w:r>
+      <w:r>
+        <w:rPr>
+          <w:b/>
+        </w:rPr>
+        <w:t>process</w:t>
+      </w:r>
+      <w:r>
+        <w:rPr>
+          <w:b w:val="0"/>
+        </w:rPr>
+        <w:t>.</w:t>
       </w:r>
     </w:p>
     <w:p>
-      <w:r>
-        <w:t>________________________________________________________________</w:t>
+      <w:pPr>
+        <w:pStyle w:val="Heading3"/>
+      </w:pPr>
+      <w:r>
+        <w:t>My reasoning and evidence</w:t>
       </w:r>
     </w:p>
     <w:p>
@@ -431,24 +615,18 @@
       </w:r>
     </w:p>
     <w:p>
-      <w:pPr>
-        <w:pStyle w:val="Heading1"/>
-      </w:pPr>
-      <w:r>
-        <w:t>06. W2 Expose a hidden bias error</w:t>
+      <w:r>
+        <w:t>________________________________________________________________</w:t>
       </w:r>
     </w:p>
     <w:p>
       <w:r>
-        <w:t>Compute scores and activations for x = [3, 1] with the lesson layer, then omit the third bias. Identify the first discrepancy and the resulting activation error.</w:t>
+        <w:t>________________________________________________________________</w:t>
       </w:r>
     </w:p>
     <w:p>
-      <w:pPr>
-        <w:pStyle w:val="Heading3"/>
-      </w:pPr>
-      <w:r>
-        <w:t>My reasoning and evidence</w:t>
+      <w:r>
+        <w:t>________________________________________________________________</w:t>
       </w:r>
     </w:p>
     <w:p>
@@ -462,44 +640,50 @@
       </w:r>
     </w:p>
     <w:p>
-      <w:r>
-        <w:t>________________________________________________________________</w:t>
+      <w:pPr>
+        <w:pStyle w:val="Heading1"/>
+      </w:pPr>
+      <w:r>
+        <w:t>06. W2 Expose a hidden bias error</w:t>
       </w:r>
     </w:p>
     <w:p>
       <w:r>
-        <w:t>________________________________________________________________</w:t>
+        <w:t>Expose a hidden bias error. Apply the supplied Debugging shapes and gradients facts and keep your reasoning.</w:t>
       </w:r>
     </w:p>
     <w:p>
-      <w:r>
-        <w:t>________________________________________________________________</w:t>
+      <w:pPr>
+        <w:spacing w:line="336" w:lineRule="auto" w:after="180"/>
+      </w:pPr>
+      <w:r>
+        <w:rPr>
+          <w:b w:val="0"/>
+        </w:rPr>
+        <w:t>Compute scores and activations for x = [3, 1] with the lesson layer, then omit the third bias. Identify the first discrepancy and the resulting activation error.</w:t>
       </w:r>
     </w:p>
     <w:p>
-      <w:r>
-        <w:t>________________________________________________________________</w:t>
+      <w:pPr>
+        <w:pStyle w:val="Heading3"/>
+      </w:pPr>
+      <w:r>
+        <w:t>My reasoning and evidence</w:t>
       </w:r>
     </w:p>
     <w:p>
-      <w:pPr>
-        <w:pStyle w:val="Heading1"/>
-      </w:pPr>
-      <w:r>
-        <w:t>07. W3 Check an update sign</w:t>
+      <w:r>
+        <w:t>________________________________________________________________</w:t>
       </w:r>
     </w:p>
     <w:p>
       <w:r>
-        <w:t>For the diagnostic model at [1, 0], gradient [-4, -2] and rate 0.05, calculate the correct new parameters and loss. Compare with adding the gradient step.</w:t>
+        <w:t>________________________________________________________________</w:t>
       </w:r>
     </w:p>
     <w:p>
-      <w:pPr>
-        <w:pStyle w:val="Heading3"/>
-      </w:pPr>
-      <w:r>
-        <w:t>My reasoning and evidence</w:t>
+      <w:r>
+        <w:t>________________________________________________________________</w:t>
       </w:r>
     </w:p>
     <w:p>
@@ -518,39 +702,45 @@
       </w:r>
     </w:p>
     <w:p>
-      <w:r>
-        <w:t>________________________________________________________________</w:t>
+      <w:pPr>
+        <w:pStyle w:val="Heading1"/>
+      </w:pPr>
+      <w:r>
+        <w:t>07. W3 Check an update sign</w:t>
       </w:r>
     </w:p>
     <w:p>
       <w:r>
-        <w:t>________________________________________________________________</w:t>
+        <w:t>Check an update sign. Apply the supplied Debugging shapes and gradients facts and keep your reasoning.</w:t>
       </w:r>
     </w:p>
     <w:p>
-      <w:r>
-        <w:t>________________________________________________________________</w:t>
+      <w:pPr>
+        <w:spacing w:line="336" w:lineRule="auto" w:after="180"/>
+      </w:pPr>
+      <w:r>
+        <w:rPr>
+          <w:b w:val="0"/>
+        </w:rPr>
+        <w:t>For the diagnostic model at [1, 0], gradient [-4, -2] and rate 0.05, calculate the correct new parameters and loss. Compare with adding the gradient step.</w:t>
       </w:r>
     </w:p>
     <w:p>
       <w:pPr>
-        <w:pStyle w:val="Heading1"/>
-      </w:pPr>
-      <w:r>
-        <w:t>08. W4 Debug a new gradient independently</w:t>
+        <w:pStyle w:val="Heading3"/>
+      </w:pPr>
+      <w:r>
+        <w:t>My reasoning and evidence</w:t>
       </w:r>
     </w:p>
     <w:p>
       <w:r>
-        <w:t>Use y = 3a + c, target 2, loss (y - 2) squared, at [a, c] = [0, 1]. A program returns gradient [-2, -6] in order [a, c]. Use symmetric step 0.1 to check each coordinate, then update both with the corrected gradient and rate 0.05. Report new parameters and loss.</w:t>
+        <w:t>________________________________________________________________</w:t>
       </w:r>
     </w:p>
     <w:p>
-      <w:pPr>
-        <w:pStyle w:val="Heading3"/>
-      </w:pPr>
-      <w:r>
-        <w:t>My reasoning and evidence</w:t>
+      <w:r>
+        <w:t>________________________________________________________________</w:t>
       </w:r>
     </w:p>
     <w:p>
@@ -574,44 +764,56 @@
       </w:r>
     </w:p>
     <w:p>
-      <w:r>
-        <w:t>________________________________________________________________</w:t>
+      <w:pPr>
+        <w:pStyle w:val="Heading1"/>
+      </w:pPr>
+      <w:r>
+        <w:t>08. W4 Debug a new gradient independently</w:t>
       </w:r>
     </w:p>
     <w:p>
       <w:r>
-        <w:t>________________________________________________________________</w:t>
+        <w:t>Attempt before feedback. If this repeats the selected independent case, reuse that first attempt; otherwise keep a separate record. Debug a new gradient independently. Apply the supplied Debugging shapes and gradients facts and keep your reasoning.</w:t>
       </w:r>
     </w:p>
     <w:p>
-      <w:r>
-        <w:t>________________________________________________________________</w:t>
+      <w:pPr>
+        <w:spacing w:line="336" w:lineRule="auto" w:after="180"/>
+      </w:pPr>
+      <w:r>
+        <w:rPr>
+          <w:b w:val="0"/>
+        </w:rPr>
+        <w:t>Use y = 3a + c, target 2, loss (y - 2) squared, at [a, c] = [0, 1]. A program returns gradient [-2, -6] in order [a, c].</w:t>
       </w:r>
     </w:p>
     <w:p>
-      <w:r>
-        <w:t>________________________________________________________________</w:t>
+      <w:pPr>
+        <w:spacing w:line="336" w:lineRule="auto" w:after="180"/>
+      </w:pPr>
+      <w:r>
+        <w:rPr>
+          <w:b w:val="0"/>
+        </w:rPr>
+        <w:t>Use symmetric step 0.1 to check each coordinate, then update both with the corrected gradient and rate 0.05. Report new parameters and loss.</w:t>
       </w:r>
     </w:p>
     <w:p>
       <w:pPr>
-        <w:pStyle w:val="Heading1"/>
-      </w:pPr>
-      <w:r>
-        <w:t>09. W5 Keep independent regression checks</w:t>
+        <w:pStyle w:val="Heading3"/>
+      </w:pPr>
+      <w:r>
+        <w:t>My reasoning and evidence</w:t>
       </w:r>
     </w:p>
     <w:p>
       <w:r>
-        <w:t>A program passes only the x = [1, 2] final-activation test. Propose one intermediate-value check, one malformed-input check and one additional input that exposes the bias omission.</w:t>
+        <w:t>________________________________________________________________</w:t>
       </w:r>
     </w:p>
     <w:p>
-      <w:pPr>
-        <w:pStyle w:val="Heading3"/>
-      </w:pPr>
-      <w:r>
-        <w:t>My reasoning and evidence</w:t>
+      <w:r>
+        <w:t>________________________________________________________________</w:t>
       </w:r>
     </w:p>
     <w:p>
@@ -649,25 +851,55 @@
         <w:pStyle w:val="Heading1"/>
       </w:pPr>
       <w:r>
-        <w:t>10. Project checkpoint and reflection</w:t>
+        <w:t>09. W5 Keep independent regression checks</w:t>
       </w:r>
     </w:p>
     <w:p>
       <w:r>
-        <w:t>Add a labelled debugging shapes and gradients evidence sheet to Image-pattern Network Investigation. Show how you can check dimension contracts before computing a layer. Use the supplied fictional case and keep its inputs, intermediate steps, calculation or prediction, and limitation. Connect this record to last week’s record; a matching answer without a trace is insufficient.</w:t>
+        <w:t>Keep independent regression checks. Apply the supplied Debugging shapes and gradients facts and keep your reasoning.</w:t>
       </w:r>
     </w:p>
     <w:p>
       <w:pPr>
-        <w:pStyle w:val="Heading3"/>
-      </w:pPr>
-      <w:r>
-        <w:t>My project change, supporting evidence and remaining limit</w:t>
+        <w:spacing w:line="336" w:lineRule="auto" w:after="180"/>
+      </w:pPr>
+      <w:r>
+        <w:rPr>
+          <w:b w:val="0"/>
+        </w:rPr>
+        <w:t>A program passes only the x = [1, 2] final-activation test. Propose one intermediate-value check, one malformed-</w:t>
+      </w:r>
+      <w:r>
+        <w:rPr>
+          <w:b/>
+        </w:rPr>
+        <w:t>input</w:t>
+      </w:r>
+      <w:r>
+        <w:rPr>
+          <w:b w:val="0"/>
+        </w:rPr>
+        <w:t xml:space="preserve"> check and one additional </w:t>
+      </w:r>
+      <w:r>
+        <w:rPr>
+          <w:b/>
+        </w:rPr>
+        <w:t>input</w:t>
+      </w:r>
+      <w:r>
+        <w:rPr>
+          <w:b w:val="0"/>
+        </w:rPr>
+        <w:t xml:space="preserve"> that exposes the bias omission.</w:t>
       </w:r>
     </w:p>
     <w:p>
-      <w:r>
-        <w:t>________________________________________________________________</w:t>
+      <w:pPr>
+        <w:pStyle w:val="Heading3"/>
+      </w:pPr>
+      <w:r>
+        <w:t>My reasoning and evidence</w:t>
       </w:r>
     </w:p>
     <w:p>
@@ -696,11 +928,154 @@
       </w:r>
     </w:p>
     <w:p>
+      <w:r>
+        <w:t>________________________________________________________________</w:t>
+      </w:r>
+    </w:p>
+    <w:p>
       <w:pPr>
         <w:pStyle w:val="Heading1"/>
       </w:pPr>
       <w:r>
+        <w:t>10. Project checkpoint and reflection</w:t>
+      </w:r>
+    </w:p>
+    <w:p>
+      <w:r>
+        <w:t>Connect Debugging shapes and gradients to Image-pattern Network Investigation, identify a limit and choose the next useful test.</w:t>
+      </w:r>
+    </w:p>
+    <w:p>
+      <w:pPr>
+        <w:spacing w:line="336" w:lineRule="auto" w:after="180"/>
+      </w:pPr>
+      <w:r>
+        <w:rPr>
+          <w:b w:val="0"/>
+        </w:rPr>
+        <w:t xml:space="preserve">Add a labelled debugging </w:t>
+      </w:r>
+      <w:r>
+        <w:rPr>
+          <w:b/>
+        </w:rPr>
+        <w:t>shape</w:t>
+      </w:r>
+      <w:r>
+        <w:rPr>
+          <w:b w:val="0"/>
+        </w:rPr>
+        <w:t xml:space="preserve">s and gradients </w:t>
+      </w:r>
+      <w:r>
+        <w:rPr>
+          <w:b/>
+        </w:rPr>
+        <w:t>evidence</w:t>
+      </w:r>
+      <w:r>
+        <w:rPr>
+          <w:b w:val="0"/>
+        </w:rPr>
+        <w:t xml:space="preserve"> sheet to Image-pattern Network Investigation. Show how you can check dimension </w:t>
+      </w:r>
+      <w:r>
+        <w:rPr>
+          <w:b/>
+        </w:rPr>
+        <w:t>contract</w:t>
+      </w:r>
+      <w:r>
+        <w:rPr>
+          <w:b w:val="0"/>
+        </w:rPr>
+        <w:t>s before computing a layer.</w:t>
+      </w:r>
+    </w:p>
+    <w:p>
+      <w:pPr>
+        <w:spacing w:line="336" w:lineRule="auto" w:after="180"/>
+      </w:pPr>
+      <w:r>
+        <w:rPr>
+          <w:b w:val="0"/>
+        </w:rPr>
+        <w:t xml:space="preserve">Use the supplied fictional case and keep its </w:t>
+      </w:r>
+      <w:r>
+        <w:rPr>
+          <w:b/>
+        </w:rPr>
+        <w:t>input</w:t>
+      </w:r>
+      <w:r>
+        <w:rPr>
+          <w:b w:val="0"/>
+        </w:rPr>
+        <w:t xml:space="preserve">s, intermediate steps, calculation or </w:t>
+      </w:r>
+      <w:r>
+        <w:rPr>
+          <w:b/>
+        </w:rPr>
+        <w:t>prediction</w:t>
+      </w:r>
+      <w:r>
+        <w:rPr>
+          <w:b w:val="0"/>
+        </w:rPr>
+        <w:t>, and limitation. Connect this record to last week’s record; a matching answer without a trace is insufficient.</w:t>
+      </w:r>
+    </w:p>
+    <w:p>
+      <w:pPr>
+        <w:pStyle w:val="Heading3"/>
+      </w:pPr>
+      <w:r>
+        <w:t>My project change, supporting evidence and remaining limit</w:t>
+      </w:r>
+    </w:p>
+    <w:p>
+      <w:r>
+        <w:t>________________________________________________________________</w:t>
+      </w:r>
+    </w:p>
+    <w:p>
+      <w:r>
+        <w:t>________________________________________________________________</w:t>
+      </w:r>
+    </w:p>
+    <w:p>
+      <w:r>
+        <w:t>________________________________________________________________</w:t>
+      </w:r>
+    </w:p>
+    <w:p>
+      <w:r>
+        <w:t>________________________________________________________________</w:t>
+      </w:r>
+    </w:p>
+    <w:p>
+      <w:r>
+        <w:t>________________________________________________________________</w:t>
+      </w:r>
+    </w:p>
+    <w:p>
+      <w:r>
+        <w:t>________________________________________________________________</w:t>
+      </w:r>
+    </w:p>
+    <w:p>
+      <w:pPr>
+        <w:pStyle w:val="Heading1"/>
+      </w:pPr>
+      <w:r>
         <w:t>11. Feedback, return check and learning record</w:t>
+      </w:r>
+    </w:p>
+    <w:p>
+      <w:r>
+        <w:t>Record the first repaired step and a different case to revisit after a delay.</w:t>
       </w:r>
     </w:p>
     <w:tbl>
@@ -840,7 +1215,13 @@
       </w:tr>
     </w:tbl>
     <w:p>
-      <w:r>
+      <w:pPr>
+        <w:spacing w:line="336" w:lineRule="auto" w:after="180"/>
+      </w:pPr>
+      <w:r>
+        <w:rPr>
+          <w:b w:val="0"/>
+        </w:rPr>
         <w:t>Revisit this idea with your teacher after a delay. Familiarity is different from explaining and using it on a changed case.</w:t>
       </w:r>
     </w:p>
@@ -854,17 +1235,52 @@
     </w:p>
     <w:p>
       <w:r>
-        <w:t>Catch a gradient -order bug before the optimiser changes parameters.</w:t>
+        <w:t>Catch a gradient -order bug before the optimiser changes parameters. Explain the labelled step before checking the changed condition.</w:t>
       </w:r>
     </w:p>
     <w:p>
-      <w:r>
-        <w:t>Toy y=2a+3c, target 4, start [a, c]=[1, 0]. Loss (y-4)². Program claims gradient [-12,-8] in order [a, c].</w:t>
+      <w:pPr>
+        <w:spacing w:line="336" w:lineRule="auto" w:after="180"/>
+      </w:pPr>
+      <w:r>
+        <w:rPr>
+          <w:b w:val="0"/>
+        </w:rPr>
+        <w:t>Catch a gradient -order bug before the optimiser changes parameters.</w:t>
       </w:r>
     </w:p>
     <w:p>
-      <w:r>
-        <w:t>All inputs and outcomes in this worked example are invented classroom data; no real model run is claimed.</w:t>
+      <w:pPr>
+        <w:spacing w:line="336" w:lineRule="auto" w:after="180"/>
+      </w:pPr>
+      <w:r>
+        <w:rPr>
+          <w:b w:val="0"/>
+        </w:rPr>
+        <w:t>Toy y=2a+3c, target 4, start [a, c]=[1, 0]. Loss (y-4)². Program claims gradient [-12,-8] in order [a, c].</w:t>
+      </w:r>
+    </w:p>
+    <w:p>
+      <w:pPr>
+        <w:spacing w:line="336" w:lineRule="auto" w:after="180"/>
+      </w:pPr>
+      <w:r>
+        <w:rPr>
+          <w:b w:val="0"/>
+        </w:rPr>
+        <w:t xml:space="preserve">All </w:t>
+      </w:r>
+      <w:r>
+        <w:rPr>
+          <w:b/>
+        </w:rPr>
+        <w:t>input</w:t>
+      </w:r>
+      <w:r>
+        <w:rPr>
+          <w:b w:val="0"/>
+        </w:rPr>
+        <w:t>s and outcomes in this worked example are invented classroom data; no real model run is claimed.</w:t>
       </w:r>
     </w:p>
     <w:p>
@@ -904,8 +1320,26 @@
       </w:r>
     </w:p>
     <w:p>
-      <w:r>
-        <w:t>What should a debugging record pair with every gradient value? Point to the relevant step in the picture, then write the changed result and the rule or evidence that supports it.</w:t>
+      <w:pPr>
+        <w:spacing w:line="336" w:lineRule="auto" w:after="180"/>
+      </w:pPr>
+      <w:r>
+        <w:rPr>
+          <w:b w:val="0"/>
+        </w:rPr>
+        <w:t xml:space="preserve">What should a debugging record pair with every gradient value? Point to the relevant step in the picture, then write the changed result and the rule or </w:t>
+      </w:r>
+      <w:r>
+        <w:rPr>
+          <w:b/>
+        </w:rPr>
+        <w:t>evidence</w:t>
+      </w:r>
+      <w:r>
+        <w:rPr>
+          <w:b w:val="0"/>
+        </w:rPr>
+        <w:t xml:space="preserve"> that supports it.</w:t>
       </w:r>
     </w:p>
     <w:p>
@@ -947,36 +1381,138 @@
       </w:r>
     </w:p>
     <w:p>
-      <w:r>
-        <w:t>Support used: alone / hint / worked example. This record is practice evidence.</w:t>
+      <w:pPr>
+        <w:pStyle w:val="Heading3"/>
+      </w:pPr>
+      <w:r>
+        <w:t>Record the help used</w:t>
       </w:r>
     </w:p>
     <w:p>
-      <w:r>
-        <w:t>Project connection: For your Image-pattern Network Investigation, save the input, procedure, observed result and limitation of this check. Label this worked example as practice; use a different, previously unreviewed case when checking independent understanding.</w:t>
+      <w:pPr>
+        <w:spacing w:line="336" w:lineRule="auto" w:after="180"/>
+        <w:shd w:fill="F1F6F8"/>
+      </w:pPr>
+      <w:r>
+        <w:rPr>
+          <w:b w:val="0"/>
+        </w:rPr>
+        <w:t xml:space="preserve">Support used: alone / hint / worked example. This record is practice </w:t>
+      </w:r>
+      <w:r>
+        <w:rPr>
+          <w:b/>
+        </w:rPr>
+        <w:t>evidence</w:t>
+      </w:r>
+      <w:r>
+        <w:rPr>
+          <w:b w:val="0"/>
+        </w:rPr>
+        <w:t>.</w:t>
       </w:r>
     </w:p>
     <w:p>
       <w:pPr>
-        <w:pStyle w:val="Heading1"/>
-      </w:pPr>
-      <w:r>
-        <w:t>13. Project portfolio milestone</w:t>
+        <w:spacing w:line="336" w:lineRule="auto" w:after="180"/>
+      </w:pPr>
+      <w:r>
+        <w:rPr>
+          <w:b w:val="0"/>
+        </w:rPr>
+        <w:t xml:space="preserve">Project connection: For your Image-pattern Network Investigation, save the </w:t>
+      </w:r>
+      <w:r>
+        <w:rPr>
+          <w:b/>
+        </w:rPr>
+        <w:t>input</w:t>
+      </w:r>
+      <w:r>
+        <w:rPr>
+          <w:b w:val="0"/>
+        </w:rPr>
+        <w:t>, procedure, observed result and limitation of this check.</w:t>
       </w:r>
     </w:p>
     <w:p>
-      <w:r>
-        <w:t>Project: Image-pattern Network Investigation</w:t>
+      <w:pPr>
+        <w:spacing w:line="336" w:lineRule="auto" w:after="180"/>
+      </w:pPr>
+      <w:r>
+        <w:rPr>
+          <w:b w:val="0"/>
+        </w:rPr>
+        <w:t>Label this worked example as practice; use a different, previously unreviewed case when checking independent understanding.</w:t>
       </w:r>
     </w:p>
     <w:p>
-      <w:r>
-        <w:t>Current milestone: Test changed cases. Keep normal, boundary and failure cases; compare expected and observed results.</w:t>
+      <w:pPr>
+        <w:pStyle w:val="Heading1"/>
+      </w:pPr>
+      <w:r>
+        <w:t>13. Project portfolio milestone</w:t>
       </w:r>
     </w:p>
     <w:p>
       <w:r>
-        <w:t>For your Image-pattern Network Investigation, save the input, procedure, observed result and limitation of this check. Label this worked example as practice; use a different, previously unreviewed case when checking independent understanding.</w:t>
+        <w:t>Keep this week’s input, deciding step, result and limit together in the Image-pattern Network Investigation record.</w:t>
+      </w:r>
+    </w:p>
+    <w:p>
+      <w:pPr>
+        <w:spacing w:line="336" w:lineRule="auto" w:after="180"/>
+      </w:pPr>
+      <w:r>
+        <w:rPr>
+          <w:b w:val="0"/>
+        </w:rPr>
+        <w:t>Project: Image-pattern Network Investigation</w:t>
+      </w:r>
+    </w:p>
+    <w:p>
+      <w:pPr>
+        <w:spacing w:line="336" w:lineRule="auto" w:after="180"/>
+      </w:pPr>
+      <w:r>
+        <w:rPr>
+          <w:b w:val="0"/>
+        </w:rPr>
+        <w:t>Current milestone: Test changed cases. Keep normal, boundary and failure cases; compare expected and observed results.</w:t>
+      </w:r>
+    </w:p>
+    <w:p>
+      <w:pPr>
+        <w:spacing w:line="336" w:lineRule="auto" w:after="180"/>
+      </w:pPr>
+      <w:r>
+        <w:rPr>
+          <w:b w:val="0"/>
+        </w:rPr>
+        <w:t xml:space="preserve">For your Image-pattern Network Investigation, save the </w:t>
+      </w:r>
+      <w:r>
+        <w:rPr>
+          <w:b/>
+        </w:rPr>
+        <w:t>input</w:t>
+      </w:r>
+      <w:r>
+        <w:rPr>
+          <w:b w:val="0"/>
+        </w:rPr>
+        <w:t>, procedure, observed result and limitation of this check.</w:t>
+      </w:r>
+    </w:p>
+    <w:p>
+      <w:pPr>
+        <w:spacing w:line="336" w:lineRule="auto" w:after="180"/>
+      </w:pPr>
+      <w:r>
+        <w:rPr>
+          <w:b w:val="0"/>
+        </w:rPr>
+        <w:t>Label this worked example as practice; use a different, previously unreviewed case when checking independent understanding.</w:t>
       </w:r>
     </w:p>
     <w:tbl>
@@ -1138,53 +1674,92 @@
     </w:p>
     <w:p>
       <w:r>
-        <w:t>Use this supported practice once, in the browser or on paper. Keep the reserved independent assessment for a separate first attempt before teacher feedback.</w:t>
+        <w:t>Try the supported questions before comparing with hints and feedback. Record what you repaired and the evidence you retained.</w:t>
       </w:r>
     </w:p>
     <w:p>
-      <w:r>
-        <w:t>Catch a gradient -order bug before the optimiser changes parameters.</w:t>
+      <w:pPr>
+        <w:spacing w:line="336" w:lineRule="auto" w:after="180"/>
+      </w:pPr>
+      <w:r>
+        <w:rPr>
+          <w:b w:val="0"/>
+        </w:rPr>
+        <w:t>Use this supported practice once, in the browser or on paper. Keep the reserved independent assessment for a separate first attempt before teacher feedback.</w:t>
       </w:r>
     </w:p>
     <w:p>
       <w:pPr>
-        <w:pStyle w:val="Heading3"/>
-      </w:pPr>
-      <w:r>
-        <w:t>Practice 1: explain the deciding evidence</w:t>
+        <w:spacing w:line="336" w:lineRule="auto" w:after="180"/>
+      </w:pPr>
+      <w:r>
+        <w:rPr>
+          <w:b w:val="0"/>
+        </w:rPr>
+        <w:t>Catch a gradient -order bug before the optimiser changes parameters.</w:t>
       </w:r>
     </w:p>
     <w:p>
-      <w:r>
-        <w:t>Which labelled step matches this detail? At rate 0.01: new [a, c]=[1.08, 0.12]; y = 2.52, loss 2.1904.</w:t>
+      <w:pPr>
+        <w:pStyle w:val="Heading3"/>
+      </w:pPr>
+      <w:r>
+        <w:t>Practice 1: explain the deciding evidence</w:t>
       </w:r>
     </w:p>
     <w:p>
-      <w:r>
-        <w:t>1. Compute correct gradient</w:t>
+      <w:pPr>
+        <w:spacing w:line="336" w:lineRule="auto" w:after="180"/>
+      </w:pPr>
+      <w:r>
+        <w:rPr>
+          <w:b w:val="0"/>
+        </w:rPr>
+        <w:t>Which labelled step matches this detail? At rate 0.01: new [a, c]=[1.08, 0.12]; y = 2.52, loss 2.1904.</w:t>
       </w:r>
     </w:p>
     <w:p>
-      <w:r>
-        <w:t>2. Check coordinates</w:t>
+      <w:pPr>
+        <w:spacing w:line="336" w:lineRule="auto" w:after="180"/>
+        <w:shd w:fill="F4F9FC"/>
+      </w:pPr>
+      <w:r>
+        <w:rPr>
+          <w:b w:val="0"/>
+        </w:rPr>
+        <w:t>1. Compute correct gradient</w:t>
       </w:r>
     </w:p>
     <w:p>
-      <w:r>
-        <w:t>3. Apply correct update</w:t>
+      <w:pPr>
+        <w:spacing w:line="336" w:lineRule="auto" w:after="180"/>
+        <w:shd w:fill="F4F9FC"/>
+      </w:pPr>
+      <w:r>
+        <w:rPr>
+          <w:b w:val="0"/>
+        </w:rPr>
+        <w:t>2. Check coordinates</w:t>
       </w:r>
     </w:p>
     <w:p>
       <w:pPr>
-        <w:pStyle w:val="Heading3"/>
-      </w:pPr>
-      <w:r>
-        <w:t>My selected conclusion, deciding fact and explanation</w:t>
+        <w:spacing w:line="336" w:lineRule="auto" w:after="180"/>
+        <w:shd w:fill="F4F9FC"/>
+      </w:pPr>
+      <w:r>
+        <w:rPr>
+          <w:b w:val="0"/>
+        </w:rPr>
+        <w:t>3. Apply correct update</w:t>
       </w:r>
     </w:p>
     <w:p>
-      <w:r>
-        <w:t>________________________________________________________________</w:t>
+      <w:pPr>
+        <w:pStyle w:val="Heading3"/>
+      </w:pPr>
+      <w:r>
+        <w:t>My selected conclusion, deciding fact and explanation</w:t>
       </w:r>
     </w:p>
     <w:p>
@@ -1209,40 +1784,83 @@
     </w:p>
     <w:p>
       <w:r>
-        <w:t>Hint if needed: Read the steps in the pictorial case. Match the supplied detail to the stage that performs or records it.</w:t>
+        <w:t>________________________________________________________________</w:t>
       </w:r>
     </w:p>
     <w:p>
-      <w:r>
-        <w:t>After your attempt, compare with the supported explanation: Apply correct update At rate 0.01: new [a, c]=[1.08, 0.12]; y = 2.52, loss 2.1904. Array shape and coordinate meaning both matter. A vector with two entries can have the right length but assign each derivative to the wrong parameter. Label the entries a and c, then perturb one coordinate at a time to check their slopes. Repairing the coordinate mapping is necessary before using the gradient to update the network.</w:t>
+      <w:pPr>
+        <w:pStyle w:val="Heading3"/>
+      </w:pPr>
+      <w:r>
+        <w:t>Hint · try first</w:t>
       </w:r>
     </w:p>
     <w:p>
       <w:pPr>
-        <w:pStyle w:val="Heading3"/>
-      </w:pPr>
-      <w:r>
-        <w:t>Practice 2: explain the deciding evidence</w:t>
+        <w:spacing w:line="336" w:lineRule="auto" w:after="180"/>
+        <w:shd w:fill="F1F6F8"/>
+      </w:pPr>
+      <w:r>
+        <w:rPr>
+          <w:b w:val="0"/>
+        </w:rPr>
+        <w:t>Hint if needed: Read the steps in the pictorial case. Match the supplied detail to the stage that performs or records it.</w:t>
       </w:r>
     </w:p>
     <w:p>
-      <w:r>
-        <w:t>Changed-case practice: The program changes its declared order to [c, a] and returns [-12,-8]. Which conclusion is supported by the supplied facts?</w:t>
+      <w:pPr>
+        <w:pStyle w:val="Heading3"/>
+      </w:pPr>
+      <w:r>
+        <w:t>Feedback · compare after trying</w:t>
       </w:r>
     </w:p>
     <w:p>
-      <w:r>
-        <w:t>1. This one example guarantees correct results for every future input.</w:t>
+      <w:pPr>
+        <w:spacing w:line="336" w:lineRule="auto" w:after="180"/>
+        <w:shd w:fill="F1F6FC"/>
+      </w:pPr>
+      <w:r>
+        <w:rPr>
+          <w:b w:val="0"/>
+        </w:rPr>
+        <w:t xml:space="preserve">After your attempt, compare with the supported explanation: Apply correct update At rate 0.01: new [a, c]=[1.08, 0.12]; y = 2.52, loss 2.1904. Array </w:t>
+      </w:r>
+      <w:r>
+        <w:rPr>
+          <w:b/>
+        </w:rPr>
+        <w:t>shape</w:t>
+      </w:r>
+      <w:r>
+        <w:rPr>
+          <w:b w:val="0"/>
+        </w:rPr>
+        <w:t xml:space="preserve"> and coordinate meaning both matter.</w:t>
       </w:r>
     </w:p>
     <w:p>
-      <w:r>
-        <w:t>2. That vector now matches the declared coordinate order.</w:t>
+      <w:pPr>
+        <w:spacing w:line="336" w:lineRule="auto" w:after="180"/>
+        <w:shd w:fill="F1F6FC"/>
+      </w:pPr>
+      <w:r>
+        <w:rPr>
+          <w:b w:val="0"/>
+        </w:rPr>
+        <w:t>A vector with two entries can have the right length but assign each derivative to the wrong parameter. Label the entries a and c, then perturb one coordinate at a time to check their slopes.</w:t>
       </w:r>
     </w:p>
     <w:p>
-      <w:r>
-        <w:t>3. We can decide the result without examining the changed input or the procedure.</w:t>
+      <w:pPr>
+        <w:spacing w:line="336" w:lineRule="auto" w:after="180"/>
+        <w:shd w:fill="F1F6FC"/>
+      </w:pPr>
+      <w:r>
+        <w:rPr>
+          <w:b w:val="0"/>
+        </w:rPr>
+        <w:t>Repairing the coordinate mapping is necessary before using the gradient to update the network.</w:t>
       </w:r>
     </w:p>
     <w:p>
@@ -1250,65 +1868,120 @@
         <w:pStyle w:val="Heading3"/>
       </w:pPr>
       <w:r>
-        <w:t>My selected conclusion, deciding fact and explanation</w:t>
+        <w:t>Practice 2: explain the deciding evidence</w:t>
       </w:r>
     </w:p>
     <w:p>
-      <w:r>
-        <w:t>________________________________________________________________</w:t>
+      <w:pPr>
+        <w:pStyle w:val="Heading3"/>
+      </w:pPr>
+      <w:r>
+        <w:t>Changed case · predict first</w:t>
       </w:r>
     </w:p>
     <w:p>
-      <w:r>
-        <w:t>________________________________________________________________</w:t>
+      <w:pPr>
+        <w:spacing w:line="336" w:lineRule="auto" w:after="180"/>
+        <w:shd w:fill="F5F1FB"/>
+      </w:pPr>
+      <w:r>
+        <w:rPr>
+          <w:b w:val="0"/>
+        </w:rPr>
+        <w:t>Changed-case practice: The program changes its declared order to [c, a] and returns [-12,-8]. Which conclusion is supported by the supplied facts?</w:t>
       </w:r>
     </w:p>
     <w:p>
-      <w:r>
-        <w:t>________________________________________________________________</w:t>
+      <w:pPr>
+        <w:spacing w:line="336" w:lineRule="auto" w:after="180"/>
+        <w:shd w:fill="F4F9FC"/>
+      </w:pPr>
+      <w:r>
+        <w:rPr>
+          <w:b w:val="0"/>
+        </w:rPr>
+        <w:t xml:space="preserve">1. This one example guarantees correct results for every future </w:t>
+      </w:r>
+      <w:r>
+        <w:rPr>
+          <w:b/>
+        </w:rPr>
+        <w:t>input</w:t>
+      </w:r>
+      <w:r>
+        <w:rPr>
+          <w:b w:val="0"/>
+        </w:rPr>
+        <w:t>.</w:t>
       </w:r>
     </w:p>
     <w:p>
-      <w:r>
-        <w:t>________________________________________________________________</w:t>
+      <w:pPr>
+        <w:spacing w:line="336" w:lineRule="auto" w:after="180"/>
+        <w:shd w:fill="F4F9FC"/>
+      </w:pPr>
+      <w:r>
+        <w:rPr>
+          <w:b w:val="0"/>
+        </w:rPr>
+        <w:t>2. That vector now matches the declared coordinate order.</w:t>
       </w:r>
     </w:p>
     <w:p>
-      <w:r>
-        <w:t>________________________________________________________________</w:t>
+      <w:pPr>
+        <w:spacing w:line="336" w:lineRule="auto" w:after="180"/>
+        <w:shd w:fill="F4F9FC"/>
+      </w:pPr>
+      <w:r>
+        <w:rPr>
+          <w:b w:val="0"/>
+        </w:rPr>
+        <w:t xml:space="preserve">3. We can decide the result without examining the changed </w:t>
+      </w:r>
+      <w:r>
+        <w:rPr>
+          <w:b/>
+        </w:rPr>
+        <w:t>input</w:t>
+      </w:r>
+      <w:r>
+        <w:rPr>
+          <w:b w:val="0"/>
+        </w:rPr>
+        <w:t xml:space="preserve"> or the procedure.</w:t>
       </w:r>
     </w:p>
     <w:p>
-      <w:r>
-        <w:t>Hint if needed: Use the changed condition and the deciding step in the pictorial trace. The answer must say what follows from those facts.</w:t>
+      <w:pPr>
+        <w:pStyle w:val="Heading3"/>
+      </w:pPr>
+      <w:r>
+        <w:t>My selected conclusion, deciding fact and explanation</w:t>
       </w:r>
     </w:p>
     <w:p>
       <w:r>
-        <w:t>After your attempt, compare with the supported explanation: That vector now matches the declared coordinate order. Gradient values are meaningful only when their parameter names and array positions agree.</w:t>
+        <w:t>________________________________________________________________</w:t>
       </w:r>
     </w:p>
     <w:p>
-      <w:pPr>
-        <w:pStyle w:val="Heading3"/>
-      </w:pPr>
-      <w:r>
-        <w:t>Repair a missing building block</w:t>
+      <w:r>
+        <w:t>________________________________________________________________</w:t>
       </w:r>
     </w:p>
     <w:p>
       <w:r>
-        <w:t>Review Initialisation and reproducibility (ai-5/17). Goal: Trace how starting values affect a fixed training budget. Short practice: Does the matching final loss mean the parameter values are equal? Point to the relevant step in the picture, then write the changed result and the rule or evidence that supports it.. Return to this week and explain what you changed.</w:t>
+        <w:t>________________________________________________________________</w:t>
       </w:r>
     </w:p>
     <w:p>
       <w:r>
-        <w:t>Review Training and validation curves (ai-5/15). Goal: Compute comparable training and validation losses at saved checkpoints. Short practice: Can the original epoch 3 training loss 1 justify claiming best generalisation? Point to the relevant step in the picture, then write the changed result and the rule or evidence that supports it.. Return to this week and explain what you changed.</w:t>
+        <w:t>________________________________________________________________</w:t>
       </w:r>
     </w:p>
     <w:p>
       <w:r>
-        <w:t>Review Training a small network (ai-5/12). Goal: Trace repeated forward loss gradient and update steps. Short practice: Which parameter changed, and which part was not trained? Point to the relevant step in the picture, then write the changed result and the rule or evidence that supports it.. Return to this week and explain what you changed.</w:t>
+        <w:t>________________________________________________________________</w:t>
       </w:r>
     </w:p>
     <w:p>
@@ -1316,12 +1989,19 @@
         <w:pStyle w:val="Heading3"/>
       </w:pPr>
       <w:r>
-        <w:t>Predict, run and debug</w:t>
+        <w:t>Hint · try first</w:t>
       </w:r>
     </w:p>
     <w:p>
-      <w:r>
-        <w:t>The browser lab lets you edit the supported Python examples already included in this lesson. Predict first, run, inspect the actual output or error, change one input, then run again. Keep code, predictions, actual results and a reasoned revision together. On paper, label your result as a trace rather than an execution.</w:t>
+      <w:pPr>
+        <w:spacing w:line="336" w:lineRule="auto" w:after="180"/>
+        <w:shd w:fill="F1F6F8"/>
+      </w:pPr>
+      <w:r>
+        <w:rPr>
+          <w:b w:val="0"/>
+        </w:rPr>
+        <w:t>Hint if needed: Use the changed condition and the deciding step in the pictorial trace. The answer must say what follows from those facts.</w:t>
       </w:r>
     </w:p>
     <w:p>
@@ -1329,12 +2009,19 @@
         <w:pStyle w:val="Heading3"/>
       </w:pPr>
       <w:r>
-        <w:t>Keep your completed work</w:t>
+        <w:t>Feedback · compare after trying</w:t>
       </w:r>
     </w:p>
     <w:p>
-      <w:r>
-        <w:t>Use Download completed work in the hosted lesson to export your answers, reflections, practice feedback and code-run evidence. Open the HTML copy to read or print it. Drafts stay in this browser when storage is available; clear drafts on a shared device.</w:t>
+      <w:pPr>
+        <w:spacing w:line="336" w:lineRule="auto" w:after="180"/>
+        <w:shd w:fill="F1F6FC"/>
+      </w:pPr>
+      <w:r>
+        <w:rPr>
+          <w:b w:val="0"/>
+        </w:rPr>
+        <w:t>After your attempt, compare with the supported explanation: That vector now matches the declared coordinate order. Gradient values are meaningful only when their parameter names and array positions agree.</w:t>
       </w:r>
     </w:p>
     <w:p>
@@ -1342,12 +2029,1047 @@
         <w:pStyle w:val="Heading3"/>
       </w:pPr>
       <w:r>
-        <w:t>What I repaired, the evidence I kept and the next test</w:t>
+        <w:t>Repair a missing building block</w:t>
       </w:r>
     </w:p>
     <w:p>
+      <w:pPr>
+        <w:spacing w:line="336" w:lineRule="auto" w:after="180"/>
+      </w:pPr>
+      <w:r>
+        <w:rPr>
+          <w:b w:val="0"/>
+        </w:rPr>
+        <w:t xml:space="preserve">Review Initialisation and reproducibility (ai-5/17). Goal: Trace how starting values affect a fixed </w:t>
+      </w:r>
+      <w:r>
+        <w:rPr>
+          <w:b/>
+        </w:rPr>
+        <w:t>training</w:t>
+      </w:r>
+      <w:r>
+        <w:rPr>
+          <w:b w:val="0"/>
+        </w:rPr>
+        <w:t xml:space="preserve"> budget. Short practice: Does the matching final loss mean the parameter values are equal?</w:t>
+      </w:r>
+    </w:p>
+    <w:p>
+      <w:pPr>
+        <w:spacing w:line="336" w:lineRule="auto" w:after="180"/>
+      </w:pPr>
+      <w:r>
+        <w:rPr>
+          <w:b w:val="0"/>
+        </w:rPr>
+        <w:t xml:space="preserve">Point to the relevant step in the picture, then write the changed result and the rule or </w:t>
+      </w:r>
+      <w:r>
+        <w:rPr>
+          <w:b/>
+        </w:rPr>
+        <w:t>evidence</w:t>
+      </w:r>
+      <w:r>
+        <w:rPr>
+          <w:b w:val="0"/>
+        </w:rPr>
+        <w:t xml:space="preserve"> that supports it.. Return to this week and explain what you changed.</w:t>
+      </w:r>
+    </w:p>
+    <w:p>
+      <w:pPr>
+        <w:spacing w:line="336" w:lineRule="auto" w:after="180"/>
+      </w:pPr>
+      <w:r>
+        <w:rPr>
+          <w:b w:val="0"/>
+        </w:rPr>
+        <w:t xml:space="preserve">Review </w:t>
+      </w:r>
+      <w:r>
+        <w:rPr>
+          <w:b/>
+        </w:rPr>
+        <w:t>Training</w:t>
+      </w:r>
+      <w:r>
+        <w:rPr>
+          <w:b w:val="0"/>
+        </w:rPr>
+        <w:t xml:space="preserve"> and validation curves (ai-5/15). Goal: Compute comparable </w:t>
+      </w:r>
+      <w:r>
+        <w:rPr>
+          <w:b/>
+        </w:rPr>
+        <w:t>training</w:t>
+      </w:r>
+      <w:r>
+        <w:rPr>
+          <w:b w:val="0"/>
+        </w:rPr>
+        <w:t xml:space="preserve"> and validation losses at saved checkpoints. Short practice: Can the original epoch 3 </w:t>
+      </w:r>
+      <w:r>
+        <w:rPr>
+          <w:b/>
+        </w:rPr>
+        <w:t>training</w:t>
+      </w:r>
+      <w:r>
+        <w:rPr>
+          <w:b w:val="0"/>
+        </w:rPr>
+        <w:t xml:space="preserve"> loss 1 justify claiming best generalisation?</w:t>
+      </w:r>
+    </w:p>
+    <w:p>
+      <w:pPr>
+        <w:spacing w:line="336" w:lineRule="auto" w:after="180"/>
+      </w:pPr>
+      <w:r>
+        <w:rPr>
+          <w:b w:val="0"/>
+        </w:rPr>
+        <w:t xml:space="preserve">Point to the relevant step in the picture, then write the changed result and the rule or </w:t>
+      </w:r>
+      <w:r>
+        <w:rPr>
+          <w:b/>
+        </w:rPr>
+        <w:t>evidence</w:t>
+      </w:r>
+      <w:r>
+        <w:rPr>
+          <w:b w:val="0"/>
+        </w:rPr>
+        <w:t xml:space="preserve"> that supports it.. Return to this week and explain what you changed.</w:t>
+      </w:r>
+    </w:p>
+    <w:p>
+      <w:pPr>
+        <w:spacing w:line="336" w:lineRule="auto" w:after="180"/>
+      </w:pPr>
+      <w:r>
+        <w:rPr>
+          <w:b w:val="0"/>
+        </w:rPr>
+        <w:t xml:space="preserve">Review </w:t>
+      </w:r>
+      <w:r>
+        <w:rPr>
+          <w:b/>
+        </w:rPr>
+        <w:t>Training</w:t>
+      </w:r>
+      <w:r>
+        <w:rPr>
+          <w:b w:val="0"/>
+        </w:rPr>
+        <w:t xml:space="preserve"> a small network (ai-5/12). Goal: Trace repeated forward loss gradient and update steps. Short practice: Which parameter changed, and which part was not trained?</w:t>
+      </w:r>
+    </w:p>
+    <w:p>
+      <w:pPr>
+        <w:spacing w:line="336" w:lineRule="auto" w:after="180"/>
+      </w:pPr>
+      <w:r>
+        <w:rPr>
+          <w:b w:val="0"/>
+        </w:rPr>
+        <w:t xml:space="preserve">Point to the relevant step in the picture, then write the changed result and the rule or </w:t>
+      </w:r>
+      <w:r>
+        <w:rPr>
+          <w:b/>
+        </w:rPr>
+        <w:t>evidence</w:t>
+      </w:r>
+      <w:r>
+        <w:rPr>
+          <w:b w:val="0"/>
+        </w:rPr>
+        <w:t xml:space="preserve"> that supports it.. Return to this week and explain what you changed.</w:t>
+      </w:r>
+    </w:p>
+    <w:p>
+      <w:pPr>
+        <w:pStyle w:val="Heading3"/>
+      </w:pPr>
+      <w:r>
+        <w:t>Predict, run and debug</w:t>
+      </w:r>
+    </w:p>
+    <w:p>
+      <w:pPr>
+        <w:spacing w:line="336" w:lineRule="auto" w:after="180"/>
+      </w:pPr>
+      <w:r>
+        <w:rPr>
+          <w:b w:val="0"/>
+        </w:rPr>
+        <w:t xml:space="preserve">The browser lab lets you edit the supported Python examples already included in this lesson. Predict first, run, inspect the actual </w:t>
+      </w:r>
+      <w:r>
+        <w:rPr>
+          <w:b/>
+        </w:rPr>
+        <w:t>output</w:t>
+      </w:r>
+      <w:r>
+        <w:rPr>
+          <w:b w:val="0"/>
+        </w:rPr>
+        <w:t xml:space="preserve"> or error, change one </w:t>
+      </w:r>
+      <w:r>
+        <w:rPr>
+          <w:b/>
+        </w:rPr>
+        <w:t>input</w:t>
+      </w:r>
+      <w:r>
+        <w:rPr>
+          <w:b w:val="0"/>
+        </w:rPr>
+        <w:t>, then run again.</w:t>
+      </w:r>
+    </w:p>
+    <w:p>
+      <w:pPr>
+        <w:spacing w:line="336" w:lineRule="auto" w:after="180"/>
+      </w:pPr>
+      <w:r>
+        <w:rPr>
+          <w:b w:val="0"/>
+        </w:rPr>
+        <w:t xml:space="preserve">Keep code, </w:t>
+      </w:r>
+      <w:r>
+        <w:rPr>
+          <w:b/>
+        </w:rPr>
+        <w:t>prediction</w:t>
+      </w:r>
+      <w:r>
+        <w:rPr>
+          <w:b w:val="0"/>
+        </w:rPr>
+        <w:t>s, actual results and a reasoned revision together. On paper, label your result as a trace rather than an execution.</w:t>
+      </w:r>
+    </w:p>
+    <w:p>
+      <w:pPr>
+        <w:pStyle w:val="Heading3"/>
+      </w:pPr>
+      <w:r>
+        <w:t>Keep your completed work</w:t>
+      </w:r>
+    </w:p>
+    <w:p>
+      <w:pPr>
+        <w:spacing w:line="336" w:lineRule="auto" w:after="180"/>
+      </w:pPr>
+      <w:r>
+        <w:rPr>
+          <w:b w:val="0"/>
+        </w:rPr>
+        <w:t xml:space="preserve">Use Download completed work in the hosted lesson to export your answers, reflections, practice feedback and code-run </w:t>
+      </w:r>
+      <w:r>
+        <w:rPr>
+          <w:b/>
+        </w:rPr>
+        <w:t>evidence</w:t>
+      </w:r>
+      <w:r>
+        <w:rPr>
+          <w:b w:val="0"/>
+        </w:rPr>
+        <w:t>. Open the HTML copy to read or print it.</w:t>
+      </w:r>
+    </w:p>
+    <w:p>
+      <w:pPr>
+        <w:spacing w:line="336" w:lineRule="auto" w:after="180"/>
+      </w:pPr>
+      <w:r>
+        <w:rPr>
+          <w:b w:val="0"/>
+        </w:rPr>
+        <w:t>Drafts stay in this browser when storage is available; clear drafts on a shared device.</w:t>
+      </w:r>
+    </w:p>
+    <w:p>
+      <w:pPr>
+        <w:pStyle w:val="Heading3"/>
+      </w:pPr>
+      <w:r>
+        <w:t>What I repaired, the evidence I kept and the next test</w:t>
+      </w:r>
+    </w:p>
+    <w:p>
       <w:r>
         <w:t>________________________________________________________________</w:t>
+      </w:r>
+    </w:p>
+    <w:p>
+      <w:r>
+        <w:t>________________________________________________________________</w:t>
+      </w:r>
+    </w:p>
+    <w:p>
+      <w:r>
+        <w:t>________________________________________________________________</w:t>
+      </w:r>
+    </w:p>
+    <w:p>
+      <w:r>
+        <w:t>________________________________________________________________</w:t>
+      </w:r>
+    </w:p>
+    <w:p>
+      <w:r>
+        <w:t>________________________________________________________________</w:t>
+      </w:r>
+    </w:p>
+    <w:p>
+      <w:pPr>
+        <w:pStyle w:val="Heading1"/>
+      </w:pPr>
+      <w:r>
+        <w:t>15. Visual concept journey</w:t>
+      </w:r>
+    </w:p>
+    <w:p>
+      <w:r>
+        <w:t>Explain each Debugging shapes and gradients picture from its labels, then record a relevant limit.</w:t>
+      </w:r>
+    </w:p>
+    <w:p>
+      <w:pPr>
+        <w:pStyle w:val="Heading3"/>
+      </w:pPr>
+      <w:r>
+        <w:t>01. Debugging shapes and gradients: the case</w:t>
+      </w:r>
+    </w:p>
+    <w:p>
+      <w:r>
+        <w:drawing>
+          <wp:inline xmlns:a="http://schemas.openxmlformats.org/drawingml/2006/main" xmlns:pic="http://schemas.openxmlformats.org/drawingml/2006/picture">
+            <wp:extent cx="5486400" cy="3142488"/>
+            <wp:docPr id="2" name="Picture 2" descr="Catch a gradient -order bug before the optimiser changes parameters. Supplied facts: Toy y=2a+3c, target 4, start [a, c]=[1, 0]. Loss (y-4)². Program claims gradient [-12,-8] in order [a, c]. All inputs and outcomes in this worked example are invented classroom data; no real model run is claimed."/>
+            <wp:cNvGraphicFramePr>
+              <a:graphicFrameLocks noChangeAspect="1"/>
+            </wp:cNvGraphicFramePr>
+            <a:graphic>
+              <a:graphicData uri="http://schemas.openxmlformats.org/drawingml/2006/picture">
+                <pic:pic>
+                  <pic:nvPicPr>
+                    <pic:cNvPr id="0" name="academy-story-ai-5-18-01.png"/>
+                    <pic:cNvPicPr/>
+                  </pic:nvPicPr>
+                  <pic:blipFill>
+                    <a:blip r:embed="rId10"/>
+                    <a:stretch>
+                      <a:fillRect/>
+                    </a:stretch>
+                  </pic:blipFill>
+                  <pic:spPr>
+                    <a:xfrm>
+                      <a:off x="0" y="0"/>
+                      <a:ext cx="5486400" cy="3142488"/>
+                    </a:xfrm>
+                    <a:prstGeom prst="rect"/>
+                  </pic:spPr>
+                </pic:pic>
+              </a:graphicData>
+            </a:graphic>
+          </wp:inline>
+        </w:drawing>
+      </w:r>
+    </w:p>
+    <w:p>
+      <w:pPr>
+        <w:spacing w:line="336" w:lineRule="auto" w:after="180"/>
+      </w:pPr>
+      <w:r>
+        <w:rPr>
+          <w:b w:val="0"/>
+        </w:rPr>
+        <w:t>Catch a gradient -order bug before the optimiser changes parameters. Supplied facts: Toy y=2a+3c, target 4, start [a, c]=[1, 0]. Loss (y-4)². Program claims gradient [-12,-8] in order [a, c].</w:t>
+      </w:r>
+    </w:p>
+    <w:p>
+      <w:pPr>
+        <w:spacing w:line="336" w:lineRule="auto" w:after="180"/>
+      </w:pPr>
+      <w:r>
+        <w:rPr>
+          <w:b w:val="0"/>
+        </w:rPr>
+        <w:t xml:space="preserve">All </w:t>
+      </w:r>
+      <w:r>
+        <w:rPr>
+          <w:b/>
+        </w:rPr>
+        <w:t>input</w:t>
+      </w:r>
+      <w:r>
+        <w:rPr>
+          <w:b w:val="0"/>
+        </w:rPr>
+        <w:t>s and outcomes in this worked example are invented classroom data; no real model run is claimed.</w:t>
+      </w:r>
+    </w:p>
+    <w:p>
+      <w:pPr>
+        <w:spacing w:line="336" w:lineRule="auto" w:after="180"/>
+        <w:shd w:fill="F5F1FB"/>
+      </w:pPr>
+      <w:r>
+        <w:rPr>
+          <w:b w:val="0"/>
+        </w:rPr>
+        <w:t>Point to the given fact that matters most. Explain why it matters.</w:t>
+      </w:r>
+    </w:p>
+    <w:p>
+      <w:pPr>
+        <w:pStyle w:val="Heading3"/>
+      </w:pPr>
+      <w:r>
+        <w:t>My picture explanation, deciding evidence and one limit</w:t>
+      </w:r>
+    </w:p>
+    <w:p>
+      <w:r>
+        <w:t>________________________________________________________________</w:t>
+      </w:r>
+    </w:p>
+    <w:p>
+      <w:r>
+        <w:t>________________________________________________________________</w:t>
+      </w:r>
+    </w:p>
+    <w:p>
+      <w:r>
+        <w:t>________________________________________________________________</w:t>
+      </w:r>
+    </w:p>
+    <w:p>
+      <w:r>
+        <w:t>________________________________________________________________</w:t>
+      </w:r>
+    </w:p>
+    <w:p>
+      <w:pPr>
+        <w:pStyle w:val="Heading3"/>
+      </w:pPr>
+      <w:r>
+        <w:t>02. Follow the deciding steps</w:t>
+      </w:r>
+    </w:p>
+    <w:p>
+      <w:r>
+        <w:drawing>
+          <wp:inline xmlns:a="http://schemas.openxmlformats.org/drawingml/2006/main" xmlns:pic="http://schemas.openxmlformats.org/drawingml/2006/picture">
+            <wp:extent cx="5486400" cy="3182112"/>
+            <wp:docPr id="3" name="Picture 3" descr="Compute correct gradient: y = 2, residual -2: gradient [-8,-12], not [-12,-8]. → Check coordinates: Step 0.1: a losses 3.24, 4.84 give -8; c losses 2.89, 5.29 give -12. → Apply correct update: At rate 0.01: new [a, c]=[1.08, 0.12]; y = 2.52, loss 2.1904."/>
+            <wp:cNvGraphicFramePr>
+              <a:graphicFrameLocks noChangeAspect="1"/>
+            </wp:cNvGraphicFramePr>
+            <a:graphic>
+              <a:graphicData uri="http://schemas.openxmlformats.org/drawingml/2006/picture">
+                <pic:pic>
+                  <pic:nvPicPr>
+                    <pic:cNvPr id="0" name="academy-story-ai-5-18-02.png"/>
+                    <pic:cNvPicPr/>
+                  </pic:nvPicPr>
+                  <pic:blipFill>
+                    <a:blip r:embed="rId11"/>
+                    <a:stretch>
+                      <a:fillRect/>
+                    </a:stretch>
+                  </pic:blipFill>
+                  <pic:spPr>
+                    <a:xfrm>
+                      <a:off x="0" y="0"/>
+                      <a:ext cx="5486400" cy="3182112"/>
+                    </a:xfrm>
+                    <a:prstGeom prst="rect"/>
+                  </pic:spPr>
+                </pic:pic>
+              </a:graphicData>
+            </a:graphic>
+          </wp:inline>
+        </w:drawing>
+      </w:r>
+    </w:p>
+    <w:p>
+      <w:pPr>
+        <w:spacing w:line="336" w:lineRule="auto" w:after="180"/>
+      </w:pPr>
+      <w:r>
+        <w:rPr>
+          <w:b w:val="0"/>
+        </w:rPr>
+        <w:t>Compute correct gradient: y = 2, residual -2: gradient [-8,-12], not [-12,-8]. → Check coordinates: Step 0.1: a losses 3.24, 4.84 give -8; c losses 2.89, 5.29 give -12. → Apply correct update: At rate 0.01: new [a, c]=[1.08, 0.12]; y = 2.52, loss 2.1904.</w:t>
+      </w:r>
+    </w:p>
+    <w:p>
+      <w:pPr>
+        <w:spacing w:line="336" w:lineRule="auto" w:after="180"/>
+        <w:shd w:fill="F5F1FB"/>
+      </w:pPr>
+      <w:r>
+        <w:rPr>
+          <w:b w:val="0"/>
+        </w:rPr>
+        <w:t xml:space="preserve">Point to each numbered stage and explain which recorded </w:t>
+      </w:r>
+      <w:r>
+        <w:rPr>
+          <w:b/>
+        </w:rPr>
+        <w:t>input</w:t>
+      </w:r>
+      <w:r>
+        <w:rPr>
+          <w:b w:val="0"/>
+        </w:rPr>
+        <w:t xml:space="preserve"> it uses.</w:t>
+      </w:r>
+    </w:p>
+    <w:p>
+      <w:pPr>
+        <w:pStyle w:val="Heading3"/>
+      </w:pPr>
+      <w:r>
+        <w:t>My picture explanation, deciding evidence and one limit</w:t>
+      </w:r>
+    </w:p>
+    <w:p>
+      <w:r>
+        <w:t>________________________________________________________________</w:t>
+      </w:r>
+    </w:p>
+    <w:p>
+      <w:r>
+        <w:t>________________________________________________________________</w:t>
+      </w:r>
+    </w:p>
+    <w:p>
+      <w:r>
+        <w:t>________________________________________________________________</w:t>
+      </w:r>
+    </w:p>
+    <w:p>
+      <w:r>
+        <w:t>________________________________________________________________</w:t>
+      </w:r>
+    </w:p>
+    <w:p>
+      <w:pPr>
+        <w:pStyle w:val="Heading3"/>
+      </w:pPr>
+      <w:r>
+        <w:t>03. Repair from the first disagreement</w:t>
+      </w:r>
+    </w:p>
+    <w:p>
+      <w:r>
+        <w:drawing>
+          <wp:inline xmlns:a="http://schemas.openxmlformats.org/drawingml/2006/main" xmlns:pic="http://schemas.openxmlformats.org/drawingml/2006/picture">
+            <wp:extent cx="5486400" cy="2834640"/>
+            <wp:docPr id="4" name="Picture 4" descr="Repair from the first disagreement. Input and dimensions | x length 2 W 3 by 2 b length 3 | Dimensions match. Scores before ReLU | [1, 2, 0] | [1, 2, -1]. Hidden activations | [1, 2, 0] | [1, 2, 0]"/>
+            <wp:cNvGraphicFramePr>
+              <a:graphicFrameLocks noChangeAspect="1"/>
+            </wp:cNvGraphicFramePr>
+            <a:graphic>
+              <a:graphicData uri="http://schemas.openxmlformats.org/drawingml/2006/picture">
+                <pic:pic>
+                  <pic:nvPicPr>
+                    <pic:cNvPr id="0" name="academy-story-ai-5-18-03.png"/>
+                    <pic:cNvPicPr/>
+                  </pic:nvPicPr>
+                  <pic:blipFill>
+                    <a:blip r:embed="rId12"/>
+                    <a:stretch>
+                      <a:fillRect/>
+                    </a:stretch>
+                  </pic:blipFill>
+                  <pic:spPr>
+                    <a:xfrm>
+                      <a:off x="0" y="0"/>
+                      <a:ext cx="5486400" cy="2834640"/>
+                    </a:xfrm>
+                    <a:prstGeom prst="rect"/>
+                  </pic:spPr>
+                </pic:pic>
+              </a:graphicData>
+            </a:graphic>
+          </wp:inline>
+        </w:drawing>
+      </w:r>
+    </w:p>
+    <w:p>
+      <w:pPr>
+        <w:spacing w:line="336" w:lineRule="auto" w:after="180"/>
+      </w:pPr>
+      <w:r>
+        <w:rPr>
+          <w:b w:val="0"/>
+        </w:rPr>
+        <w:t xml:space="preserve">Repair from the first disagreement. </w:t>
+      </w:r>
+      <w:r>
+        <w:rPr>
+          <w:b/>
+        </w:rPr>
+        <w:t>Input</w:t>
+      </w:r>
+      <w:r>
+        <w:rPr>
+          <w:b w:val="0"/>
+        </w:rPr>
+        <w:t xml:space="preserve"> and dimensions | x length 2 W 3 by 2 b length 3 | Dimensions match. Scores before ReLU | [1, 2, 0] | [1, 2, -1]. Hidden activations | [1, 2, 0] | [1, 2, 0]</w:t>
+      </w:r>
+    </w:p>
+    <w:p>
+      <w:pPr>
+        <w:spacing w:line="336" w:lineRule="auto" w:after="180"/>
+        <w:shd w:fill="F5F1FB"/>
+      </w:pPr>
+      <w:r>
+        <w:rPr>
+          <w:b w:val="0"/>
+        </w:rPr>
+        <w:t>Read the labels and values. Explain the relationship the model shows.</w:t>
+      </w:r>
+    </w:p>
+    <w:p>
+      <w:pPr>
+        <w:pStyle w:val="Heading3"/>
+      </w:pPr>
+      <w:r>
+        <w:t>My picture explanation, deciding evidence and one limit</w:t>
+      </w:r>
+    </w:p>
+    <w:p>
+      <w:r>
+        <w:t>________________________________________________________________</w:t>
+      </w:r>
+    </w:p>
+    <w:p>
+      <w:r>
+        <w:t>________________________________________________________________</w:t>
+      </w:r>
+    </w:p>
+    <w:p>
+      <w:r>
+        <w:t>________________________________________________________________</w:t>
+      </w:r>
+    </w:p>
+    <w:p>
+      <w:r>
+        <w:t>________________________________________________________________</w:t>
+      </w:r>
+    </w:p>
+    <w:p>
+      <w:pPr>
+        <w:pStyle w:val="Heading3"/>
+      </w:pPr>
+      <w:r>
+        <w:t>04. Change one thing. Trace what follows.</w:t>
+      </w:r>
+    </w:p>
+    <w:p>
+      <w:r>
+        <w:drawing>
+          <wp:inline xmlns:a="http://schemas.openxmlformats.org/drawingml/2006/main" xmlns:pic="http://schemas.openxmlformats.org/drawingml/2006/picture">
+            <wp:extent cx="5486400" cy="3026664"/>
+            <wp:docPr id="5" name="Picture 5" descr="Original case: At rate 0.01: new [a, c]=[1.08, 0.12]; y = 2.52, loss 2.1904. Changed condition: The program changes its declared order to [c, a] and returns [-12,-8]. Expected result: That vector now matches the declared coordinate order. Reason: Gradient values are meaningful only when their parameter names and array positions agree."/>
+            <wp:cNvGraphicFramePr>
+              <a:graphicFrameLocks noChangeAspect="1"/>
+            </wp:cNvGraphicFramePr>
+            <a:graphic>
+              <a:graphicData uri="http://schemas.openxmlformats.org/drawingml/2006/picture">
+                <pic:pic>
+                  <pic:nvPicPr>
+                    <pic:cNvPr id="0" name="academy-story-ai-5-18-04.png"/>
+                    <pic:cNvPicPr/>
+                  </pic:nvPicPr>
+                  <pic:blipFill>
+                    <a:blip r:embed="rId13"/>
+                    <a:stretch>
+                      <a:fillRect/>
+                    </a:stretch>
+                  </pic:blipFill>
+                  <pic:spPr>
+                    <a:xfrm>
+                      <a:off x="0" y="0"/>
+                      <a:ext cx="5486400" cy="3026664"/>
+                    </a:xfrm>
+                    <a:prstGeom prst="rect"/>
+                  </pic:spPr>
+                </pic:pic>
+              </a:graphicData>
+            </a:graphic>
+          </wp:inline>
+        </w:drawing>
+      </w:r>
+    </w:p>
+    <w:p>
+      <w:pPr>
+        <w:spacing w:line="336" w:lineRule="auto" w:after="180"/>
+      </w:pPr>
+      <w:r>
+        <w:rPr>
+          <w:b w:val="0"/>
+        </w:rPr>
+        <w:t>Original case: At rate 0.01: new [a, c]=[1.08, 0.12]; y = 2.52, loss 2.1904. Changed condition: The program changes its declared order to [c, a] and returns [-12,-8].</w:t>
+      </w:r>
+    </w:p>
+    <w:p>
+      <w:pPr>
+        <w:spacing w:line="336" w:lineRule="auto" w:after="180"/>
+      </w:pPr>
+      <w:r>
+        <w:rPr>
+          <w:b w:val="0"/>
+        </w:rPr>
+        <w:t>Expected result: That vector now matches the declared coordinate order. Reason: Gradient values are meaningful only when their parameter names and array positions agree.</w:t>
+      </w:r>
+    </w:p>
+    <w:p>
+      <w:pPr>
+        <w:spacing w:line="336" w:lineRule="auto" w:after="180"/>
+        <w:shd w:fill="F5F1FB"/>
+      </w:pPr>
+      <w:r>
+        <w:rPr>
+          <w:b w:val="0"/>
+        </w:rPr>
+        <w:t>Predict before checking the worked changed-case result. Name what changed and what the supplied facts allow you to conclude.</w:t>
+      </w:r>
+    </w:p>
+    <w:p>
+      <w:pPr>
+        <w:pStyle w:val="Heading3"/>
+      </w:pPr>
+      <w:r>
+        <w:t>My picture explanation, deciding evidence and one limit</w:t>
+      </w:r>
+    </w:p>
+    <w:p>
+      <w:r>
+        <w:t>________________________________________________________________</w:t>
+      </w:r>
+    </w:p>
+    <w:p>
+      <w:r>
+        <w:t>________________________________________________________________</w:t>
+      </w:r>
+    </w:p>
+    <w:p>
+      <w:r>
+        <w:t>________________________________________________________________</w:t>
+      </w:r>
+    </w:p>
+    <w:p>
+      <w:r>
+        <w:t>________________________________________________________________</w:t>
+      </w:r>
+    </w:p>
+    <w:p>
+      <w:pPr>
+        <w:pStyle w:val="Heading3"/>
+      </w:pPr>
+      <w:r>
+        <w:t>05. Connect the explanation to its limit</w:t>
+      </w:r>
+    </w:p>
+    <w:p>
+      <w:r>
+        <w:drawing>
+          <wp:inline xmlns:a="http://schemas.openxmlformats.org/drawingml/2006/main" xmlns:pic="http://schemas.openxmlformats.org/drawingml/2006/picture">
+            <wp:extent cx="5486400" cy="2834640"/>
+            <wp:docPr id="6" name="Picture 6" descr="Array shape and coordinate meaning both matter. A vector with two entries can have the right length but assign each derivative to the wrong parameter. Label the entries a and c, then perturb one coordinate at a time to check their slopes. Repairing the coordinate mapping is necessary before using the gradient to update the network. Limit: A correct gradient at one point does not establish every batch, shape or activation path is implemented correctly."/>
+            <wp:cNvGraphicFramePr>
+              <a:graphicFrameLocks noChangeAspect="1"/>
+            </wp:cNvGraphicFramePr>
+            <a:graphic>
+              <a:graphicData uri="http://schemas.openxmlformats.org/drawingml/2006/picture">
+                <pic:pic>
+                  <pic:nvPicPr>
+                    <pic:cNvPr id="0" name="academy-story-ai-5-18-05.png"/>
+                    <pic:cNvPicPr/>
+                  </pic:nvPicPr>
+                  <pic:blipFill>
+                    <a:blip r:embed="rId14"/>
+                    <a:stretch>
+                      <a:fillRect/>
+                    </a:stretch>
+                  </pic:blipFill>
+                  <pic:spPr>
+                    <a:xfrm>
+                      <a:off x="0" y="0"/>
+                      <a:ext cx="5486400" cy="2834640"/>
+                    </a:xfrm>
+                    <a:prstGeom prst="rect"/>
+                  </pic:spPr>
+                </pic:pic>
+              </a:graphicData>
+            </a:graphic>
+          </wp:inline>
+        </w:drawing>
+      </w:r>
+    </w:p>
+    <w:p>
+      <w:pPr>
+        <w:spacing w:line="336" w:lineRule="auto" w:after="180"/>
+      </w:pPr>
+      <w:r>
+        <w:rPr>
+          <w:b w:val="0"/>
+        </w:rPr>
+        <w:t xml:space="preserve">Array </w:t>
+      </w:r>
+      <w:r>
+        <w:rPr>
+          <w:b/>
+        </w:rPr>
+        <w:t>shape</w:t>
+      </w:r>
+      <w:r>
+        <w:rPr>
+          <w:b w:val="0"/>
+        </w:rPr>
+        <w:t xml:space="preserve"> and coordinate meaning both matter. A vector with two entries can have the right length but assign each derivative to the wrong parameter.</w:t>
+      </w:r>
+    </w:p>
+    <w:p>
+      <w:pPr>
+        <w:spacing w:line="336" w:lineRule="auto" w:after="180"/>
+      </w:pPr>
+      <w:r>
+        <w:rPr>
+          <w:b w:val="0"/>
+        </w:rPr>
+        <w:t>Label the entries a and c, then perturb one coordinate at a time to check their slopes. Repairing the coordinate mapping is necessary before using the gradient to update the network.</w:t>
+      </w:r>
+    </w:p>
+    <w:p>
+      <w:pPr>
+        <w:spacing w:line="336" w:lineRule="auto" w:after="180"/>
+      </w:pPr>
+      <w:r>
+        <w:rPr>
+          <w:b w:val="0"/>
+        </w:rPr>
+        <w:t xml:space="preserve">Limit: A correct gradient at one point does not establish every batch, </w:t>
+      </w:r>
+      <w:r>
+        <w:rPr>
+          <w:b/>
+        </w:rPr>
+        <w:t>shape</w:t>
+      </w:r>
+      <w:r>
+        <w:rPr>
+          <w:b w:val="0"/>
+        </w:rPr>
+        <w:t xml:space="preserve"> or activation path is implemented correctly.</w:t>
+      </w:r>
+    </w:p>
+    <w:p>
+      <w:pPr>
+        <w:spacing w:line="336" w:lineRule="auto" w:after="180"/>
+        <w:shd w:fill="F5F1FB"/>
+      </w:pPr>
+      <w:r>
+        <w:rPr>
+          <w:b w:val="0"/>
+        </w:rPr>
+        <w:t>Explain the case, then point to a limit on the claim.</w:t>
+      </w:r>
+    </w:p>
+    <w:p>
+      <w:pPr>
+        <w:pStyle w:val="Heading3"/>
+      </w:pPr>
+      <w:r>
+        <w:t>My picture explanation, deciding evidence and one limit</w:t>
+      </w:r>
+    </w:p>
+    <w:p>
+      <w:r>
+        <w:t>________________________________________________________________</w:t>
+      </w:r>
+    </w:p>
+    <w:p>
+      <w:r>
+        <w:t>________________________________________________________________</w:t>
+      </w:r>
+    </w:p>
+    <w:p>
+      <w:r>
+        <w:t>________________________________________________________________</w:t>
+      </w:r>
+    </w:p>
+    <w:p>
+      <w:r>
+        <w:t>________________________________________________________________</w:t>
+      </w:r>
+    </w:p>
+    <w:p>
+      <w:pPr>
+        <w:pStyle w:val="Heading3"/>
+      </w:pPr>
+      <w:r>
+        <w:t>06. Make the idea visible in your project</w:t>
+      </w:r>
+    </w:p>
+    <w:p>
+      <w:r>
+        <w:drawing>
+          <wp:inline xmlns:a="http://schemas.openxmlformats.org/drawingml/2006/main" xmlns:pic="http://schemas.openxmlformats.org/drawingml/2006/picture">
+            <wp:extent cx="5486400" cy="3681984"/>
+            <wp:docPr id="7" name="Picture 7" descr="For your Image-pattern Network Investigation, save the input, procedure, observed result and limitation of this check. Label this worked example as practice; use a different, previously unreviewed case when checking independent understanding. Draw your input, deciding step, result and limit. Supported question: What should a debugging record pair with every gradient value? Point to the relevant step in the picture, then write the changed result and the rule or evidence that supports it."/>
+            <wp:cNvGraphicFramePr>
+              <a:graphicFrameLocks noChangeAspect="1"/>
+            </wp:cNvGraphicFramePr>
+            <a:graphic>
+              <a:graphicData uri="http://schemas.openxmlformats.org/drawingml/2006/picture">
+                <pic:pic>
+                  <pic:nvPicPr>
+                    <pic:cNvPr id="0" name="academy-story-ai-5-18-06.png"/>
+                    <pic:cNvPicPr/>
+                  </pic:nvPicPr>
+                  <pic:blipFill>
+                    <a:blip r:embed="rId15"/>
+                    <a:stretch>
+                      <a:fillRect/>
+                    </a:stretch>
+                  </pic:blipFill>
+                  <pic:spPr>
+                    <a:xfrm>
+                      <a:off x="0" y="0"/>
+                      <a:ext cx="5486400" cy="3681984"/>
+                    </a:xfrm>
+                    <a:prstGeom prst="rect"/>
+                  </pic:spPr>
+                </pic:pic>
+              </a:graphicData>
+            </a:graphic>
+          </wp:inline>
+        </w:drawing>
+      </w:r>
+    </w:p>
+    <w:p>
+      <w:pPr>
+        <w:spacing w:line="336" w:lineRule="auto" w:after="180"/>
+      </w:pPr>
+      <w:r>
+        <w:rPr>
+          <w:b w:val="0"/>
+        </w:rPr>
+        <w:t xml:space="preserve">For your Image-pattern Network Investigation, save the </w:t>
+      </w:r>
+      <w:r>
+        <w:rPr>
+          <w:b/>
+        </w:rPr>
+        <w:t>input</w:t>
+      </w:r>
+      <w:r>
+        <w:rPr>
+          <w:b w:val="0"/>
+        </w:rPr>
+        <w:t>, procedure, observed result and limitation of this check.</w:t>
+      </w:r>
+    </w:p>
+    <w:p>
+      <w:pPr>
+        <w:spacing w:line="336" w:lineRule="auto" w:after="180"/>
+      </w:pPr>
+      <w:r>
+        <w:rPr>
+          <w:b w:val="0"/>
+        </w:rPr>
+        <w:t xml:space="preserve">Label this worked example as practice; use a different, previously unreviewed case when checking independent understanding. Draw your </w:t>
+      </w:r>
+      <w:r>
+        <w:rPr>
+          <w:b/>
+        </w:rPr>
+        <w:t>input</w:t>
+      </w:r>
+      <w:r>
+        <w:rPr>
+          <w:b w:val="0"/>
+        </w:rPr>
+        <w:t>, deciding step, result and limit.</w:t>
+      </w:r>
+    </w:p>
+    <w:p>
+      <w:pPr>
+        <w:spacing w:line="336" w:lineRule="auto" w:after="180"/>
+      </w:pPr>
+      <w:r>
+        <w:rPr>
+          <w:b w:val="0"/>
+        </w:rPr>
+        <w:t xml:space="preserve">Supported question: What should a debugging record pair with every gradient value? Point to the relevant step in the picture, then write the changed result and the rule or </w:t>
+      </w:r>
+      <w:r>
+        <w:rPr>
+          <w:b/>
+        </w:rPr>
+        <w:t>evidence</w:t>
+      </w:r>
+      <w:r>
+        <w:rPr>
+          <w:b w:val="0"/>
+        </w:rPr>
+        <w:t xml:space="preserve"> that supports it.</w:t>
+      </w:r>
+    </w:p>
+    <w:p>
+      <w:pPr>
+        <w:spacing w:line="336" w:lineRule="auto" w:after="180"/>
+        <w:shd w:fill="F5F1FB"/>
+      </w:pPr>
+      <w:r>
+        <w:rPr>
+          <w:b w:val="0"/>
+        </w:rPr>
+        <w:t xml:space="preserve">Draw your project trace and justify the deciding step using </w:t>
+      </w:r>
+      <w:r>
+        <w:rPr>
+          <w:b/>
+        </w:rPr>
+        <w:t>evidence</w:t>
+      </w:r>
+      <w:r>
+        <w:rPr>
+          <w:b w:val="0"/>
+        </w:rPr>
+        <w:t>.</w:t>
+      </w:r>
+    </w:p>
+    <w:p>
+      <w:pPr>
+        <w:pStyle w:val="Heading3"/>
+      </w:pPr>
+      <w:r>
+        <w:t>My picture explanation, deciding evidence and one limit</w:t>
       </w:r>
     </w:p>
     <w:p>

--- a/downloads/workbook/ai-5-week-18.docx
+++ b/downloads/workbook/ai-5-week-18.docx
@@ -192,6 +192,352 @@
     <w:p>
       <w:r>
         <w:t>________________________________________________________________</w:t>
+      </w:r>
+    </w:p>
+    <w:p>
+      <w:pPr>
+        <w:pStyle w:val="Heading3"/>
+      </w:pPr>
+      <w:r>
+        <w:t>Lesson reference for workbook practice</w:t>
+      </w:r>
+    </w:p>
+    <w:p>
+      <w:pPr>
+        <w:spacing w:line="336" w:lineRule="auto" w:after="180"/>
+        <w:shd w:fill="F1F6F8"/>
+      </w:pPr>
+      <w:r>
+        <w:rPr>
+          <w:b w:val="0"/>
+        </w:rPr>
+        <w:t>Use this reference for the original W1–W3 and W5 exercises. The separately named independent case supplies its own changed facts; use those facts for that attempt before feedback.</w:t>
+      </w:r>
+    </w:p>
+    <w:p>
+      <w:pPr>
+        <w:spacing w:line="336" w:lineRule="auto" w:after="180"/>
+      </w:pPr>
+      <w:r>
+        <w:rPr>
+          <w:b w:val="0"/>
+        </w:rPr>
+        <w:t xml:space="preserve">For this lesson, a dense layer stores one </w:t>
+      </w:r>
+      <w:r>
+        <w:rPr>
+          <w:b/>
+        </w:rPr>
+        <w:t>output</w:t>
+      </w:r>
+      <w:r>
+        <w:rPr>
+          <w:b w:val="0"/>
+        </w:rPr>
+        <w:t xml:space="preserve"> unit per weight-matrix row. If an </w:t>
+      </w:r>
+      <w:r>
+        <w:rPr>
+          <w:b/>
+        </w:rPr>
+        <w:t>input</w:t>
+      </w:r>
+      <w:r>
+        <w:rPr>
+          <w:b w:val="0"/>
+        </w:rPr>
+        <w:t xml:space="preserve"> has two features and the layer has three units, W has three rows and two columns, b has length 3, and one </w:t>
+      </w:r>
+      <w:r>
+        <w:rPr>
+          <w:b/>
+        </w:rPr>
+        <w:t>input</w:t>
+      </w:r>
+      <w:r>
+        <w:rPr>
+          <w:b w:val="0"/>
+        </w:rPr>
+        <w:t xml:space="preserve"> x has length 2.</w:t>
+      </w:r>
+    </w:p>
+    <w:p>
+      <w:pPr>
+        <w:spacing w:line="336" w:lineRule="auto" w:after="180"/>
+      </w:pPr>
+      <w:r>
+        <w:rPr>
+          <w:b w:val="0"/>
+        </w:rPr>
+        <w:t>Compute z for each unit, then apply ReLU to each component.</w:t>
+      </w:r>
+    </w:p>
+    <w:p>
+      <w:pPr>
+        <w:spacing w:line="336" w:lineRule="auto" w:after="180"/>
+      </w:pPr>
+      <w:r>
+        <w:rPr>
+          <w:b w:val="0"/>
+        </w:rPr>
+        <w:t>Use W rows [1, 0], [0, 1], [1, -1] and b = [0, 0, 1]. For x = [1, 2], the scores are [1, 2, 0] and the activations are [1, 2, 0].</w:t>
+      </w:r>
+    </w:p>
+    <w:p>
+      <w:pPr>
+        <w:spacing w:line="336" w:lineRule="auto" w:after="180"/>
+      </w:pPr>
+      <w:r>
+        <w:rPr>
+          <w:b w:val="0"/>
+        </w:rPr>
+        <w:t xml:space="preserve">A batch stores examples in rows: </w:t>
+      </w:r>
+      <w:r>
+        <w:rPr>
+          <w:b/>
+        </w:rPr>
+        <w:t>input</w:t>
+      </w:r>
+      <w:r>
+        <w:rPr>
+          <w:b w:val="0"/>
+        </w:rPr>
+        <w:t xml:space="preserve">s [[1, 2], [3, 1]] have </w:t>
+      </w:r>
+      <w:r>
+        <w:rPr>
+          <w:b/>
+        </w:rPr>
+        <w:t>shape</w:t>
+      </w:r>
+      <w:r>
+        <w:rPr>
+          <w:b w:val="0"/>
+        </w:rPr>
+        <w:t xml:space="preserve"> 2 by 2, and </w:t>
+      </w:r>
+      <w:r>
+        <w:rPr>
+          <w:b/>
+        </w:rPr>
+        <w:t>output</w:t>
+      </w:r>
+      <w:r>
+        <w:rPr>
+          <w:b w:val="0"/>
+        </w:rPr>
+        <w:t xml:space="preserve">s have </w:t>
+      </w:r>
+      <w:r>
+        <w:rPr>
+          <w:b/>
+        </w:rPr>
+        <w:t>shape</w:t>
+      </w:r>
+      <w:r>
+        <w:rPr>
+          <w:b w:val="0"/>
+        </w:rPr>
+        <w:t xml:space="preserve"> 2 by 3.</w:t>
+      </w:r>
+    </w:p>
+    <w:tbl>
+      <w:tblPr>
+        <w:tblStyle w:val="LightShading-Accent1"/>
+        <w:tblW w:type="auto" w:w="0"/>
+        <w:tblLook w:firstColumn="1" w:firstRow="1" w:lastColumn="0" w:lastRow="0" w:noHBand="0" w:noVBand="1" w:val="04A0"/>
+      </w:tblPr>
+      <w:tblGrid>
+        <w:gridCol w:w="3408"/>
+        <w:gridCol w:w="3408"/>
+        <w:gridCol w:w="3408"/>
+      </w:tblGrid>
+      <w:tr>
+        <w:trPr>
+          <w:tblHeader/>
+        </w:trPr>
+        <w:tc>
+          <w:tcPr>
+            <w:tcW w:type="dxa" w:w="3408"/>
+          </w:tcPr>
+          <w:p>
+            <w:r>
+              <w:t>Object</w:t>
+            </w:r>
+          </w:p>
+        </w:tc>
+        <w:tc>
+          <w:tcPr>
+            <w:tcW w:type="dxa" w:w="3408"/>
+          </w:tcPr>
+          <w:p>
+            <w:r>
+              <w:t>Declared shape</w:t>
+            </w:r>
+          </w:p>
+        </w:tc>
+        <w:tc>
+          <w:tcPr>
+            <w:tcW w:type="dxa" w:w="3408"/>
+          </w:tcPr>
+          <w:p>
+            <w:r>
+              <w:t>Meaning</w:t>
+            </w:r>
+          </w:p>
+        </w:tc>
+      </w:tr>
+      <w:tr>
+        <w:tc>
+          <w:tcPr>
+            <w:tcW w:type="dxa" w:w="3408"/>
+          </w:tcPr>
+          <w:p>
+            <w:r>
+              <w:t>One input x</w:t>
+            </w:r>
+          </w:p>
+        </w:tc>
+        <w:tc>
+          <w:tcPr>
+            <w:tcW w:type="dxa" w:w="3408"/>
+          </w:tcPr>
+          <w:p>
+            <w:r>
+              <w:t>Length 2</w:t>
+            </w:r>
+          </w:p>
+        </w:tc>
+        <w:tc>
+          <w:tcPr>
+            <w:tcW w:type="dxa" w:w="3408"/>
+          </w:tcPr>
+          <w:p>
+            <w:r>
+              <w:t>Two features</w:t>
+            </w:r>
+          </w:p>
+        </w:tc>
+      </w:tr>
+      <w:tr>
+        <w:tc>
+          <w:tcPr>
+            <w:tcW w:type="dxa" w:w="3408"/>
+          </w:tcPr>
+          <w:p>
+            <w:r>
+              <w:t>Weights W</w:t>
+            </w:r>
+          </w:p>
+        </w:tc>
+        <w:tc>
+          <w:tcPr>
+            <w:tcW w:type="dxa" w:w="3408"/>
+          </w:tcPr>
+          <w:p>
+            <w:r>
+              <w:t>3 by 2</w:t>
+            </w:r>
+          </w:p>
+        </w:tc>
+        <w:tc>
+          <w:tcPr>
+            <w:tcW w:type="dxa" w:w="3408"/>
+          </w:tcPr>
+          <w:p>
+            <w:r>
+              <w:t>Three units each reading two features</w:t>
+            </w:r>
+          </w:p>
+        </w:tc>
+      </w:tr>
+      <w:tr>
+        <w:tc>
+          <w:tcPr>
+            <w:tcW w:type="dxa" w:w="3408"/>
+          </w:tcPr>
+          <w:p>
+            <w:r>
+              <w:t>Bias b</w:t>
+            </w:r>
+          </w:p>
+        </w:tc>
+        <w:tc>
+          <w:tcPr>
+            <w:tcW w:type="dxa" w:w="3408"/>
+          </w:tcPr>
+          <w:p>
+            <w:r>
+              <w:t>Length 3</w:t>
+            </w:r>
+          </w:p>
+        </w:tc>
+        <w:tc>
+          <w:tcPr>
+            <w:tcW w:type="dxa" w:w="3408"/>
+          </w:tcPr>
+          <w:p>
+            <w:r>
+              <w:t>One bias per unit</w:t>
+            </w:r>
+          </w:p>
+        </w:tc>
+      </w:tr>
+      <w:tr>
+        <w:tc>
+          <w:tcPr>
+            <w:tcW w:type="dxa" w:w="3408"/>
+          </w:tcPr>
+          <w:p>
+            <w:r>
+              <w:t>Batch output</w:t>
+            </w:r>
+          </w:p>
+        </w:tc>
+        <w:tc>
+          <w:tcPr>
+            <w:tcW w:type="dxa" w:w="3408"/>
+          </w:tcPr>
+          <w:p>
+            <w:r>
+              <w:t>2 by 3</w:t>
+            </w:r>
+          </w:p>
+        </w:tc>
+        <w:tc>
+          <w:tcPr>
+            <w:tcW w:type="dxa" w:w="3408"/>
+          </w:tcPr>
+          <w:p>
+            <w:r>
+              <w:t>Two examples each with three activations</w:t>
+            </w:r>
+          </w:p>
+        </w:tc>
+      </w:tr>
+    </w:tbl>
+    <w:p>
+      <w:pPr>
+        <w:spacing w:line="336" w:lineRule="auto" w:after="180"/>
+      </w:pPr>
+      <w:r>
+        <w:rPr>
+          <w:b w:val="0"/>
+        </w:rPr>
+        <w:t xml:space="preserve">Other software may use a transposed weight convention. The key is to record and follow one </w:t>
+      </w:r>
+      <w:r>
+        <w:rPr>
+          <w:b/>
+        </w:rPr>
+        <w:t>contract</w:t>
+      </w:r>
+      <w:r>
+        <w:rPr>
+          <w:b w:val="0"/>
+        </w:rPr>
+        <w:t>. An array with the right number of values can still be wrong if features or axes are swapped.</w:t>
       </w:r>
     </w:p>
     <w:p>

--- a/downloads/workbook/ai-5-week-18.docx
+++ b/downloads/workbook/ai-5-week-18.docx
@@ -25,22 +25,45 @@
         <w:pStyle w:val="Heading1"/>
       </w:pPr>
       <w:r>
-        <w:t>01. Recall and choose your starting point</w:t>
-      </w:r>
-    </w:p>
-    <w:p>
-      <w:r>
-        <w:t>Record your starting explanation for Debugging shapes and gradients before opening notes. Show any later correction separately.</w:t>
-      </w:r>
-    </w:p>
-    <w:p>
-      <w:pPr>
-        <w:spacing w:line="336" w:lineRule="auto" w:after="180"/>
-      </w:pPr>
-      <w:r>
-        <w:rPr>
-          <w:b w:val="0"/>
-        </w:rPr>
+        <w:t>One readable shape-and-gradient repair record.</w:t>
+      </w:r>
+    </w:p>
+    <w:p>
+      <w:r>
+        <w:t>Trace the first discrepancy,choose revealing inputs and verify the saved-state repair.</w:t>
+      </w:r>
+    </w:p>
+    <w:p>
+      <w:r>
+        <w:t>W1–W3/W5 → selected new gradient → project repair ledger → changed-case return.</w:t>
+      </w:r>
+    </w:p>
+    <w:p>
+      <w:pPr>
+        <w:pStyle w:val="Heading1"/>
+      </w:pPr>
+      <w:r>
+        <w:t>01. Recall · Retrieve before notes</w:t>
+      </w:r>
+    </w:p>
+    <w:p>
+      <w:r>
+        <w:t>Keep this task’s inputs,rule and response together.</w:t>
+      </w:r>
+    </w:p>
+    <w:p>
+      <w:pPr>
+        <w:pStyle w:val="Heading2"/>
+      </w:pPr>
+      <w:r>
+        <w:t>Complete task and evidence</w:t>
+      </w:r>
+    </w:p>
+    <w:p>
+      <w:pPr>
+        <w:pStyle w:val="ListBullet"/>
+      </w:pPr>
+      <w:r>
         <w:t>Try the recall before opening notes. Then use a different colour or a labelled second line to correct your explanation.</w:t>
       </w:r>
     </w:p>
@@ -54,12 +77,9 @@
     </w:p>
     <w:p>
       <w:pPr>
-        <w:spacing w:line="336" w:lineRule="auto" w:after="180"/>
-      </w:pPr>
-      <w:r>
-        <w:rPr>
-          <w:b w:val="0"/>
-        </w:rPr>
+        <w:pStyle w:val="ListBullet"/>
+      </w:pPr>
+      <w:r>
         <w:t>Without opening the old lesson, explain one key idea from Initialisation and reproducibility. Give an example and a mistake that the idea helps you avoid.</w:t>
       </w:r>
     </w:p>
@@ -96,25 +116,10 @@
     </w:p>
     <w:p>
       <w:pPr>
-        <w:spacing w:line="336" w:lineRule="auto" w:after="180"/>
-      </w:pPr>
-      <w:r>
-        <w:rPr>
-          <w:b w:val="0"/>
-        </w:rPr>
-        <w:t xml:space="preserve">Without opening the old lesson, explain one key idea from </w:t>
-      </w:r>
-      <w:r>
-        <w:rPr>
-          <w:b/>
-        </w:rPr>
-        <w:t>Training</w:t>
-      </w:r>
-      <w:r>
-        <w:rPr>
-          <w:b w:val="0"/>
-        </w:rPr>
-        <w:t xml:space="preserve"> and validation curves. Give an example and a mistake that the idea helps you avoid.</w:t>
+        <w:pStyle w:val="ListBullet"/>
+      </w:pPr>
+      <w:r>
+        <w:t>Without opening the old lesson, explain one key idea from Training and validation curves. Give an example and a mistake that the idea helps you avoid.</w:t>
       </w:r>
     </w:p>
     <w:p>
@@ -150,25 +155,10 @@
     </w:p>
     <w:p>
       <w:pPr>
-        <w:spacing w:line="336" w:lineRule="auto" w:after="180"/>
-      </w:pPr>
-      <w:r>
-        <w:rPr>
-          <w:b w:val="0"/>
-        </w:rPr>
-        <w:t xml:space="preserve">Without opening the old lesson, explain one key idea from </w:t>
-      </w:r>
-      <w:r>
-        <w:rPr>
-          <w:b/>
-        </w:rPr>
-        <w:t>Training</w:t>
-      </w:r>
-      <w:r>
-        <w:rPr>
-          <w:b w:val="0"/>
-        </w:rPr>
-        <w:t xml:space="preserve"> a small network. Give an example and a mistake that the idea helps you avoid.</w:t>
+        <w:pStyle w:val="ListBullet"/>
+      </w:pPr>
+      <w:r>
+        <w:t>Without opening the old lesson, explain one key idea from Training a small network. Give an example and a mistake that the idea helps you avoid.</w:t>
       </w:r>
     </w:p>
     <w:p>
@@ -204,142 +194,26 @@
     </w:p>
     <w:p>
       <w:pPr>
-        <w:spacing w:line="336" w:lineRule="auto" w:after="180"/>
-        <w:shd w:fill="F1F6F8"/>
-      </w:pPr>
-      <w:r>
-        <w:rPr>
-          <w:b w:val="0"/>
-        </w:rPr>
+        <w:pStyle w:val="ListBullet"/>
+      </w:pPr>
+      <w:r>
         <w:t>Use this reference for the original W1–W3 and W5 exercises. The separately named independent case supplies its own changed facts; use those facts for that attempt before feedback.</w:t>
       </w:r>
     </w:p>
     <w:p>
       <w:pPr>
-        <w:spacing w:line="336" w:lineRule="auto" w:after="180"/>
-      </w:pPr>
-      <w:r>
-        <w:rPr>
-          <w:b w:val="0"/>
-        </w:rPr>
-        <w:t xml:space="preserve">For this lesson, a dense layer stores one </w:t>
-      </w:r>
-      <w:r>
-        <w:rPr>
-          <w:b/>
-        </w:rPr>
-        <w:t>output</w:t>
-      </w:r>
-      <w:r>
-        <w:rPr>
-          <w:b w:val="0"/>
-        </w:rPr>
-        <w:t xml:space="preserve"> unit per weight-matrix row. If an </w:t>
-      </w:r>
-      <w:r>
-        <w:rPr>
-          <w:b/>
-        </w:rPr>
-        <w:t>input</w:t>
-      </w:r>
-      <w:r>
-        <w:rPr>
-          <w:b w:val="0"/>
-        </w:rPr>
-        <w:t xml:space="preserve"> has two features and the layer has three units, W has three rows and two columns, b has length 3, and one </w:t>
-      </w:r>
-      <w:r>
-        <w:rPr>
-          <w:b/>
-        </w:rPr>
-        <w:t>input</w:t>
-      </w:r>
-      <w:r>
-        <w:rPr>
-          <w:b w:val="0"/>
-        </w:rPr>
-        <w:t xml:space="preserve"> x has length 2.</w:t>
-      </w:r>
-    </w:p>
-    <w:p>
-      <w:pPr>
-        <w:spacing w:line="336" w:lineRule="auto" w:after="180"/>
-      </w:pPr>
-      <w:r>
-        <w:rPr>
-          <w:b w:val="0"/>
-        </w:rPr>
-        <w:t>Compute z for each unit, then apply ReLU to each component.</w:t>
-      </w:r>
-    </w:p>
-    <w:p>
-      <w:pPr>
-        <w:spacing w:line="336" w:lineRule="auto" w:after="180"/>
-      </w:pPr>
-      <w:r>
-        <w:rPr>
-          <w:b w:val="0"/>
-        </w:rPr>
-        <w:t>Use W rows [1, 0], [0, 1], [1, -1] and b = [0, 0, 1]. For x = [1, 2], the scores are [1, 2, 0] and the activations are [1, 2, 0].</w:t>
-      </w:r>
-    </w:p>
-    <w:p>
-      <w:pPr>
-        <w:spacing w:line="336" w:lineRule="auto" w:after="180"/>
-      </w:pPr>
-      <w:r>
-        <w:rPr>
-          <w:b w:val="0"/>
-        </w:rPr>
-        <w:t xml:space="preserve">A batch stores examples in rows: </w:t>
-      </w:r>
-      <w:r>
-        <w:rPr>
-          <w:b/>
-        </w:rPr>
-        <w:t>input</w:t>
-      </w:r>
-      <w:r>
-        <w:rPr>
-          <w:b w:val="0"/>
-        </w:rPr>
-        <w:t xml:space="preserve">s [[1, 2], [3, 1]] have </w:t>
-      </w:r>
-      <w:r>
-        <w:rPr>
-          <w:b/>
-        </w:rPr>
-        <w:t>shape</w:t>
-      </w:r>
-      <w:r>
-        <w:rPr>
-          <w:b w:val="0"/>
-        </w:rPr>
-        <w:t xml:space="preserve"> 2 by 2, and </w:t>
-      </w:r>
-      <w:r>
-        <w:rPr>
-          <w:b/>
-        </w:rPr>
-        <w:t>output</w:t>
-      </w:r>
-      <w:r>
-        <w:rPr>
-          <w:b w:val="0"/>
-        </w:rPr>
-        <w:t xml:space="preserve">s have </w:t>
-      </w:r>
-      <w:r>
-        <w:rPr>
-          <w:b/>
-        </w:rPr>
-        <w:t>shape</w:t>
-      </w:r>
-      <w:r>
-        <w:rPr>
-          <w:b w:val="0"/>
-        </w:rPr>
-        <w:t xml:space="preserve"> 2 by 3.</w:t>
+        <w:pStyle w:val="ListBullet"/>
+      </w:pPr>
+      <w:r>
+        <w:t>For this lesson, a dense layer stores one output unit per weight-matrix row. If an input has two features and the layer has three units, W has three rows and two columns, b has length 3, and one input x has length 2. Compute z for each unit, then apply ReLU to each component.</w:t>
+      </w:r>
+    </w:p>
+    <w:p>
+      <w:pPr>
+        <w:pStyle w:val="ListBullet"/>
+      </w:pPr>
+      <w:r>
+        <w:t>Use W rows [1, 0], [0, 1], [1, -1] and b = [0, 0, 1]. For x = [1, 2], the scores are [1, 2, 0] and the activations are [1, 2, 0]. A batch stores examples in rows: inputs [[1, 2], [3, 1]] have shape 2 by 2, and outputs have shape 2 by 3.</w:t>
       </w:r>
     </w:p>
     <w:tbl>
@@ -519,25 +393,10 @@
     </w:tbl>
     <w:p>
       <w:pPr>
-        <w:spacing w:line="336" w:lineRule="auto" w:after="180"/>
-      </w:pPr>
-      <w:r>
-        <w:rPr>
-          <w:b w:val="0"/>
-        </w:rPr>
-        <w:t xml:space="preserve">Other software may use a transposed weight convention. The key is to record and follow one </w:t>
-      </w:r>
-      <w:r>
-        <w:rPr>
-          <w:b/>
-        </w:rPr>
-        <w:t>contract</w:t>
-      </w:r>
-      <w:r>
-        <w:rPr>
-          <w:b w:val="0"/>
-        </w:rPr>
-        <w:t>. An array with the right number of values can still be wrong if features or axes are swapped.</w:t>
+        <w:pStyle w:val="ListBullet"/>
+      </w:pPr>
+      <w:r>
+        <w:t>Other software may use a transposed weight convention. The key is to record and follow one contract. An array with the right number of values can still be wrong if features or axes are swapped.</w:t>
       </w:r>
     </w:p>
     <w:p>
@@ -545,135 +404,44 @@
         <w:pStyle w:val="Heading1"/>
       </w:pPr>
       <w:r>
-        <w:t>02. Practise with fading help</w:t>
-      </w:r>
-    </w:p>
-    <w:p>
-      <w:r>
-        <w:t>Complete the supported Debugging shapes and gradients trace and record the first step you can explain without help.</w:t>
-      </w:r>
-    </w:p>
-    <w:p>
-      <w:pPr>
-        <w:spacing w:line="336" w:lineRule="auto" w:after="180"/>
-      </w:pPr>
-      <w:r>
-        <w:rPr>
-          <w:b w:val="0"/>
-        </w:rPr>
-        <w:t xml:space="preserve">Use W2: Expose a hidden bias error for Debugging </w:t>
-      </w:r>
-      <w:r>
-        <w:rPr>
-          <w:b/>
-        </w:rPr>
-        <w:t>shape</w:t>
-      </w:r>
-      <w:r>
-        <w:rPr>
-          <w:b w:val="0"/>
-        </w:rPr>
-        <w:t>s and gradients. Record the answer once; the lesson and workbook refer to the same attempt.</w:t>
-      </w:r>
-    </w:p>
-    <w:tbl>
-      <w:tblPr>
-        <w:tblStyle w:val="LightShading-Accent1"/>
-        <w:tblW w:type="auto" w:w="0"/>
-        <w:tblLook w:firstColumn="1" w:firstRow="1" w:lastColumn="0" w:lastRow="0" w:noHBand="0" w:noVBand="1" w:val="04A0"/>
-      </w:tblPr>
-      <w:tblGrid>
-        <w:gridCol w:w="2556"/>
-        <w:gridCol w:w="2556"/>
-        <w:gridCol w:w="2556"/>
-        <w:gridCol w:w="2556"/>
-      </w:tblGrid>
-      <w:tr>
-        <w:trPr>
-          <w:tblHeader/>
-        </w:trPr>
-        <w:tc>
-          <w:tcPr>
-            <w:tcW w:type="dxa" w:w="2556"/>
-          </w:tcPr>
-          <w:p>
-            <w:r>
-              <w:t>Given inputs</w:t>
-            </w:r>
-          </w:p>
-        </w:tc>
-        <w:tc>
-          <w:tcPr>
-            <w:tcW w:type="dxa" w:w="2556"/>
-          </w:tcPr>
-          <w:p>
-            <w:r>
-              <w:t>Procedure I chose</w:t>
-            </w:r>
-          </w:p>
-        </w:tc>
-        <w:tc>
-          <w:tcPr>
-            <w:tcW w:type="dxa" w:w="2556"/>
-          </w:tcPr>
-          <w:p>
-            <w:r>
-              <w:t>Middle steps</w:t>
-            </w:r>
-          </w:p>
-        </w:tc>
-        <w:tc>
-          <w:tcPr>
-            <w:tcW w:type="dxa" w:w="2556"/>
-          </w:tcPr>
-          <w:p>
-            <w:r>
-              <w:t>Result and check</w:t>
-            </w:r>
-          </w:p>
-        </w:tc>
-      </w:tr>
-      <w:tr>
-        <w:tc>
-          <w:tcPr>
-            <w:tcW w:type="dxa" w:w="2556"/>
-          </w:tcPr>
-          <w:p>
-            <w:r/>
-          </w:p>
-        </w:tc>
-        <w:tc>
-          <w:tcPr>
-            <w:tcW w:type="dxa" w:w="2556"/>
-          </w:tcPr>
-          <w:p>
-            <w:r/>
-          </w:p>
-        </w:tc>
-        <w:tc>
-          <w:tcPr>
-            <w:tcW w:type="dxa" w:w="2556"/>
-          </w:tcPr>
-          <w:p>
-            <w:r/>
-          </w:p>
-        </w:tc>
-        <w:tc>
-          <w:tcPr>
-            <w:tcW w:type="dxa" w:w="2556"/>
-          </w:tcPr>
-          <w:p>
-            <w:r/>
-          </w:p>
-        </w:tc>
-      </w:tr>
-    </w:tbl>
+        <w:t>05. W1 · Explain the current example</w:t>
+      </w:r>
+    </w:p>
+    <w:p>
+      <w:r>
+        <w:t>Keep this task’s inputs,rule and response together.</w:t>
+      </w:r>
+    </w:p>
+    <w:p>
+      <w:pPr>
+        <w:pStyle w:val="Heading2"/>
+      </w:pPr>
+      <w:r>
+        <w:t>Complete task and evidence</w:t>
+      </w:r>
+    </w:p>
+    <w:p>
+      <w:pPr>
+        <w:pStyle w:val="ListBullet"/>
+      </w:pPr>
+      <w:r>
+        <w:t>Main Wrows[1, 0]/[0, 1]/[1, −1], b[0, 0, 1], inputlength 2; batch 2 rows→outputs 2×3. x[1, 2]scores[1, 2, 0], zeroedb 3 scores[1, 2, −1], sameReLU; [0, 2]scores[0, 2, −1]versus[0, 2, −2], sameReLU; [3, 1]scores/activations[3, 1, 3]versus[3, 1, 2], exposeserror. Omitted term means replaceb 3 with0, notremoveitsslot. Separate picturey 2a+3c, target 4, old[1, 0], gradient[a, c]=[−8, −12]; rate.01 new[1.08, .12], y2.52, loss 2.1904. Diagnostic y2w+b, t3, old[1, 0], gradient[−4, −2], rate.05 subtract→loss.25, add→2.25. Finite values assumed; correct shapes and one loss decrease are incomplete checks.</w:t>
+      </w:r>
+    </w:p>
+    <w:p>
+      <w:pPr>
+        <w:pStyle w:val="ListBullet"/>
+      </w:pPr>
+      <w:r>
+        <w:t>The layer expects W shape 3 by 2, b length 3 and x length 2. A submitted x has length 3. Should the last feature be silently ignored? State the failed contract and repair process.</w:t>
+      </w:r>
+    </w:p>
     <w:p>
       <w:pPr>
         <w:pStyle w:val="Heading3"/>
       </w:pPr>
       <w:r>
-        <w:t>The step I completed without help, and the hint I needed</w:t>
+        <w:t>My reasoning and evidence</w:t>
       </w:r>
     </w:p>
     <w:p>
@@ -692,74 +460,55 @@
       </w:r>
     </w:p>
     <w:p>
+      <w:r>
+        <w:t>________________________________________________________________</w:t>
+      </w:r>
+    </w:p>
+    <w:p>
+      <w:r>
+        <w:t>________________________________________________________________</w:t>
+      </w:r>
+    </w:p>
+    <w:p>
+      <w:r>
+        <w:t>________________________________________________________________</w:t>
+      </w:r>
+    </w:p>
+    <w:p>
       <w:pPr>
         <w:pStyle w:val="Heading1"/>
       </w:pPr>
       <w:r>
-        <w:t>03. Individual reasoning check</w:t>
-      </w:r>
-    </w:p>
-    <w:p>
-      <w:r>
-        <w:t>Check the proposed Debugging shapes and gradients explanation against the supplied facts before discussing it.</w:t>
-      </w:r>
-    </w:p>
-    <w:p>
-      <w:pPr>
-        <w:spacing w:line="336" w:lineRule="auto" w:after="180"/>
-      </w:pPr>
-      <w:r>
-        <w:rPr>
-          <w:b w:val="0"/>
-        </w:rPr>
-        <w:t xml:space="preserve">Use the worked case for Debugging </w:t>
-      </w:r>
-      <w:r>
-        <w:rPr>
-          <w:b/>
-        </w:rPr>
-        <w:t>shape</w:t>
-      </w:r>
-      <w:r>
-        <w:rPr>
-          <w:b w:val="0"/>
-        </w:rPr>
-        <w:t xml:space="preserve">s and gradients. Proposed explanation: “Matching </w:t>
-      </w:r>
-      <w:r>
-        <w:rPr>
-          <w:b/>
-        </w:rPr>
-        <w:t>output</w:t>
-      </w:r>
-      <w:r>
-        <w:rPr>
-          <w:b w:val="0"/>
-        </w:rPr>
-        <w:t xml:space="preserve"> </w:t>
-      </w:r>
-      <w:r>
-        <w:rPr>
-          <w:b/>
-        </w:rPr>
-        <w:t>shape</w:t>
-      </w:r>
-      <w:r>
-        <w:rPr>
-          <w:b w:val="0"/>
-        </w:rPr>
-        <w:t xml:space="preserve"> guarantees the computation”. Decide whether this explanation is supported.</w:t>
-      </w:r>
-    </w:p>
-    <w:p>
-      <w:pPr>
-        <w:spacing w:line="336" w:lineRule="auto" w:after="180"/>
-      </w:pPr>
-      <w:r>
-        <w:rPr>
-          <w:b w:val="0"/>
-        </w:rPr>
-        <w:t>Point to the step or supplied fact that decides; explain your repair if needed.</w:t>
+        <w:t>06. W2 · Trace the calculation</w:t>
+      </w:r>
+    </w:p>
+    <w:p>
+      <w:r>
+        <w:t>Keep this task’s inputs,rule and response together.</w:t>
+      </w:r>
+    </w:p>
+    <w:p>
+      <w:pPr>
+        <w:pStyle w:val="Heading2"/>
+      </w:pPr>
+      <w:r>
+        <w:t>Complete task and evidence</w:t>
+      </w:r>
+    </w:p>
+    <w:p>
+      <w:pPr>
+        <w:pStyle w:val="ListBullet"/>
+      </w:pPr>
+      <w:r>
+        <w:t>Main Wrows[1, 0]/[0, 1]/[1, −1], b[0, 0, 1], inputlength 2; batch 2 rows→outputs 2×3. x[1, 2]scores[1, 2, 0], zeroedb 3 scores[1, 2, −1], sameReLU; [0, 2]scores[0, 2, −1]versus[0, 2, −2], sameReLU; [3, 1]scores/activations[3, 1, 3]versus[3, 1, 2], exposeserror. Omitted term means replaceb 3 with0, notremoveitsslot. Separate picturey 2a+3c, target 4, old[1, 0], gradient[a, c]=[−8, −12]; rate.01 new[1.08, .12], y2.52, loss 2.1904. Diagnostic y2w+b, t3, old[1, 0], gradient[−4, −2], rate.05 subtract→loss.25, add→2.25. Finite values assumed; correct shapes and one loss decrease are incomplete checks.</w:t>
+      </w:r>
+    </w:p>
+    <w:p>
+      <w:pPr>
+        <w:pStyle w:val="ListBullet"/>
+      </w:pPr>
+      <w:r>
+        <w:t>Compute scores and activations for x = [3, 1] with the lesson layer, then omit the third bias. Identify the first discrepancy and the resulting activation error.</w:t>
       </w:r>
     </w:p>
     <w:p>
@@ -767,7 +516,7 @@
         <w:pStyle w:val="Heading3"/>
       </w:pPr>
       <w:r>
-        <w:t>My explanation before partner discussion</w:t>
+        <w:t>My reasoning and evidence</w:t>
       </w:r>
     </w:p>
     <w:p>
@@ -791,16 +540,50 @@
       </w:r>
     </w:p>
     <w:p>
+      <w:r>
+        <w:t>________________________________________________________________</w:t>
+      </w:r>
+    </w:p>
+    <w:p>
+      <w:r>
+        <w:t>________________________________________________________________</w:t>
+      </w:r>
+    </w:p>
+    <w:p>
       <w:pPr>
         <w:pStyle w:val="Heading1"/>
       </w:pPr>
       <w:r>
-        <w:t>04. Independent transfer case</w:t>
-      </w:r>
-    </w:p>
-    <w:p>
-      <w:r>
-        <w:t>Write one first attempt at the reserved independent case before feedback. Repeated copies of that case refer to the same recorded attempt.</w:t>
+        <w:t>07. W3 · Repair a misconception</w:t>
+      </w:r>
+    </w:p>
+    <w:p>
+      <w:r>
+        <w:t>Keep this task’s inputs,rule and response together.</w:t>
+      </w:r>
+    </w:p>
+    <w:p>
+      <w:pPr>
+        <w:pStyle w:val="Heading2"/>
+      </w:pPr>
+      <w:r>
+        <w:t>Complete task and evidence</w:t>
+      </w:r>
+    </w:p>
+    <w:p>
+      <w:pPr>
+        <w:pStyle w:val="ListBullet"/>
+      </w:pPr>
+      <w:r>
+        <w:t>Main Wrows[1, 0]/[0, 1]/[1, −1], b[0, 0, 1], inputlength 2; batch 2 rows→outputs 2×3. x[1, 2]scores[1, 2, 0], zeroedb 3 scores[1, 2, −1], sameReLU; [0, 2]scores[0, 2, −1]versus[0, 2, −2], sameReLU; [3, 1]scores/activations[3, 1, 3]versus[3, 1, 2], exposeserror. Omitted term means replaceb 3 with0, notremoveitsslot. Separate picturey 2a+3c, target 4, old[1, 0], gradient[a, c]=[−8, −12]; rate.01 new[1.08, .12], y2.52, loss 2.1904. Diagnostic y2w+b, t3, old[1, 0], gradient[−4, −2], rate.05 subtract→loss.25, add→2.25. Finite values assumed; correct shapes and one loss decrease are incomplete checks.</w:t>
+      </w:r>
+    </w:p>
+    <w:p>
+      <w:pPr>
+        <w:pStyle w:val="ListBullet"/>
+      </w:pPr>
+      <w:r>
+        <w:t>For the diagnostic model at [1, 0], gradient [-4, -2] and rate 0.05, calculate the correct new parameters and loss. Compare with adding the gradient step.</w:t>
       </w:r>
     </w:p>
     <w:p>
@@ -808,29 +591,149 @@
         <w:pStyle w:val="Heading3"/>
       </w:pPr>
       <w:r>
+        <w:t>My reasoning and evidence</w:t>
+      </w:r>
+    </w:p>
+    <w:p>
+      <w:r>
+        <w:t>________________________________________________________________</w:t>
+      </w:r>
+    </w:p>
+    <w:p>
+      <w:r>
+        <w:t>________________________________________________________________</w:t>
+      </w:r>
+    </w:p>
+    <w:p>
+      <w:r>
+        <w:t>________________________________________________________________</w:t>
+      </w:r>
+    </w:p>
+    <w:p>
+      <w:r>
+        <w:t>________________________________________________________________</w:t>
+      </w:r>
+    </w:p>
+    <w:p>
+      <w:r>
+        <w:t>________________________________________________________________</w:t>
+      </w:r>
+    </w:p>
+    <w:p>
+      <w:r>
+        <w:t>________________________________________________________________</w:t>
+      </w:r>
+    </w:p>
+    <w:p>
+      <w:pPr>
+        <w:pStyle w:val="Heading1"/>
+      </w:pPr>
+      <w:r>
+        <w:t>09. W5 · Explain the limitation</w:t>
+      </w:r>
+    </w:p>
+    <w:p>
+      <w:r>
+        <w:t>Keep this task’s inputs,rule and response together.</w:t>
+      </w:r>
+    </w:p>
+    <w:p>
+      <w:pPr>
+        <w:pStyle w:val="Heading2"/>
+      </w:pPr>
+      <w:r>
+        <w:t>Complete task and evidence</w:t>
+      </w:r>
+    </w:p>
+    <w:p>
+      <w:pPr>
+        <w:pStyle w:val="ListBullet"/>
+      </w:pPr>
+      <w:r>
+        <w:t>Main Wrows[1, 0]/[0, 1]/[1, −1], b[0, 0, 1], inputlength 2; batch 2 rows→outputs 2×3. x[1, 2]scores[1, 2, 0], zeroedb 3 scores[1, 2, −1], sameReLU; [0, 2]scores[0, 2, −1]versus[0, 2, −2], sameReLU; [3, 1]scores/activations[3, 1, 3]versus[3, 1, 2], exposeserror. Omitted term means replaceb 3 with0, notremoveitsslot. Separate picturey 2a+3c, target 4, old[1, 0], gradient[a, c]=[−8, −12]; rate.01 new[1.08, .12], y2.52, loss 2.1904. Diagnostic y2w+b, t3, old[1, 0], gradient[−4, −2], rate.05 subtract→loss.25, add→2.25. Finite values assumed; correct shapes and one loss decrease are incomplete checks.</w:t>
+      </w:r>
+    </w:p>
+    <w:p>
+      <w:pPr>
+        <w:pStyle w:val="ListBullet"/>
+      </w:pPr>
+      <w:r>
+        <w:t>A program passes only the x = [1, 2] final-activation test. Propose one intermediate-value check, one malformed-input check and one additional input that exposes the bias omission.</w:t>
+      </w:r>
+    </w:p>
+    <w:p>
+      <w:pPr>
+        <w:pStyle w:val="Heading3"/>
+      </w:pPr>
+      <w:r>
+        <w:t>My reasoning and evidence</w:t>
+      </w:r>
+    </w:p>
+    <w:p>
+      <w:r>
+        <w:t>________________________________________________________________</w:t>
+      </w:r>
+    </w:p>
+    <w:p>
+      <w:r>
+        <w:t>________________________________________________________________</w:t>
+      </w:r>
+    </w:p>
+    <w:p>
+      <w:r>
+        <w:t>________________________________________________________________</w:t>
+      </w:r>
+    </w:p>
+    <w:p>
+      <w:r>
+        <w:t>________________________________________________________________</w:t>
+      </w:r>
+    </w:p>
+    <w:p>
+      <w:r>
+        <w:t>________________________________________________________________</w:t>
+      </w:r>
+    </w:p>
+    <w:p>
+      <w:r>
+        <w:t>________________________________________________________________</w:t>
+      </w:r>
+    </w:p>
+    <w:p>
+      <w:pPr>
+        <w:pStyle w:val="Heading1"/>
+      </w:pPr>
+      <w:r>
+        <w:t>04. Try alone · Selected transfer</w:t>
+      </w:r>
+    </w:p>
+    <w:p>
+      <w:r>
+        <w:t>Keep this task’s inputs,rule and response together.</w:t>
+      </w:r>
+    </w:p>
+    <w:p>
+      <w:pPr>
+        <w:pStyle w:val="Heading2"/>
+      </w:pPr>
+      <w:r>
+        <w:t>Complete task and evidence</w:t>
+      </w:r>
+    </w:p>
+    <w:p>
+      <w:pPr>
+        <w:pStyle w:val="Heading3"/>
+      </w:pPr>
+      <w:r>
         <w:t>Independent case: Debug a new gradient independently</w:t>
       </w:r>
     </w:p>
     <w:p>
       <w:pPr>
-        <w:spacing w:line="336" w:lineRule="auto" w:after="180"/>
-      </w:pPr>
-      <w:r>
-        <w:rPr>
-          <w:b w:val="0"/>
-        </w:rPr>
-        <w:t>Use y = 3a + c, target 2, loss (y - 2) squared, at [a, c] = [0, 1]. A program returns gradient [-2, -6] in order [a, c].</w:t>
-      </w:r>
-    </w:p>
-    <w:p>
-      <w:pPr>
-        <w:spacing w:line="336" w:lineRule="auto" w:after="180"/>
-      </w:pPr>
-      <w:r>
-        <w:rPr>
-          <w:b w:val="0"/>
-        </w:rPr>
-        <w:t>Use symmetric step 0.1 to check each coordinate, then update both with the corrected gradient and rate 0.05. Report new parameters and loss.</w:t>
+        <w:pStyle w:val="ListBullet"/>
+      </w:pPr>
+      <w:r>
+        <w:t>Use y = 3a + c, target 2, loss (y - 2) squared, at [a, c] = [0, 1]. A program returns gradient [-2, -6] in order [a, c]. Use symmetric step 0.1 to check each coordinate, then update both with the corrected gradient and rate 0.05. Report new parameters and loss.</w:t>
       </w:r>
     </w:p>
     <w:p>
@@ -878,12 +781,9 @@
     </w:p>
     <w:p>
       <w:pPr>
-        <w:spacing w:line="336" w:lineRule="auto" w:after="180"/>
-      </w:pPr>
-      <w:r>
-        <w:rPr>
-          <w:b w:val="0"/>
-        </w:rPr>
+        <w:pStyle w:val="ListBullet"/>
+      </w:pPr>
+      <w:r>
         <w:t>Attempt this case before feedback. Record any help. Earlier examples below are further practice; a case already practised with feedback cannot establish fresh transfer.</w:t>
       </w:r>
     </w:p>
@@ -892,59 +792,28 @@
         <w:pStyle w:val="Heading1"/>
       </w:pPr>
       <w:r>
-        <w:t>05. W1 Reject a shape mismatch</w:t>
-      </w:r>
-    </w:p>
-    <w:p>
-      <w:r>
-        <w:t>Reject a shape mismatch. Apply the supplied Debugging shapes and gradients facts and keep your reasoning.</w:t>
-      </w:r>
-    </w:p>
-    <w:p>
-      <w:pPr>
-        <w:spacing w:line="336" w:lineRule="auto" w:after="180"/>
-      </w:pPr>
-      <w:r>
-        <w:rPr>
-          <w:b w:val="0"/>
-        </w:rPr>
-        <w:t xml:space="preserve">The layer expects W </w:t>
-      </w:r>
-      <w:r>
-        <w:rPr>
-          <w:b/>
-        </w:rPr>
-        <w:t>shape</w:t>
-      </w:r>
-      <w:r>
-        <w:rPr>
-          <w:b w:val="0"/>
-        </w:rPr>
-        <w:t xml:space="preserve"> 3 by 2, b length 3 and x length 2. A submitted x has length 3. Should the last feature be silently ignored? State the failed </w:t>
-      </w:r>
-      <w:r>
-        <w:rPr>
-          <w:b/>
-        </w:rPr>
-        <w:t>contract</w:t>
-      </w:r>
-      <w:r>
-        <w:rPr>
-          <w:b w:val="0"/>
-        </w:rPr>
-        <w:t xml:space="preserve"> and repair </w:t>
-      </w:r>
-      <w:r>
-        <w:rPr>
-          <w:b/>
-        </w:rPr>
-        <w:t>process</w:t>
-      </w:r>
-      <w:r>
-        <w:rPr>
-          <w:b w:val="0"/>
-        </w:rPr>
-        <w:t>.</w:t>
+        <w:t>10. Project · Keep the mathematical evidence</w:t>
+      </w:r>
+    </w:p>
+    <w:p>
+      <w:r>
+        <w:t>Keep this task’s inputs,rule and response together.</w:t>
+      </w:r>
+    </w:p>
+    <w:p>
+      <w:pPr>
+        <w:pStyle w:val="Heading2"/>
+      </w:pPr>
+      <w:r>
+        <w:t>Complete task and evidence</w:t>
+      </w:r>
+    </w:p>
+    <w:p>
+      <w:pPr>
+        <w:pStyle w:val="ListBullet"/>
+      </w:pPr>
+      <w:r>
+        <w:t>Add a labelled debugging shapes and gradients evidence sheet to Image-pattern Network Investigation. Show how you can check dimension contracts before computing a layer. Use the supplied fictional case and keep its inputs, intermediate steps, calculation or prediction, and limitation. Connect this record to last week’s record; a matching answer without a trace is insufficient.</w:t>
       </w:r>
     </w:p>
     <w:p>
@@ -952,7 +821,7 @@
         <w:pStyle w:val="Heading3"/>
       </w:pPr>
       <w:r>
-        <w:t>My reasoning and evidence</w:t>
+        <w:t>My project change, supporting evidence and remaining limit</w:t>
       </w:r>
     </w:p>
     <w:p>
@@ -990,438 +859,20 @@
         <w:pStyle w:val="Heading1"/>
       </w:pPr>
       <w:r>
-        <w:t>06. W2 Expose a hidden bias error</w:t>
-      </w:r>
-    </w:p>
-    <w:p>
-      <w:r>
-        <w:t>Expose a hidden bias error. Apply the supplied Debugging shapes and gradients facts and keep your reasoning.</w:t>
-      </w:r>
-    </w:p>
-    <w:p>
-      <w:pPr>
-        <w:spacing w:line="336" w:lineRule="auto" w:after="180"/>
-      </w:pPr>
-      <w:r>
-        <w:rPr>
-          <w:b w:val="0"/>
-        </w:rPr>
-        <w:t>Compute scores and activations for x = [3, 1] with the lesson layer, then omit the third bias. Identify the first discrepancy and the resulting activation error.</w:t>
-      </w:r>
-    </w:p>
-    <w:p>
-      <w:pPr>
-        <w:pStyle w:val="Heading3"/>
-      </w:pPr>
-      <w:r>
-        <w:t>My reasoning and evidence</w:t>
-      </w:r>
-    </w:p>
-    <w:p>
-      <w:r>
-        <w:t>________________________________________________________________</w:t>
-      </w:r>
-    </w:p>
-    <w:p>
-      <w:r>
-        <w:t>________________________________________________________________</w:t>
-      </w:r>
-    </w:p>
-    <w:p>
-      <w:r>
-        <w:t>________________________________________________________________</w:t>
-      </w:r>
-    </w:p>
-    <w:p>
-      <w:r>
-        <w:t>________________________________________________________________</w:t>
-      </w:r>
-    </w:p>
-    <w:p>
-      <w:r>
-        <w:t>________________________________________________________________</w:t>
-      </w:r>
-    </w:p>
-    <w:p>
-      <w:r>
-        <w:t>________________________________________________________________</w:t>
-      </w:r>
-    </w:p>
-    <w:p>
-      <w:pPr>
-        <w:pStyle w:val="Heading1"/>
-      </w:pPr>
-      <w:r>
-        <w:t>07. W3 Check an update sign</w:t>
-      </w:r>
-    </w:p>
-    <w:p>
-      <w:r>
-        <w:t>Check an update sign. Apply the supplied Debugging shapes and gradients facts and keep your reasoning.</w:t>
-      </w:r>
-    </w:p>
-    <w:p>
-      <w:pPr>
-        <w:spacing w:line="336" w:lineRule="auto" w:after="180"/>
-      </w:pPr>
-      <w:r>
-        <w:rPr>
-          <w:b w:val="0"/>
-        </w:rPr>
-        <w:t>For the diagnostic model at [1, 0], gradient [-4, -2] and rate 0.05, calculate the correct new parameters and loss. Compare with adding the gradient step.</w:t>
-      </w:r>
-    </w:p>
-    <w:p>
-      <w:pPr>
-        <w:pStyle w:val="Heading3"/>
-      </w:pPr>
-      <w:r>
-        <w:t>My reasoning and evidence</w:t>
-      </w:r>
-    </w:p>
-    <w:p>
-      <w:r>
-        <w:t>________________________________________________________________</w:t>
-      </w:r>
-    </w:p>
-    <w:p>
-      <w:r>
-        <w:t>________________________________________________________________</w:t>
-      </w:r>
-    </w:p>
-    <w:p>
-      <w:r>
-        <w:t>________________________________________________________________</w:t>
-      </w:r>
-    </w:p>
-    <w:p>
-      <w:r>
-        <w:t>________________________________________________________________</w:t>
-      </w:r>
-    </w:p>
-    <w:p>
-      <w:r>
-        <w:t>________________________________________________________________</w:t>
-      </w:r>
-    </w:p>
-    <w:p>
-      <w:r>
-        <w:t>________________________________________________________________</w:t>
-      </w:r>
-    </w:p>
-    <w:p>
-      <w:pPr>
-        <w:pStyle w:val="Heading1"/>
-      </w:pPr>
-      <w:r>
-        <w:t>08. W4 Debug a new gradient independently</w:t>
-      </w:r>
-    </w:p>
-    <w:p>
-      <w:r>
-        <w:t>Attempt before feedback. If this repeats the selected independent case, reuse that first attempt; otherwise keep a separate record. Debug a new gradient independently. Apply the supplied Debugging shapes and gradients facts and keep your reasoning.</w:t>
-      </w:r>
-    </w:p>
-    <w:p>
-      <w:pPr>
-        <w:spacing w:line="336" w:lineRule="auto" w:after="180"/>
-      </w:pPr>
-      <w:r>
-        <w:rPr>
-          <w:b w:val="0"/>
-        </w:rPr>
-        <w:t>Use y = 3a + c, target 2, loss (y - 2) squared, at [a, c] = [0, 1]. A program returns gradient [-2, -6] in order [a, c].</w:t>
-      </w:r>
-    </w:p>
-    <w:p>
-      <w:pPr>
-        <w:spacing w:line="336" w:lineRule="auto" w:after="180"/>
-      </w:pPr>
-      <w:r>
-        <w:rPr>
-          <w:b w:val="0"/>
-        </w:rPr>
-        <w:t>Use symmetric step 0.1 to check each coordinate, then update both with the corrected gradient and rate 0.05. Report new parameters and loss.</w:t>
-      </w:r>
-    </w:p>
-    <w:p>
-      <w:pPr>
-        <w:pStyle w:val="Heading3"/>
-      </w:pPr>
-      <w:r>
-        <w:t>My reasoning and evidence</w:t>
-      </w:r>
-    </w:p>
-    <w:p>
-      <w:r>
-        <w:t>________________________________________________________________</w:t>
-      </w:r>
-    </w:p>
-    <w:p>
-      <w:r>
-        <w:t>________________________________________________________________</w:t>
-      </w:r>
-    </w:p>
-    <w:p>
-      <w:r>
-        <w:t>________________________________________________________________</w:t>
-      </w:r>
-    </w:p>
-    <w:p>
-      <w:r>
-        <w:t>________________________________________________________________</w:t>
-      </w:r>
-    </w:p>
-    <w:p>
-      <w:r>
-        <w:t>________________________________________________________________</w:t>
-      </w:r>
-    </w:p>
-    <w:p>
-      <w:r>
-        <w:t>________________________________________________________________</w:t>
-      </w:r>
-    </w:p>
-    <w:p>
-      <w:r>
-        <w:t>________________________________________________________________</w:t>
-      </w:r>
-    </w:p>
-    <w:p>
-      <w:r>
-        <w:t>________________________________________________________________</w:t>
-      </w:r>
-    </w:p>
-    <w:p>
-      <w:pPr>
-        <w:pStyle w:val="Heading1"/>
-      </w:pPr>
-      <w:r>
-        <w:t>09. W5 Keep independent regression checks</w:t>
-      </w:r>
-    </w:p>
-    <w:p>
-      <w:r>
-        <w:t>Keep independent regression checks. Apply the supplied Debugging shapes and gradients facts and keep your reasoning.</w:t>
-      </w:r>
-    </w:p>
-    <w:p>
-      <w:pPr>
-        <w:spacing w:line="336" w:lineRule="auto" w:after="180"/>
-      </w:pPr>
-      <w:r>
-        <w:rPr>
-          <w:b w:val="0"/>
-        </w:rPr>
-        <w:t>A program passes only the x = [1, 2] final-activation test. Propose one intermediate-value check, one malformed-</w:t>
-      </w:r>
-      <w:r>
-        <w:rPr>
-          <w:b/>
-        </w:rPr>
-        <w:t>input</w:t>
-      </w:r>
-      <w:r>
-        <w:rPr>
-          <w:b w:val="0"/>
-        </w:rPr>
-        <w:t xml:space="preserve"> check and one additional </w:t>
-      </w:r>
-      <w:r>
-        <w:rPr>
-          <w:b/>
-        </w:rPr>
-        <w:t>input</w:t>
-      </w:r>
-      <w:r>
-        <w:rPr>
-          <w:b w:val="0"/>
-        </w:rPr>
-        <w:t xml:space="preserve"> that exposes the bias omission.</w:t>
-      </w:r>
-    </w:p>
-    <w:p>
-      <w:pPr>
-        <w:pStyle w:val="Heading3"/>
-      </w:pPr>
-      <w:r>
-        <w:t>My reasoning and evidence</w:t>
-      </w:r>
-    </w:p>
-    <w:p>
-      <w:r>
-        <w:t>________________________________________________________________</w:t>
-      </w:r>
-    </w:p>
-    <w:p>
-      <w:r>
-        <w:t>________________________________________________________________</w:t>
-      </w:r>
-    </w:p>
-    <w:p>
-      <w:r>
-        <w:t>________________________________________________________________</w:t>
-      </w:r>
-    </w:p>
-    <w:p>
-      <w:r>
-        <w:t>________________________________________________________________</w:t>
-      </w:r>
-    </w:p>
-    <w:p>
-      <w:r>
-        <w:t>________________________________________________________________</w:t>
-      </w:r>
-    </w:p>
-    <w:p>
-      <w:r>
-        <w:t>________________________________________________________________</w:t>
-      </w:r>
-    </w:p>
-    <w:p>
-      <w:pPr>
-        <w:pStyle w:val="Heading1"/>
-      </w:pPr>
-      <w:r>
-        <w:t>10. Project checkpoint and reflection</w:t>
-      </w:r>
-    </w:p>
-    <w:p>
-      <w:r>
-        <w:t>Connect Debugging shapes and gradients to Image-pattern Network Investigation, identify a limit and choose the next useful test.</w:t>
-      </w:r>
-    </w:p>
-    <w:p>
-      <w:pPr>
-        <w:spacing w:line="336" w:lineRule="auto" w:after="180"/>
-      </w:pPr>
-      <w:r>
-        <w:rPr>
-          <w:b w:val="0"/>
-        </w:rPr>
-        <w:t xml:space="preserve">Add a labelled debugging </w:t>
-      </w:r>
-      <w:r>
-        <w:rPr>
-          <w:b/>
-        </w:rPr>
-        <w:t>shape</w:t>
-      </w:r>
-      <w:r>
-        <w:rPr>
-          <w:b w:val="0"/>
-        </w:rPr>
-        <w:t xml:space="preserve">s and gradients </w:t>
-      </w:r>
-      <w:r>
-        <w:rPr>
-          <w:b/>
-        </w:rPr>
-        <w:t>evidence</w:t>
-      </w:r>
-      <w:r>
-        <w:rPr>
-          <w:b w:val="0"/>
-        </w:rPr>
-        <w:t xml:space="preserve"> sheet to Image-pattern Network Investigation. Show how you can check dimension </w:t>
-      </w:r>
-      <w:r>
-        <w:rPr>
-          <w:b/>
-        </w:rPr>
-        <w:t>contract</w:t>
-      </w:r>
-      <w:r>
-        <w:rPr>
-          <w:b w:val="0"/>
-        </w:rPr>
-        <w:t>s before computing a layer.</w:t>
-      </w:r>
-    </w:p>
-    <w:p>
-      <w:pPr>
-        <w:spacing w:line="336" w:lineRule="auto" w:after="180"/>
-      </w:pPr>
-      <w:r>
-        <w:rPr>
-          <w:b w:val="0"/>
-        </w:rPr>
-        <w:t xml:space="preserve">Use the supplied fictional case and keep its </w:t>
-      </w:r>
-      <w:r>
-        <w:rPr>
-          <w:b/>
-        </w:rPr>
-        <w:t>input</w:t>
-      </w:r>
-      <w:r>
-        <w:rPr>
-          <w:b w:val="0"/>
-        </w:rPr>
-        <w:t xml:space="preserve">s, intermediate steps, calculation or </w:t>
-      </w:r>
-      <w:r>
-        <w:rPr>
-          <w:b/>
-        </w:rPr>
-        <w:t>prediction</w:t>
-      </w:r>
-      <w:r>
-        <w:rPr>
-          <w:b w:val="0"/>
-        </w:rPr>
-        <w:t>, and limitation. Connect this record to last week’s record; a matching answer without a trace is insufficient.</w:t>
-      </w:r>
-    </w:p>
-    <w:p>
-      <w:pPr>
-        <w:pStyle w:val="Heading3"/>
-      </w:pPr>
-      <w:r>
-        <w:t>My project change, supporting evidence and remaining limit</w:t>
-      </w:r>
-    </w:p>
-    <w:p>
-      <w:r>
-        <w:t>________________________________________________________________</w:t>
-      </w:r>
-    </w:p>
-    <w:p>
-      <w:r>
-        <w:t>________________________________________________________________</w:t>
-      </w:r>
-    </w:p>
-    <w:p>
-      <w:r>
-        <w:t>________________________________________________________________</w:t>
-      </w:r>
-    </w:p>
-    <w:p>
-      <w:r>
-        <w:t>________________________________________________________________</w:t>
-      </w:r>
-    </w:p>
-    <w:p>
-      <w:r>
-        <w:t>________________________________________________________________</w:t>
-      </w:r>
-    </w:p>
-    <w:p>
-      <w:r>
-        <w:t>________________________________________________________________</w:t>
-      </w:r>
-    </w:p>
-    <w:p>
-      <w:pPr>
-        <w:pStyle w:val="Heading1"/>
-      </w:pPr>
-      <w:r>
-        <w:t>11. Feedback, return check and learning record</w:t>
-      </w:r>
-    </w:p>
-    <w:p>
-      <w:r>
-        <w:t>Record the first repaired step and a different case to revisit after a delay.</w:t>
+        <w:t>11. Feedback · Repair and return</w:t>
+      </w:r>
+    </w:p>
+    <w:p>
+      <w:r>
+        <w:t>Keep this task’s inputs,rule and response together.</w:t>
+      </w:r>
+    </w:p>
+    <w:p>
+      <w:pPr>
+        <w:pStyle w:val="Heading2"/>
+      </w:pPr>
+      <w:r>
+        <w:t>Complete task and evidence</w:t>
       </w:r>
     </w:p>
     <w:tbl>
@@ -1562,12 +1013,9 @@
     </w:tbl>
     <w:p>
       <w:pPr>
-        <w:spacing w:line="336" w:lineRule="auto" w:after="180"/>
-      </w:pPr>
-      <w:r>
-        <w:rPr>
-          <w:b w:val="0"/>
-        </w:rPr>
+        <w:pStyle w:val="ListBullet"/>
+      </w:pPr>
+      <w:r>
         <w:t>Revisit this idea with your teacher after a delay. Familiarity is different from explaining and using it on a changed case.</w:t>
       </w:r>
     </w:p>
@@ -1576,57 +1024,330 @@
         <w:pStyle w:val="Heading1"/>
       </w:pPr>
       <w:r>
-        <w:t>12. Pictorial case practice: Debugging shapes and gradients</w:t>
-      </w:r>
-    </w:p>
-    <w:p>
-      <w:r>
-        <w:t>Catch a gradient -order bug before the optimiser changes parameters. Explain the labelled step before checking the changed condition.</w:t>
-      </w:r>
-    </w:p>
-    <w:p>
-      <w:pPr>
-        <w:spacing w:line="336" w:lineRule="auto" w:after="180"/>
-      </w:pPr>
-      <w:r>
-        <w:rPr>
-          <w:b w:val="0"/>
-        </w:rPr>
+        <w:t>Reference bank and extra practice</w:t>
+      </w:r>
+    </w:p>
+    <w:p>
+      <w:pPr>
+        <w:pStyle w:val="Heading1"/>
+      </w:pPr>
+      <w:r>
+        <w:t>02. Reference · Supported W2 record</w:t>
+      </w:r>
+    </w:p>
+    <w:p>
+      <w:r>
+        <w:t>Keep this task’s inputs,rule and response together.</w:t>
+      </w:r>
+    </w:p>
+    <w:p>
+      <w:pPr>
+        <w:pStyle w:val="Heading2"/>
+      </w:pPr>
+      <w:r>
+        <w:t>Complete task and evidence</w:t>
+      </w:r>
+    </w:p>
+    <w:p>
+      <w:pPr>
+        <w:pStyle w:val="ListBullet"/>
+      </w:pPr>
+      <w:r>
+        <w:t>Use W2: Expose a hidden bias error for Debugging shapes and gradients. Record the answer once; the lesson and workbook refer to the same attempt.</w:t>
+      </w:r>
+    </w:p>
+    <w:tbl>
+      <w:tblPr>
+        <w:tblStyle w:val="LightShading-Accent1"/>
+        <w:tblW w:type="auto" w:w="0"/>
+        <w:tblLook w:firstColumn="1" w:firstRow="1" w:lastColumn="0" w:lastRow="0" w:noHBand="0" w:noVBand="1" w:val="04A0"/>
+      </w:tblPr>
+      <w:tblGrid>
+        <w:gridCol w:w="2556"/>
+        <w:gridCol w:w="2556"/>
+        <w:gridCol w:w="2556"/>
+        <w:gridCol w:w="2556"/>
+      </w:tblGrid>
+      <w:tr>
+        <w:trPr>
+          <w:tblHeader/>
+        </w:trPr>
+        <w:tc>
+          <w:tcPr>
+            <w:tcW w:type="dxa" w:w="2556"/>
+          </w:tcPr>
+          <w:p>
+            <w:r>
+              <w:t>Given inputs</w:t>
+            </w:r>
+          </w:p>
+        </w:tc>
+        <w:tc>
+          <w:tcPr>
+            <w:tcW w:type="dxa" w:w="2556"/>
+          </w:tcPr>
+          <w:p>
+            <w:r>
+              <w:t>Procedure I chose</w:t>
+            </w:r>
+          </w:p>
+        </w:tc>
+        <w:tc>
+          <w:tcPr>
+            <w:tcW w:type="dxa" w:w="2556"/>
+          </w:tcPr>
+          <w:p>
+            <w:r>
+              <w:t>Middle steps</w:t>
+            </w:r>
+          </w:p>
+        </w:tc>
+        <w:tc>
+          <w:tcPr>
+            <w:tcW w:type="dxa" w:w="2556"/>
+          </w:tcPr>
+          <w:p>
+            <w:r>
+              <w:t>Result and check</w:t>
+            </w:r>
+          </w:p>
+        </w:tc>
+      </w:tr>
+      <w:tr>
+        <w:tc>
+          <w:tcPr>
+            <w:tcW w:type="dxa" w:w="2556"/>
+          </w:tcPr>
+          <w:p>
+            <w:r/>
+          </w:p>
+        </w:tc>
+        <w:tc>
+          <w:tcPr>
+            <w:tcW w:type="dxa" w:w="2556"/>
+          </w:tcPr>
+          <w:p>
+            <w:r/>
+          </w:p>
+        </w:tc>
+        <w:tc>
+          <w:tcPr>
+            <w:tcW w:type="dxa" w:w="2556"/>
+          </w:tcPr>
+          <w:p>
+            <w:r/>
+          </w:p>
+        </w:tc>
+        <w:tc>
+          <w:tcPr>
+            <w:tcW w:type="dxa" w:w="2556"/>
+          </w:tcPr>
+          <w:p>
+            <w:r/>
+          </w:p>
+        </w:tc>
+      </w:tr>
+    </w:tbl>
+    <w:p>
+      <w:pPr>
+        <w:pStyle w:val="Heading3"/>
+      </w:pPr>
+      <w:r>
+        <w:t>The step I completed without help, and the hint I needed</w:t>
+      </w:r>
+    </w:p>
+    <w:p>
+      <w:r>
+        <w:t>________________________________________________________________</w:t>
+      </w:r>
+    </w:p>
+    <w:p>
+      <w:r>
+        <w:t>________________________________________________________________</w:t>
+      </w:r>
+    </w:p>
+    <w:p>
+      <w:r>
+        <w:t>________________________________________________________________</w:t>
+      </w:r>
+    </w:p>
+    <w:p>
+      <w:pPr>
+        <w:pStyle w:val="Heading1"/>
+      </w:pPr>
+      <w:r>
+        <w:t>03. Extra practice · Individual reasoning check</w:t>
+      </w:r>
+    </w:p>
+    <w:p>
+      <w:r>
+        <w:t>Keep this task’s inputs,rule and response together.</w:t>
+      </w:r>
+    </w:p>
+    <w:p>
+      <w:pPr>
+        <w:pStyle w:val="Heading2"/>
+      </w:pPr>
+      <w:r>
+        <w:t>Complete task and evidence</w:t>
+      </w:r>
+    </w:p>
+    <w:p>
+      <w:pPr>
+        <w:pStyle w:val="ListBullet"/>
+      </w:pPr>
+      <w:r>
+        <w:t>Use the worked case for Debugging shapes and gradients. Proposed explanation: “Matching output shape guarantees the computation”. Decide whether this explanation is supported. Point to the step or supplied fact that decides; explain your repair if needed.</w:t>
+      </w:r>
+    </w:p>
+    <w:p>
+      <w:pPr>
+        <w:pStyle w:val="Heading3"/>
+      </w:pPr>
+      <w:r>
+        <w:t>My explanation before partner discussion</w:t>
+      </w:r>
+    </w:p>
+    <w:p>
+      <w:r>
+        <w:t>________________________________________________________________</w:t>
+      </w:r>
+    </w:p>
+    <w:p>
+      <w:r>
+        <w:t>________________________________________________________________</w:t>
+      </w:r>
+    </w:p>
+    <w:p>
+      <w:r>
+        <w:t>________________________________________________________________</w:t>
+      </w:r>
+    </w:p>
+    <w:p>
+      <w:r>
+        <w:t>________________________________________________________________</w:t>
+      </w:r>
+    </w:p>
+    <w:p>
+      <w:pPr>
+        <w:pStyle w:val="Heading1"/>
+      </w:pPr>
+      <w:r>
+        <w:t>08. Reference · Earlier W4 response copy</w:t>
+      </w:r>
+    </w:p>
+    <w:p>
+      <w:r>
+        <w:t>Keep this task’s inputs,rule and response together.</w:t>
+      </w:r>
+    </w:p>
+    <w:p>
+      <w:pPr>
+        <w:pStyle w:val="Heading2"/>
+      </w:pPr>
+      <w:r>
+        <w:t>Complete task and evidence</w:t>
+      </w:r>
+    </w:p>
+    <w:p>
+      <w:pPr>
+        <w:pStyle w:val="ListBullet"/>
+      </w:pPr>
+      <w:r>
+        <w:t>Use y = 3a + c, target 2, loss (y - 2) squared, at [a, c] = [0, 1]. A program returns gradient [-2, -6] in order [a, c]. Use symmetric step 0.1 to check each coordinate, then update both with the corrected gradient and rate 0.05. Report new parameters and loss.</w:t>
+      </w:r>
+    </w:p>
+    <w:p>
+      <w:pPr>
+        <w:pStyle w:val="Heading3"/>
+      </w:pPr>
+      <w:r>
+        <w:t>My reasoning and evidence</w:t>
+      </w:r>
+    </w:p>
+    <w:p>
+      <w:r>
+        <w:t>________________________________________________________________</w:t>
+      </w:r>
+    </w:p>
+    <w:p>
+      <w:r>
+        <w:t>________________________________________________________________</w:t>
+      </w:r>
+    </w:p>
+    <w:p>
+      <w:r>
+        <w:t>________________________________________________________________</w:t>
+      </w:r>
+    </w:p>
+    <w:p>
+      <w:r>
+        <w:t>________________________________________________________________</w:t>
+      </w:r>
+    </w:p>
+    <w:p>
+      <w:r>
+        <w:t>________________________________________________________________</w:t>
+      </w:r>
+    </w:p>
+    <w:p>
+      <w:r>
+        <w:t>________________________________________________________________</w:t>
+      </w:r>
+    </w:p>
+    <w:p>
+      <w:r>
+        <w:t>________________________________________________________________</w:t>
+      </w:r>
+    </w:p>
+    <w:p>
+      <w:r>
+        <w:t>________________________________________________________________</w:t>
+      </w:r>
+    </w:p>
+    <w:p>
+      <w:pPr>
+        <w:pStyle w:val="Heading1"/>
+      </w:pPr>
+      <w:r>
+        <w:t>12. Extra practice · Pictured case</w:t>
+      </w:r>
+    </w:p>
+    <w:p>
+      <w:r>
+        <w:t>Keep this task’s inputs,rule and response together.</w:t>
+      </w:r>
+    </w:p>
+    <w:p>
+      <w:pPr>
+        <w:pStyle w:val="Heading2"/>
+      </w:pPr>
+      <w:r>
+        <w:t>Complete task and evidence</w:t>
+      </w:r>
+    </w:p>
+    <w:p>
+      <w:pPr>
+        <w:pStyle w:val="ListBullet"/>
+      </w:pPr>
+      <w:r>
         <w:t>Catch a gradient -order bug before the optimiser changes parameters.</w:t>
       </w:r>
     </w:p>
     <w:p>
       <w:pPr>
-        <w:spacing w:line="336" w:lineRule="auto" w:after="180"/>
-      </w:pPr>
-      <w:r>
-        <w:rPr>
-          <w:b w:val="0"/>
-        </w:rPr>
+        <w:pStyle w:val="ListBullet"/>
+      </w:pPr>
+      <w:r>
         <w:t>Toy y=2a+3c, target 4, start [a, c]=[1, 0]. Loss (y-4)². Program claims gradient [-12,-8] in order [a, c].</w:t>
       </w:r>
     </w:p>
     <w:p>
       <w:pPr>
-        <w:spacing w:line="336" w:lineRule="auto" w:after="180"/>
-      </w:pPr>
-      <w:r>
-        <w:rPr>
-          <w:b w:val="0"/>
-        </w:rPr>
-        <w:t xml:space="preserve">All </w:t>
-      </w:r>
-      <w:r>
-        <w:rPr>
-          <w:b/>
-        </w:rPr>
-        <w:t>input</w:t>
-      </w:r>
-      <w:r>
-        <w:rPr>
-          <w:b w:val="0"/>
-        </w:rPr>
-        <w:t>s and outcomes in this worked example are invented classroom data; no real model run is claimed.</w:t>
+        <w:pStyle w:val="ListBullet"/>
+      </w:pPr>
+      <w:r>
+        <w:t>All inputs and outcomes in this worked example are invented classroom data; no real model run is claimed.</w:t>
       </w:r>
     </w:p>
     <w:p>
@@ -1667,25 +1388,10 @@
     </w:p>
     <w:p>
       <w:pPr>
-        <w:spacing w:line="336" w:lineRule="auto" w:after="180"/>
-      </w:pPr>
-      <w:r>
-        <w:rPr>
-          <w:b w:val="0"/>
-        </w:rPr>
-        <w:t xml:space="preserve">What should a debugging record pair with every gradient value? Point to the relevant step in the picture, then write the changed result and the rule or </w:t>
-      </w:r>
-      <w:r>
-        <w:rPr>
-          <w:b/>
-        </w:rPr>
-        <w:t>evidence</w:t>
-      </w:r>
-      <w:r>
-        <w:rPr>
-          <w:b w:val="0"/>
-        </w:rPr>
-        <w:t xml:space="preserve"> that supports it.</w:t>
+        <w:pStyle w:val="ListBullet"/>
+      </w:pPr>
+      <w:r>
+        <w:t>What should a debugging record pair with every gradient value? Point to the relevant step in the picture, then write the changed result and the rule or evidence that supports it.</w:t>
       </w:r>
     </w:p>
     <w:p>
@@ -1728,68 +1434,18 @@
     </w:p>
     <w:p>
       <w:pPr>
-        <w:pStyle w:val="Heading3"/>
-      </w:pPr>
-      <w:r>
-        <w:t>Record the help used</w:t>
-      </w:r>
-    </w:p>
-    <w:p>
-      <w:pPr>
-        <w:spacing w:line="336" w:lineRule="auto" w:after="180"/>
-        <w:shd w:fill="F1F6F8"/>
-      </w:pPr>
-      <w:r>
-        <w:rPr>
-          <w:b w:val="0"/>
-        </w:rPr>
-        <w:t xml:space="preserve">Support used: alone / hint / worked example. This record is practice </w:t>
-      </w:r>
-      <w:r>
-        <w:rPr>
-          <w:b/>
-        </w:rPr>
-        <w:t>evidence</w:t>
-      </w:r>
-      <w:r>
-        <w:rPr>
-          <w:b w:val="0"/>
-        </w:rPr>
-        <w:t>.</w:t>
-      </w:r>
-    </w:p>
-    <w:p>
-      <w:pPr>
-        <w:spacing w:line="336" w:lineRule="auto" w:after="180"/>
-      </w:pPr>
-      <w:r>
-        <w:rPr>
-          <w:b w:val="0"/>
-        </w:rPr>
-        <w:t xml:space="preserve">Project connection: For your Image-pattern Network Investigation, save the </w:t>
-      </w:r>
-      <w:r>
-        <w:rPr>
-          <w:b/>
-        </w:rPr>
-        <w:t>input</w:t>
-      </w:r>
-      <w:r>
-        <w:rPr>
-          <w:b w:val="0"/>
-        </w:rPr>
-        <w:t>, procedure, observed result and limitation of this check.</w:t>
-      </w:r>
-    </w:p>
-    <w:p>
-      <w:pPr>
-        <w:spacing w:line="336" w:lineRule="auto" w:after="180"/>
-      </w:pPr>
-      <w:r>
-        <w:rPr>
-          <w:b w:val="0"/>
-        </w:rPr>
-        <w:t>Label this worked example as practice; use a different, previously unreviewed case when checking independent understanding.</w:t>
+        <w:pStyle w:val="ListBullet"/>
+      </w:pPr>
+      <w:r>
+        <w:t>Support used: alone / hint / worked example. This record is practice evidence.</w:t>
+      </w:r>
+    </w:p>
+    <w:p>
+      <w:pPr>
+        <w:pStyle w:val="ListBullet"/>
+      </w:pPr>
+      <w:r>
+        <w:t>Project connection: For your Image-pattern Network Investigation, save the input, procedure, observed result and limitation of this check. Label this worked example as practice; use a different, previously unreviewed case when checking independent understanding.</w:t>
       </w:r>
     </w:p>
     <w:p>
@@ -1797,68 +1453,44 @@
         <w:pStyle w:val="Heading1"/>
       </w:pPr>
       <w:r>
-        <w:t>13. Project portfolio milestone</w:t>
-      </w:r>
-    </w:p>
-    <w:p>
-      <w:r>
-        <w:t>Keep this week’s input, deciding step, result and limit together in the Image-pattern Network Investigation record.</w:t>
-      </w:r>
-    </w:p>
-    <w:p>
-      <w:pPr>
-        <w:spacing w:line="336" w:lineRule="auto" w:after="180"/>
-      </w:pPr>
-      <w:r>
-        <w:rPr>
-          <w:b w:val="0"/>
-        </w:rPr>
+        <w:t>13. Reference · Project milestone</w:t>
+      </w:r>
+    </w:p>
+    <w:p>
+      <w:r>
+        <w:t>Keep this task’s inputs,rule and response together.</w:t>
+      </w:r>
+    </w:p>
+    <w:p>
+      <w:pPr>
+        <w:pStyle w:val="Heading2"/>
+      </w:pPr>
+      <w:r>
+        <w:t>Complete task and evidence</w:t>
+      </w:r>
+    </w:p>
+    <w:p>
+      <w:pPr>
+        <w:pStyle w:val="ListBullet"/>
+      </w:pPr>
+      <w:r>
         <w:t>Project: Image-pattern Network Investigation</w:t>
       </w:r>
     </w:p>
     <w:p>
       <w:pPr>
-        <w:spacing w:line="336" w:lineRule="auto" w:after="180"/>
-      </w:pPr>
-      <w:r>
-        <w:rPr>
-          <w:b w:val="0"/>
-        </w:rPr>
+        <w:pStyle w:val="ListBullet"/>
+      </w:pPr>
+      <w:r>
         <w:t>Current milestone: Test changed cases. Keep normal, boundary and failure cases; compare expected and observed results.</w:t>
       </w:r>
     </w:p>
     <w:p>
       <w:pPr>
-        <w:spacing w:line="336" w:lineRule="auto" w:after="180"/>
-      </w:pPr>
-      <w:r>
-        <w:rPr>
-          <w:b w:val="0"/>
-        </w:rPr>
-        <w:t xml:space="preserve">For your Image-pattern Network Investigation, save the </w:t>
-      </w:r>
-      <w:r>
-        <w:rPr>
-          <w:b/>
-        </w:rPr>
-        <w:t>input</w:t>
-      </w:r>
-      <w:r>
-        <w:rPr>
-          <w:b w:val="0"/>
-        </w:rPr>
-        <w:t>, procedure, observed result and limitation of this check.</w:t>
-      </w:r>
-    </w:p>
-    <w:p>
-      <w:pPr>
-        <w:spacing w:line="336" w:lineRule="auto" w:after="180"/>
-      </w:pPr>
-      <w:r>
-        <w:rPr>
-          <w:b w:val="0"/>
-        </w:rPr>
-        <w:t>Label this worked example as practice; use a different, previously unreviewed case when checking independent understanding.</w:t>
+        <w:pStyle w:val="ListBullet"/>
+      </w:pPr>
+      <w:r>
+        <w:t>For your Image-pattern Network Investigation, save the input, procedure, observed result and limitation of this check. Label this worked example as practice; use a different, previously unreviewed case when checking independent understanding.</w:t>
       </w:r>
     </w:p>
     <w:tbl>
@@ -2015,12 +1647,573 @@
         <w:pStyle w:val="Heading1"/>
       </w:pPr>
       <w:r>
-        <w:t>14. Supported practice and learning evidence</w:t>
-      </w:r>
-    </w:p>
-    <w:p>
-      <w:r>
-        <w:t>Try the supported questions before comparing with hints and feedback. Record what you repaired and the evidence you retained.</w:t>
+        <w:t>14. Extra practice · Predict,check and repair</w:t>
+      </w:r>
+    </w:p>
+    <w:p>
+      <w:r>
+        <w:t>Keep supported feedback separate from the independent case.</w:t>
+      </w:r>
+    </w:p>
+    <w:p>
+      <w:pPr>
+        <w:pStyle w:val="Heading2"/>
+      </w:pPr>
+      <w:r>
+        <w:t>First supported question and optional hint</w:t>
+      </w:r>
+    </w:p>
+    <w:p>
+      <w:pPr>
+        <w:pStyle w:val="ListBullet"/>
+      </w:pPr>
+      <w:r>
+        <w:t>Catch a gradient -order bug before the optimiser changes parameters.</w:t>
+      </w:r>
+    </w:p>
+    <w:p>
+      <w:pPr>
+        <w:pStyle w:val="Heading3"/>
+      </w:pPr>
+      <w:r>
+        <w:t>Practice 1: explain the deciding evidence</w:t>
+      </w:r>
+    </w:p>
+    <w:p>
+      <w:pPr>
+        <w:pStyle w:val="ListBullet"/>
+      </w:pPr>
+      <w:r>
+        <w:t>Which labelled step matches this detail? At rate 0.01: new [a, c]=[1.08, 0.12]; y = 2.52, loss 2.1904.</w:t>
+      </w:r>
+    </w:p>
+    <w:p>
+      <w:pPr>
+        <w:pStyle w:val="ListBullet"/>
+      </w:pPr>
+      <w:r>
+        <w:t>1. Compute correct gradient</w:t>
+      </w:r>
+    </w:p>
+    <w:p>
+      <w:pPr>
+        <w:pStyle w:val="ListBullet"/>
+      </w:pPr>
+      <w:r>
+        <w:t>2. Check coordinates</w:t>
+      </w:r>
+    </w:p>
+    <w:p>
+      <w:pPr>
+        <w:pStyle w:val="ListBullet"/>
+      </w:pPr>
+      <w:r>
+        <w:t>3. Apply correct update</w:t>
+      </w:r>
+    </w:p>
+    <w:p>
+      <w:pPr>
+        <w:pStyle w:val="Heading3"/>
+      </w:pPr>
+      <w:r>
+        <w:t>My selected conclusion, deciding fact and explanation</w:t>
+      </w:r>
+    </w:p>
+    <w:p>
+      <w:r>
+        <w:t>________________________________________________________________</w:t>
+      </w:r>
+    </w:p>
+    <w:p>
+      <w:r>
+        <w:t>________________________________________________________________</w:t>
+      </w:r>
+    </w:p>
+    <w:p>
+      <w:r>
+        <w:t>________________________________________________________________</w:t>
+      </w:r>
+    </w:p>
+    <w:p>
+      <w:r>
+        <w:t>________________________________________________________________</w:t>
+      </w:r>
+    </w:p>
+    <w:p>
+      <w:r>
+        <w:t>________________________________________________________________</w:t>
+      </w:r>
+    </w:p>
+    <w:p>
+      <w:pPr>
+        <w:pStyle w:val="ListBullet"/>
+      </w:pPr>
+      <w:r>
+        <w:t>Hint if needed: Read the steps in the pictorial case. Match the supplied detail to the stage that performs or records it.</w:t>
+      </w:r>
+    </w:p>
+    <w:p>
+      <w:pPr>
+        <w:pStyle w:val="Heading2"/>
+      </w:pPr>
+      <w:r>
+        <w:t>Check after the first attempt · reference / check after trying</w:t>
+      </w:r>
+    </w:p>
+    <w:p>
+      <w:pPr>
+        <w:spacing w:line="336" w:lineRule="auto" w:after="180"/>
+      </w:pPr>
+      <w:r>
+        <w:rPr>
+          <w:b w:val="0"/>
+        </w:rPr>
+        <w:t xml:space="preserve">After your attempt, compare with the supported explanation: Apply correct update At rate 0.01: new [a, c]=[1.08, 0.12]; y = 2.52, loss 2.1904. Array </w:t>
+      </w:r>
+      <w:r>
+        <w:rPr>
+          <w:b/>
+        </w:rPr>
+        <w:t>shape</w:t>
+      </w:r>
+      <w:r>
+        <w:rPr>
+          <w:b w:val="0"/>
+        </w:rPr>
+        <w:t xml:space="preserve"> and coordinate meaning both matter.</w:t>
+      </w:r>
+    </w:p>
+    <w:p>
+      <w:pPr>
+        <w:spacing w:line="336" w:lineRule="auto" w:after="180"/>
+      </w:pPr>
+      <w:r>
+        <w:rPr>
+          <w:b w:val="0"/>
+        </w:rPr>
+        <w:t>A vector with two entries can have the right length but assign each derivative to the wrong parameter. Label the entries a and c, then perturb one coordinate at a time to check their slopes.</w:t>
+      </w:r>
+    </w:p>
+    <w:p>
+      <w:pPr>
+        <w:spacing w:line="336" w:lineRule="auto" w:after="180"/>
+      </w:pPr>
+      <w:r>
+        <w:rPr>
+          <w:b w:val="0"/>
+        </w:rPr>
+        <w:t>Repairing the coordinate mapping is necessary before using the gradient to update the network.</w:t>
+      </w:r>
+    </w:p>
+    <w:p>
+      <w:pPr>
+        <w:pStyle w:val="Heading2"/>
+      </w:pPr>
+      <w:r>
+        <w:t>Changed-case question and optional hint</w:t>
+      </w:r>
+    </w:p>
+    <w:p>
+      <w:pPr>
+        <w:pStyle w:val="Heading3"/>
+      </w:pPr>
+      <w:r>
+        <w:t>Practice 2: explain the deciding evidence</w:t>
+      </w:r>
+    </w:p>
+    <w:p>
+      <w:pPr>
+        <w:pStyle w:val="ListBullet"/>
+      </w:pPr>
+      <w:r>
+        <w:t>Changed-case practice: The program changes its declared order to [c, a] and returns [-12,-8]. Which conclusion is supported by the supplied facts?</w:t>
+      </w:r>
+    </w:p>
+    <w:p>
+      <w:pPr>
+        <w:pStyle w:val="ListBullet"/>
+      </w:pPr>
+      <w:r>
+        <w:t>1. This one example guarantees correct results for every future input.</w:t>
+      </w:r>
+    </w:p>
+    <w:p>
+      <w:pPr>
+        <w:pStyle w:val="ListBullet"/>
+      </w:pPr>
+      <w:r>
+        <w:t>2. That vector now matches the declared coordinate order.</w:t>
+      </w:r>
+    </w:p>
+    <w:p>
+      <w:pPr>
+        <w:pStyle w:val="ListBullet"/>
+      </w:pPr>
+      <w:r>
+        <w:t>3. We can decide the result without examining the changed input or the procedure.</w:t>
+      </w:r>
+    </w:p>
+    <w:p>
+      <w:pPr>
+        <w:pStyle w:val="Heading3"/>
+      </w:pPr>
+      <w:r>
+        <w:t>My selected conclusion, deciding fact and explanation</w:t>
+      </w:r>
+    </w:p>
+    <w:p>
+      <w:r>
+        <w:t>________________________________________________________________</w:t>
+      </w:r>
+    </w:p>
+    <w:p>
+      <w:r>
+        <w:t>________________________________________________________________</w:t>
+      </w:r>
+    </w:p>
+    <w:p>
+      <w:r>
+        <w:t>________________________________________________________________</w:t>
+      </w:r>
+    </w:p>
+    <w:p>
+      <w:r>
+        <w:t>________________________________________________________________</w:t>
+      </w:r>
+    </w:p>
+    <w:p>
+      <w:r>
+        <w:t>________________________________________________________________</w:t>
+      </w:r>
+    </w:p>
+    <w:p>
+      <w:pPr>
+        <w:pStyle w:val="ListBullet"/>
+      </w:pPr>
+      <w:r>
+        <w:t>Hint if needed: Use the changed condition and the deciding step in the pictorial trace. The answer must say what follows from those facts.</w:t>
+      </w:r>
+    </w:p>
+    <w:p>
+      <w:pPr>
+        <w:pStyle w:val="Heading2"/>
+      </w:pPr>
+      <w:r>
+        <w:t>Check after the changed attempt · reference / check after trying</w:t>
+      </w:r>
+    </w:p>
+    <w:p>
+      <w:pPr>
+        <w:spacing w:line="336" w:lineRule="auto" w:after="180"/>
+      </w:pPr>
+      <w:r>
+        <w:rPr>
+          <w:b w:val="0"/>
+        </w:rPr>
+        <w:t>After your attempt, compare with the supported explanation: That vector now matches the declared coordinate order. Gradient values are meaningful only when their parameter names and array positions agree.</w:t>
+      </w:r>
+    </w:p>
+    <w:p>
+      <w:pPr>
+        <w:pStyle w:val="Heading2"/>
+      </w:pPr>
+      <w:r>
+        <w:t>Repair and retain the record</w:t>
+      </w:r>
+    </w:p>
+    <w:p>
+      <w:pPr>
+        <w:spacing w:line="336" w:lineRule="auto" w:after="180"/>
+      </w:pPr>
+      <w:r>
+        <w:rPr>
+          <w:b w:val="0"/>
+        </w:rPr>
+        <w:t xml:space="preserve">Review Initialisation and reproducibility (ai-5/17). Goal: Trace how starting values affect a fixed </w:t>
+      </w:r>
+      <w:r>
+        <w:rPr>
+          <w:b/>
+        </w:rPr>
+        <w:t>training</w:t>
+      </w:r>
+      <w:r>
+        <w:rPr>
+          <w:b w:val="0"/>
+        </w:rPr>
+        <w:t xml:space="preserve"> budget. Short practice: Does the matching final loss mean the parameter values are equal?</w:t>
+      </w:r>
+    </w:p>
+    <w:p>
+      <w:pPr>
+        <w:spacing w:line="336" w:lineRule="auto" w:after="180"/>
+      </w:pPr>
+      <w:r>
+        <w:rPr>
+          <w:b w:val="0"/>
+        </w:rPr>
+        <w:t xml:space="preserve">Point to the relevant step in the picture, then write the changed result and the rule or </w:t>
+      </w:r>
+      <w:r>
+        <w:rPr>
+          <w:b/>
+        </w:rPr>
+        <w:t>evidence</w:t>
+      </w:r>
+      <w:r>
+        <w:rPr>
+          <w:b w:val="0"/>
+        </w:rPr>
+        <w:t xml:space="preserve"> that supports it.. Return to this week and explain what you changed.</w:t>
+      </w:r>
+    </w:p>
+    <w:p>
+      <w:pPr>
+        <w:spacing w:line="336" w:lineRule="auto" w:after="180"/>
+      </w:pPr>
+      <w:r>
+        <w:rPr>
+          <w:b w:val="0"/>
+        </w:rPr>
+        <w:t xml:space="preserve">Review </w:t>
+      </w:r>
+      <w:r>
+        <w:rPr>
+          <w:b/>
+        </w:rPr>
+        <w:t>Training</w:t>
+      </w:r>
+      <w:r>
+        <w:rPr>
+          <w:b w:val="0"/>
+        </w:rPr>
+        <w:t xml:space="preserve"> and validation curves (ai-5/15). Goal: Compute comparable </w:t>
+      </w:r>
+      <w:r>
+        <w:rPr>
+          <w:b/>
+        </w:rPr>
+        <w:t>training</w:t>
+      </w:r>
+      <w:r>
+        <w:rPr>
+          <w:b w:val="0"/>
+        </w:rPr>
+        <w:t xml:space="preserve"> and validation losses at saved checkpoints. Short practice: Can the original epoch 3 </w:t>
+      </w:r>
+      <w:r>
+        <w:rPr>
+          <w:b/>
+        </w:rPr>
+        <w:t>training</w:t>
+      </w:r>
+      <w:r>
+        <w:rPr>
+          <w:b w:val="0"/>
+        </w:rPr>
+        <w:t xml:space="preserve"> loss 1 justify claiming best generalisation?</w:t>
+      </w:r>
+    </w:p>
+    <w:p>
+      <w:pPr>
+        <w:spacing w:line="336" w:lineRule="auto" w:after="180"/>
+      </w:pPr>
+      <w:r>
+        <w:rPr>
+          <w:b w:val="0"/>
+        </w:rPr>
+        <w:t xml:space="preserve">Point to the relevant step in the picture, then write the changed result and the rule or </w:t>
+      </w:r>
+      <w:r>
+        <w:rPr>
+          <w:b/>
+        </w:rPr>
+        <w:t>evidence</w:t>
+      </w:r>
+      <w:r>
+        <w:rPr>
+          <w:b w:val="0"/>
+        </w:rPr>
+        <w:t xml:space="preserve"> that supports it.. Return to this week and explain what you changed.</w:t>
+      </w:r>
+    </w:p>
+    <w:p>
+      <w:pPr>
+        <w:spacing w:line="336" w:lineRule="auto" w:after="180"/>
+      </w:pPr>
+      <w:r>
+        <w:rPr>
+          <w:b w:val="0"/>
+        </w:rPr>
+        <w:t xml:space="preserve">Review </w:t>
+      </w:r>
+      <w:r>
+        <w:rPr>
+          <w:b/>
+        </w:rPr>
+        <w:t>Training</w:t>
+      </w:r>
+      <w:r>
+        <w:rPr>
+          <w:b w:val="0"/>
+        </w:rPr>
+        <w:t xml:space="preserve"> a small network (ai-5/12). Goal: Trace repeated forward loss gradient and update steps. Short practice: Which parameter changed, and which part was not trained?</w:t>
+      </w:r>
+    </w:p>
+    <w:p>
+      <w:pPr>
+        <w:spacing w:line="336" w:lineRule="auto" w:after="180"/>
+      </w:pPr>
+      <w:r>
+        <w:rPr>
+          <w:b w:val="0"/>
+        </w:rPr>
+        <w:t xml:space="preserve">Point to the relevant step in the picture, then write the changed result and the rule or </w:t>
+      </w:r>
+      <w:r>
+        <w:rPr>
+          <w:b/>
+        </w:rPr>
+        <w:t>evidence</w:t>
+      </w:r>
+      <w:r>
+        <w:rPr>
+          <w:b w:val="0"/>
+        </w:rPr>
+        <w:t xml:space="preserve"> that supports it.. Return to this week and explain what you changed.</w:t>
+      </w:r>
+    </w:p>
+    <w:p>
+      <w:pPr>
+        <w:spacing w:line="336" w:lineRule="auto" w:after="180"/>
+      </w:pPr>
+      <w:r>
+        <w:rPr>
+          <w:b w:val="0"/>
+        </w:rPr>
+        <w:t xml:space="preserve">The browser lab lets you edit the supported Python examples already included in this lesson. Predict first, run, inspect the actual </w:t>
+      </w:r>
+      <w:r>
+        <w:rPr>
+          <w:b/>
+        </w:rPr>
+        <w:t>output</w:t>
+      </w:r>
+      <w:r>
+        <w:rPr>
+          <w:b w:val="0"/>
+        </w:rPr>
+        <w:t xml:space="preserve"> or error, change one </w:t>
+      </w:r>
+      <w:r>
+        <w:rPr>
+          <w:b/>
+        </w:rPr>
+        <w:t>input</w:t>
+      </w:r>
+      <w:r>
+        <w:rPr>
+          <w:b w:val="0"/>
+        </w:rPr>
+        <w:t>, then run again.</w:t>
+      </w:r>
+    </w:p>
+    <w:p>
+      <w:pPr>
+        <w:spacing w:line="336" w:lineRule="auto" w:after="180"/>
+      </w:pPr>
+      <w:r>
+        <w:rPr>
+          <w:b w:val="0"/>
+        </w:rPr>
+        <w:t xml:space="preserve">Keep code, </w:t>
+      </w:r>
+      <w:r>
+        <w:rPr>
+          <w:b/>
+        </w:rPr>
+        <w:t>prediction</w:t>
+      </w:r>
+      <w:r>
+        <w:rPr>
+          <w:b w:val="0"/>
+        </w:rPr>
+        <w:t>s, actual results and a reasoned revision together. On paper, label your result as a trace rather than an execution.</w:t>
+      </w:r>
+    </w:p>
+    <w:p>
+      <w:pPr>
+        <w:spacing w:line="336" w:lineRule="auto" w:after="180"/>
+      </w:pPr>
+      <w:r>
+        <w:rPr>
+          <w:b w:val="0"/>
+        </w:rPr>
+        <w:t xml:space="preserve">Use Download completed work in the hosted lesson to export your answers, reflections, practice feedback and code-run </w:t>
+      </w:r>
+      <w:r>
+        <w:rPr>
+          <w:b/>
+        </w:rPr>
+        <w:t>evidence</w:t>
+      </w:r>
+      <w:r>
+        <w:rPr>
+          <w:b w:val="0"/>
+        </w:rPr>
+        <w:t>. Open the HTML copy to read or print it.</w:t>
+      </w:r>
+    </w:p>
+    <w:p>
+      <w:pPr>
+        <w:spacing w:line="336" w:lineRule="auto" w:after="180"/>
+      </w:pPr>
+      <w:r>
+        <w:rPr>
+          <w:b w:val="0"/>
+        </w:rPr>
+        <w:t>Drafts stay in this browser when storage is available; clear drafts on a shared device.</w:t>
+      </w:r>
+    </w:p>
+    <w:p>
+      <w:pPr>
+        <w:pStyle w:val="Heading3"/>
+      </w:pPr>
+      <w:r>
+        <w:t>What I repaired, the evidence I kept and the next test</w:t>
+      </w:r>
+    </w:p>
+    <w:p>
+      <w:r>
+        <w:t>________________________________________________________________</w:t>
+      </w:r>
+    </w:p>
+    <w:p>
+      <w:r>
+        <w:t>________________________________________________________________</w:t>
+      </w:r>
+    </w:p>
+    <w:p>
+      <w:r>
+        <w:t>________________________________________________________________</w:t>
+      </w:r>
+    </w:p>
+    <w:p>
+      <w:r>
+        <w:t>________________________________________________________________</w:t>
+      </w:r>
+    </w:p>
+    <w:p>
+      <w:r>
+        <w:t>________________________________________________________________</w:t>
+      </w:r>
+    </w:p>
+    <w:p>
+      <w:pPr>
+        <w:pStyle w:val="Heading2"/>
+      </w:pPr>
+      <w:r>
+        <w:t>Earlier wording, alternatives and picture transcripts · reference / check after trying</w:t>
       </w:r>
     </w:p>
     <w:p>
@@ -2036,68 +2229,10 @@
     </w:p>
     <w:p>
       <w:pPr>
-        <w:spacing w:line="336" w:lineRule="auto" w:after="180"/>
-      </w:pPr>
-      <w:r>
-        <w:rPr>
-          <w:b w:val="0"/>
-        </w:rPr>
-        <w:t>Catch a gradient -order bug before the optimiser changes parameters.</w:t>
-      </w:r>
-    </w:p>
-    <w:p>
-      <w:pPr>
         <w:pStyle w:val="Heading3"/>
       </w:pPr>
       <w:r>
-        <w:t>Practice 1: explain the deciding evidence</w:t>
-      </w:r>
-    </w:p>
-    <w:p>
-      <w:pPr>
-        <w:spacing w:line="336" w:lineRule="auto" w:after="180"/>
-      </w:pPr>
-      <w:r>
-        <w:rPr>
-          <w:b w:val="0"/>
-        </w:rPr>
-        <w:t>Which labelled step matches this detail? At rate 0.01: new [a, c]=[1.08, 0.12]; y = 2.52, loss 2.1904.</w:t>
-      </w:r>
-    </w:p>
-    <w:p>
-      <w:pPr>
-        <w:spacing w:line="336" w:lineRule="auto" w:after="180"/>
-        <w:shd w:fill="F4F9FC"/>
-      </w:pPr>
-      <w:r>
-        <w:rPr>
-          <w:b w:val="0"/>
-        </w:rPr>
-        <w:t>1. Compute correct gradient</w:t>
-      </w:r>
-    </w:p>
-    <w:p>
-      <w:pPr>
-        <w:spacing w:line="336" w:lineRule="auto" w:after="180"/>
-        <w:shd w:fill="F4F9FC"/>
-      </w:pPr>
-      <w:r>
-        <w:rPr>
-          <w:b w:val="0"/>
-        </w:rPr>
-        <w:t>2. Check coordinates</w:t>
-      </w:r>
-    </w:p>
-    <w:p>
-      <w:pPr>
-        <w:spacing w:line="336" w:lineRule="auto" w:after="180"/>
-        <w:shd w:fill="F4F9FC"/>
-      </w:pPr>
-      <w:r>
-        <w:rPr>
-          <w:b w:val="0"/>
-        </w:rPr>
-        <w:t>3. Apply correct update</w:t>
+        <w:t>Repair a missing building block</w:t>
       </w:r>
     </w:p>
     <w:p>
@@ -2105,32 +2240,7 @@
         <w:pStyle w:val="Heading3"/>
       </w:pPr>
       <w:r>
-        <w:t>My selected conclusion, deciding fact and explanation</w:t>
-      </w:r>
-    </w:p>
-    <w:p>
-      <w:r>
-        <w:t>________________________________________________________________</w:t>
-      </w:r>
-    </w:p>
-    <w:p>
-      <w:r>
-        <w:t>________________________________________________________________</w:t>
-      </w:r>
-    </w:p>
-    <w:p>
-      <w:r>
-        <w:t>________________________________________________________________</w:t>
-      </w:r>
-    </w:p>
-    <w:p>
-      <w:r>
-        <w:t>________________________________________________________________</w:t>
-      </w:r>
-    </w:p>
-    <w:p>
-      <w:r>
-        <w:t>________________________________________________________________</w:t>
+        <w:t>Predict, run and debug</w:t>
       </w:r>
     </w:p>
     <w:p>
@@ -2138,565 +2248,25 @@
         <w:pStyle w:val="Heading3"/>
       </w:pPr>
       <w:r>
-        <w:t>Hint · try first</w:t>
-      </w:r>
-    </w:p>
-    <w:p>
-      <w:pPr>
-        <w:spacing w:line="336" w:lineRule="auto" w:after="180"/>
-        <w:shd w:fill="F1F6F8"/>
-      </w:pPr>
-      <w:r>
-        <w:rPr>
-          <w:b w:val="0"/>
-        </w:rPr>
-        <w:t>Hint if needed: Read the steps in the pictorial case. Match the supplied detail to the stage that performs or records it.</w:t>
-      </w:r>
-    </w:p>
-    <w:p>
-      <w:pPr>
-        <w:pStyle w:val="Heading3"/>
-      </w:pPr>
-      <w:r>
-        <w:t>Feedback · compare after trying</w:t>
-      </w:r>
-    </w:p>
-    <w:p>
-      <w:pPr>
-        <w:spacing w:line="336" w:lineRule="auto" w:after="180"/>
-        <w:shd w:fill="F1F6FC"/>
-      </w:pPr>
-      <w:r>
-        <w:rPr>
-          <w:b w:val="0"/>
-        </w:rPr>
-        <w:t xml:space="preserve">After your attempt, compare with the supported explanation: Apply correct update At rate 0.01: new [a, c]=[1.08, 0.12]; y = 2.52, loss 2.1904. Array </w:t>
-      </w:r>
-      <w:r>
-        <w:rPr>
-          <w:b/>
-        </w:rPr>
-        <w:t>shape</w:t>
-      </w:r>
-      <w:r>
-        <w:rPr>
-          <w:b w:val="0"/>
-        </w:rPr>
-        <w:t xml:space="preserve"> and coordinate meaning both matter.</w:t>
-      </w:r>
-    </w:p>
-    <w:p>
-      <w:pPr>
-        <w:spacing w:line="336" w:lineRule="auto" w:after="180"/>
-        <w:shd w:fill="F1F6FC"/>
-      </w:pPr>
-      <w:r>
-        <w:rPr>
-          <w:b w:val="0"/>
-        </w:rPr>
-        <w:t>A vector with two entries can have the right length but assign each derivative to the wrong parameter. Label the entries a and c, then perturb one coordinate at a time to check their slopes.</w:t>
-      </w:r>
-    </w:p>
-    <w:p>
-      <w:pPr>
-        <w:spacing w:line="336" w:lineRule="auto" w:after="180"/>
-        <w:shd w:fill="F1F6FC"/>
-      </w:pPr>
-      <w:r>
-        <w:rPr>
-          <w:b w:val="0"/>
-        </w:rPr>
-        <w:t>Repairing the coordinate mapping is necessary before using the gradient to update the network.</w:t>
-      </w:r>
-    </w:p>
-    <w:p>
-      <w:pPr>
-        <w:pStyle w:val="Heading3"/>
-      </w:pPr>
-      <w:r>
-        <w:t>Practice 2: explain the deciding evidence</w:t>
-      </w:r>
-    </w:p>
-    <w:p>
-      <w:pPr>
-        <w:pStyle w:val="Heading3"/>
-      </w:pPr>
-      <w:r>
-        <w:t>Changed case · predict first</w:t>
-      </w:r>
-    </w:p>
-    <w:p>
-      <w:pPr>
-        <w:spacing w:line="336" w:lineRule="auto" w:after="180"/>
-        <w:shd w:fill="F5F1FB"/>
-      </w:pPr>
-      <w:r>
-        <w:rPr>
-          <w:b w:val="0"/>
-        </w:rPr>
-        <w:t>Changed-case practice: The program changes its declared order to [c, a] and returns [-12,-8]. Which conclusion is supported by the supplied facts?</w:t>
-      </w:r>
-    </w:p>
-    <w:p>
-      <w:pPr>
-        <w:spacing w:line="336" w:lineRule="auto" w:after="180"/>
-        <w:shd w:fill="F4F9FC"/>
-      </w:pPr>
-      <w:r>
-        <w:rPr>
-          <w:b w:val="0"/>
-        </w:rPr>
-        <w:t xml:space="preserve">1. This one example guarantees correct results for every future </w:t>
-      </w:r>
-      <w:r>
-        <w:rPr>
-          <w:b/>
-        </w:rPr>
-        <w:t>input</w:t>
-      </w:r>
-      <w:r>
-        <w:rPr>
-          <w:b w:val="0"/>
-        </w:rPr>
-        <w:t>.</w:t>
-      </w:r>
-    </w:p>
-    <w:p>
-      <w:pPr>
-        <w:spacing w:line="336" w:lineRule="auto" w:after="180"/>
-        <w:shd w:fill="F4F9FC"/>
-      </w:pPr>
-      <w:r>
-        <w:rPr>
-          <w:b w:val="0"/>
-        </w:rPr>
-        <w:t>2. That vector now matches the declared coordinate order.</w:t>
-      </w:r>
-    </w:p>
-    <w:p>
-      <w:pPr>
-        <w:spacing w:line="336" w:lineRule="auto" w:after="180"/>
-        <w:shd w:fill="F4F9FC"/>
-      </w:pPr>
-      <w:r>
-        <w:rPr>
-          <w:b w:val="0"/>
-        </w:rPr>
-        <w:t xml:space="preserve">3. We can decide the result without examining the changed </w:t>
-      </w:r>
-      <w:r>
-        <w:rPr>
-          <w:b/>
-        </w:rPr>
-        <w:t>input</w:t>
-      </w:r>
-      <w:r>
-        <w:rPr>
-          <w:b w:val="0"/>
-        </w:rPr>
-        <w:t xml:space="preserve"> or the procedure.</w:t>
-      </w:r>
-    </w:p>
-    <w:p>
-      <w:pPr>
-        <w:pStyle w:val="Heading3"/>
-      </w:pPr>
-      <w:r>
-        <w:t>My selected conclusion, deciding fact and explanation</w:t>
-      </w:r>
-    </w:p>
-    <w:p>
-      <w:r>
-        <w:t>________________________________________________________________</w:t>
-      </w:r>
-    </w:p>
-    <w:p>
-      <w:r>
-        <w:t>________________________________________________________________</w:t>
-      </w:r>
-    </w:p>
-    <w:p>
-      <w:r>
-        <w:t>________________________________________________________________</w:t>
-      </w:r>
-    </w:p>
-    <w:p>
-      <w:r>
-        <w:t>________________________________________________________________</w:t>
-      </w:r>
-    </w:p>
-    <w:p>
-      <w:r>
-        <w:t>________________________________________________________________</w:t>
-      </w:r>
-    </w:p>
-    <w:p>
-      <w:pPr>
-        <w:pStyle w:val="Heading3"/>
-      </w:pPr>
-      <w:r>
-        <w:t>Hint · try first</w:t>
-      </w:r>
-    </w:p>
-    <w:p>
-      <w:pPr>
-        <w:spacing w:line="336" w:lineRule="auto" w:after="180"/>
-        <w:shd w:fill="F1F6F8"/>
-      </w:pPr>
-      <w:r>
-        <w:rPr>
-          <w:b w:val="0"/>
-        </w:rPr>
-        <w:t>Hint if needed: Use the changed condition and the deciding step in the pictorial trace. The answer must say what follows from those facts.</w:t>
-      </w:r>
-    </w:p>
-    <w:p>
-      <w:pPr>
-        <w:pStyle w:val="Heading3"/>
-      </w:pPr>
-      <w:r>
-        <w:t>Feedback · compare after trying</w:t>
-      </w:r>
-    </w:p>
-    <w:p>
-      <w:pPr>
-        <w:spacing w:line="336" w:lineRule="auto" w:after="180"/>
-        <w:shd w:fill="F1F6FC"/>
-      </w:pPr>
-      <w:r>
-        <w:rPr>
-          <w:b w:val="0"/>
-        </w:rPr>
-        <w:t>After your attempt, compare with the supported explanation: That vector now matches the declared coordinate order. Gradient values are meaningful only when their parameter names and array positions agree.</w:t>
-      </w:r>
-    </w:p>
-    <w:p>
-      <w:pPr>
-        <w:pStyle w:val="Heading3"/>
-      </w:pPr>
-      <w:r>
-        <w:t>Repair a missing building block</w:t>
-      </w:r>
-    </w:p>
-    <w:p>
-      <w:pPr>
-        <w:spacing w:line="336" w:lineRule="auto" w:after="180"/>
-      </w:pPr>
-      <w:r>
-        <w:rPr>
-          <w:b w:val="0"/>
-        </w:rPr>
-        <w:t xml:space="preserve">Review Initialisation and reproducibility (ai-5/17). Goal: Trace how starting values affect a fixed </w:t>
-      </w:r>
-      <w:r>
-        <w:rPr>
-          <w:b/>
-        </w:rPr>
-        <w:t>training</w:t>
-      </w:r>
-      <w:r>
-        <w:rPr>
-          <w:b w:val="0"/>
-        </w:rPr>
-        <w:t xml:space="preserve"> budget. Short practice: Does the matching final loss mean the parameter values are equal?</w:t>
-      </w:r>
-    </w:p>
-    <w:p>
-      <w:pPr>
-        <w:spacing w:line="336" w:lineRule="auto" w:after="180"/>
-      </w:pPr>
-      <w:r>
-        <w:rPr>
-          <w:b w:val="0"/>
-        </w:rPr>
-        <w:t xml:space="preserve">Point to the relevant step in the picture, then write the changed result and the rule or </w:t>
-      </w:r>
-      <w:r>
-        <w:rPr>
-          <w:b/>
-        </w:rPr>
-        <w:t>evidence</w:t>
-      </w:r>
-      <w:r>
-        <w:rPr>
-          <w:b w:val="0"/>
-        </w:rPr>
-        <w:t xml:space="preserve"> that supports it.. Return to this week and explain what you changed.</w:t>
-      </w:r>
-    </w:p>
-    <w:p>
-      <w:pPr>
-        <w:spacing w:line="336" w:lineRule="auto" w:after="180"/>
-      </w:pPr>
-      <w:r>
-        <w:rPr>
-          <w:b w:val="0"/>
-        </w:rPr>
-        <w:t xml:space="preserve">Review </w:t>
-      </w:r>
-      <w:r>
-        <w:rPr>
-          <w:b/>
-        </w:rPr>
-        <w:t>Training</w:t>
-      </w:r>
-      <w:r>
-        <w:rPr>
-          <w:b w:val="0"/>
-        </w:rPr>
-        <w:t xml:space="preserve"> and validation curves (ai-5/15). Goal: Compute comparable </w:t>
-      </w:r>
-      <w:r>
-        <w:rPr>
-          <w:b/>
-        </w:rPr>
-        <w:t>training</w:t>
-      </w:r>
-      <w:r>
-        <w:rPr>
-          <w:b w:val="0"/>
-        </w:rPr>
-        <w:t xml:space="preserve"> and validation losses at saved checkpoints. Short practice: Can the original epoch 3 </w:t>
-      </w:r>
-      <w:r>
-        <w:rPr>
-          <w:b/>
-        </w:rPr>
-        <w:t>training</w:t>
-      </w:r>
-      <w:r>
-        <w:rPr>
-          <w:b w:val="0"/>
-        </w:rPr>
-        <w:t xml:space="preserve"> loss 1 justify claiming best generalisation?</w:t>
-      </w:r>
-    </w:p>
-    <w:p>
-      <w:pPr>
-        <w:spacing w:line="336" w:lineRule="auto" w:after="180"/>
-      </w:pPr>
-      <w:r>
-        <w:rPr>
-          <w:b w:val="0"/>
-        </w:rPr>
-        <w:t xml:space="preserve">Point to the relevant step in the picture, then write the changed result and the rule or </w:t>
-      </w:r>
-      <w:r>
-        <w:rPr>
-          <w:b/>
-        </w:rPr>
-        <w:t>evidence</w:t>
-      </w:r>
-      <w:r>
-        <w:rPr>
-          <w:b w:val="0"/>
-        </w:rPr>
-        <w:t xml:space="preserve"> that supports it.. Return to this week and explain what you changed.</w:t>
-      </w:r>
-    </w:p>
-    <w:p>
-      <w:pPr>
-        <w:spacing w:line="336" w:lineRule="auto" w:after="180"/>
-      </w:pPr>
-      <w:r>
-        <w:rPr>
-          <w:b w:val="0"/>
-        </w:rPr>
-        <w:t xml:space="preserve">Review </w:t>
-      </w:r>
-      <w:r>
-        <w:rPr>
-          <w:b/>
-        </w:rPr>
-        <w:t>Training</w:t>
-      </w:r>
-      <w:r>
-        <w:rPr>
-          <w:b w:val="0"/>
-        </w:rPr>
-        <w:t xml:space="preserve"> a small network (ai-5/12). Goal: Trace repeated forward loss gradient and update steps. Short practice: Which parameter changed, and which part was not trained?</w:t>
-      </w:r>
-    </w:p>
-    <w:p>
-      <w:pPr>
-        <w:spacing w:line="336" w:lineRule="auto" w:after="180"/>
-      </w:pPr>
-      <w:r>
-        <w:rPr>
-          <w:b w:val="0"/>
-        </w:rPr>
-        <w:t xml:space="preserve">Point to the relevant step in the picture, then write the changed result and the rule or </w:t>
-      </w:r>
-      <w:r>
-        <w:rPr>
-          <w:b/>
-        </w:rPr>
-        <w:t>evidence</w:t>
-      </w:r>
-      <w:r>
-        <w:rPr>
-          <w:b w:val="0"/>
-        </w:rPr>
-        <w:t xml:space="preserve"> that supports it.. Return to this week and explain what you changed.</w:t>
-      </w:r>
-    </w:p>
-    <w:p>
-      <w:pPr>
-        <w:pStyle w:val="Heading3"/>
-      </w:pPr>
-      <w:r>
-        <w:t>Predict, run and debug</w:t>
-      </w:r>
-    </w:p>
-    <w:p>
-      <w:pPr>
-        <w:spacing w:line="336" w:lineRule="auto" w:after="180"/>
-      </w:pPr>
-      <w:r>
-        <w:rPr>
-          <w:b w:val="0"/>
-        </w:rPr>
-        <w:t xml:space="preserve">The browser lab lets you edit the supported Python examples already included in this lesson. Predict first, run, inspect the actual </w:t>
-      </w:r>
-      <w:r>
-        <w:rPr>
-          <w:b/>
-        </w:rPr>
-        <w:t>output</w:t>
-      </w:r>
-      <w:r>
-        <w:rPr>
-          <w:b w:val="0"/>
-        </w:rPr>
-        <w:t xml:space="preserve"> or error, change one </w:t>
-      </w:r>
-      <w:r>
-        <w:rPr>
-          <w:b/>
-        </w:rPr>
-        <w:t>input</w:t>
-      </w:r>
-      <w:r>
-        <w:rPr>
-          <w:b w:val="0"/>
-        </w:rPr>
-        <w:t>, then run again.</w:t>
-      </w:r>
-    </w:p>
-    <w:p>
-      <w:pPr>
-        <w:spacing w:line="336" w:lineRule="auto" w:after="180"/>
-      </w:pPr>
-      <w:r>
-        <w:rPr>
-          <w:b w:val="0"/>
-        </w:rPr>
-        <w:t xml:space="preserve">Keep code, </w:t>
-      </w:r>
-      <w:r>
-        <w:rPr>
-          <w:b/>
-        </w:rPr>
-        <w:t>prediction</w:t>
-      </w:r>
-      <w:r>
-        <w:rPr>
-          <w:b w:val="0"/>
-        </w:rPr>
-        <w:t>s, actual results and a reasoned revision together. On paper, label your result as a trace rather than an execution.</w:t>
-      </w:r>
-    </w:p>
-    <w:p>
-      <w:pPr>
-        <w:pStyle w:val="Heading3"/>
-      </w:pPr>
-      <w:r>
         <w:t>Keep your completed work</w:t>
       </w:r>
     </w:p>
     <w:p>
       <w:pPr>
-        <w:spacing w:line="336" w:lineRule="auto" w:after="180"/>
-      </w:pPr>
-      <w:r>
-        <w:rPr>
-          <w:b w:val="0"/>
-        </w:rPr>
-        <w:t xml:space="preserve">Use Download completed work in the hosted lesson to export your answers, reflections, practice feedback and code-run </w:t>
-      </w:r>
-      <w:r>
-        <w:rPr>
-          <w:b/>
-        </w:rPr>
-        <w:t>evidence</w:t>
-      </w:r>
-      <w:r>
-        <w:rPr>
-          <w:b w:val="0"/>
-        </w:rPr>
-        <w:t>. Open the HTML copy to read or print it.</w:t>
-      </w:r>
-    </w:p>
-    <w:p>
-      <w:pPr>
-        <w:spacing w:line="336" w:lineRule="auto" w:after="180"/>
-      </w:pPr>
-      <w:r>
-        <w:rPr>
-          <w:b w:val="0"/>
-        </w:rPr>
-        <w:t>Drafts stay in this browser when storage is available; clear drafts on a shared device.</w:t>
-      </w:r>
-    </w:p>
-    <w:p>
-      <w:pPr>
-        <w:pStyle w:val="Heading3"/>
-      </w:pPr>
-      <w:r>
-        <w:t>What I repaired, the evidence I kept and the next test</w:t>
-      </w:r>
-    </w:p>
-    <w:p>
-      <w:r>
-        <w:t>________________________________________________________________</w:t>
-      </w:r>
-    </w:p>
-    <w:p>
-      <w:r>
-        <w:t>________________________________________________________________</w:t>
-      </w:r>
-    </w:p>
-    <w:p>
-      <w:r>
-        <w:t>________________________________________________________________</w:t>
-      </w:r>
-    </w:p>
-    <w:p>
-      <w:r>
-        <w:t>________________________________________________________________</w:t>
-      </w:r>
-    </w:p>
-    <w:p>
-      <w:r>
-        <w:t>________________________________________________________________</w:t>
-      </w:r>
-    </w:p>
-    <w:p>
-      <w:pPr>
         <w:pStyle w:val="Heading1"/>
       </w:pPr>
       <w:r>
-        <w:t>15. Visual concept journey</w:t>
-      </w:r>
-    </w:p>
-    <w:p>
-      <w:r>
-        <w:t>Explain each Debugging shapes and gradients picture from its labels, then record a relevant limit.</w:t>
-      </w:r>
-    </w:p>
-    <w:p>
-      <w:pPr>
-        <w:pStyle w:val="Heading3"/>
+        <w:t>15. Reference · Six-picture response sheets</w:t>
+      </w:r>
+    </w:p>
+    <w:p>
+      <w:r>
+        <w:t>Choose the picture that helps explain the current step.</w:t>
+      </w:r>
+    </w:p>
+    <w:p>
+      <w:pPr>
+        <w:pStyle w:val="Heading2"/>
       </w:pPr>
       <w:r>
         <w:t>01. Debugging shapes and gradients: the case</w:t>
@@ -2775,7 +2345,6 @@
     <w:p>
       <w:pPr>
         <w:spacing w:line="336" w:lineRule="auto" w:after="180"/>
-        <w:shd w:fill="F5F1FB"/>
       </w:pPr>
       <w:r>
         <w:rPr>
@@ -2814,7 +2383,7 @@
     </w:p>
     <w:p>
       <w:pPr>
-        <w:pStyle w:val="Heading3"/>
+        <w:pStyle w:val="Heading2"/>
       </w:pPr>
       <w:r>
         <w:t>02. Follow the deciding steps</w:t>
@@ -2870,7 +2439,6 @@
     <w:p>
       <w:pPr>
         <w:spacing w:line="336" w:lineRule="auto" w:after="180"/>
-        <w:shd w:fill="F5F1FB"/>
       </w:pPr>
       <w:r>
         <w:rPr>
@@ -2921,7 +2489,7 @@
     </w:p>
     <w:p>
       <w:pPr>
-        <w:pStyle w:val="Heading3"/>
+        <w:pStyle w:val="Heading2"/>
       </w:pPr>
       <w:r>
         <w:t>03. Repair from the first disagreement</w:t>
@@ -2989,7 +2557,6 @@
     <w:p>
       <w:pPr>
         <w:spacing w:line="336" w:lineRule="auto" w:after="180"/>
-        <w:shd w:fill="F5F1FB"/>
       </w:pPr>
       <w:r>
         <w:rPr>
@@ -3028,7 +2595,7 @@
     </w:p>
     <w:p>
       <w:pPr>
-        <w:pStyle w:val="Heading3"/>
+        <w:pStyle w:val="Heading2"/>
       </w:pPr>
       <w:r>
         <w:t>04. Change one thing. Trace what follows.</w:t>
@@ -3095,7 +2662,6 @@
     <w:p>
       <w:pPr>
         <w:spacing w:line="336" w:lineRule="auto" w:after="180"/>
-        <w:shd w:fill="F5F1FB"/>
       </w:pPr>
       <w:r>
         <w:rPr>
@@ -3134,7 +2700,7 @@
     </w:p>
     <w:p>
       <w:pPr>
-        <w:pStyle w:val="Heading3"/>
+        <w:pStyle w:val="Heading2"/>
       </w:pPr>
       <w:r>
         <w:t>05. Connect the explanation to its limit</w:t>
@@ -3236,7 +2802,6 @@
     <w:p>
       <w:pPr>
         <w:spacing w:line="336" w:lineRule="auto" w:after="180"/>
-        <w:shd w:fill="F5F1FB"/>
       </w:pPr>
       <w:r>
         <w:rPr>
@@ -3275,7 +2840,7 @@
     </w:p>
     <w:p>
       <w:pPr>
-        <w:pStyle w:val="Heading3"/>
+        <w:pStyle w:val="Heading2"/>
       </w:pPr>
       <w:r>
         <w:t>06. Make the idea visible in your project</w:t>
@@ -3389,7 +2954,6 @@
     <w:p>
       <w:pPr>
         <w:spacing w:line="336" w:lineRule="auto" w:after="180"/>
-        <w:shd w:fill="F5F1FB"/>
       </w:pPr>
       <w:r>
         <w:rPr>
@@ -3436,6 +3000,62 @@
     <w:p>
       <w:r>
         <w:t>________________________________________________________________</w:t>
+      </w:r>
+    </w:p>
+    <w:p>
+      <w:pPr>
+        <w:pStyle w:val="Heading2"/>
+      </w:pPr>
+      <w:r>
+        <w:t>Earlier wording, alternatives and picture transcripts · reference / check after trying</w:t>
+      </w:r>
+    </w:p>
+    <w:p>
+      <w:pPr>
+        <w:pStyle w:val="Heading3"/>
+      </w:pPr>
+      <w:r>
+        <w:t>01. Debugging shapes and gradients: the case</w:t>
+      </w:r>
+    </w:p>
+    <w:p>
+      <w:pPr>
+        <w:pStyle w:val="Heading3"/>
+      </w:pPr>
+      <w:r>
+        <w:t>02. Follow the deciding steps</w:t>
+      </w:r>
+    </w:p>
+    <w:p>
+      <w:pPr>
+        <w:pStyle w:val="Heading3"/>
+      </w:pPr>
+      <w:r>
+        <w:t>03. Repair from the first disagreement</w:t>
+      </w:r>
+    </w:p>
+    <w:p>
+      <w:pPr>
+        <w:pStyle w:val="Heading3"/>
+      </w:pPr>
+      <w:r>
+        <w:t>04. Change one thing. Trace what follows.</w:t>
+      </w:r>
+    </w:p>
+    <w:p>
+      <w:pPr>
+        <w:pStyle w:val="Heading3"/>
+      </w:pPr>
+      <w:r>
+        <w:t>05. Connect the explanation to its limit</w:t>
+      </w:r>
+    </w:p>
+    <w:p>
+      <w:pPr>
+        <w:pStyle w:val="Heading3"/>
+      </w:pPr>
+      <w:r>
+        <w:t>06. Make the idea visible in your project</w:t>
       </w:r>
     </w:p>
     <w:sectPr>
